--- a/РиРсУС/1/23-КБ-ПР3_Давков_1.docx
+++ b/РиРсУС/1/23-КБ-ПР3_Давков_1.docx
@@ -32,6 +32,14 @@
           <w:szCs w:val="24"/>
         </w:rPr>
       </w:r>
+      <w:r>
+        <w:rPr>
+          <w:rFonts w:ascii="Times New Roman" w:hAnsi="Times New Roman" w:cs="Times New Roman"/>
+          <w:caps/>
+          <w:sz w:val="24"/>
+          <w:szCs w:val="24"/>
+        </w:rPr>
+      </w:r>
     </w:p>
     <w:p>
       <w:pPr>
@@ -60,6 +68,13 @@
           <w:szCs w:val="24"/>
         </w:rPr>
       </w:r>
+      <w:r>
+        <w:rPr>
+          <w:rFonts w:ascii="Times New Roman" w:hAnsi="Times New Roman" w:cs="Times New Roman"/>
+          <w:sz w:val="24"/>
+          <w:szCs w:val="24"/>
+        </w:rPr>
+      </w:r>
     </w:p>
     <w:p>
       <w:pPr>
@@ -80,6 +95,13 @@
           <w:szCs w:val="24"/>
         </w:rPr>
         <w:t xml:space="preserve">высшего образования</w:t>
+      </w:r>
+      <w:r>
+        <w:rPr>
+          <w:rFonts w:ascii="Times New Roman" w:hAnsi="Times New Roman" w:cs="Times New Roman"/>
+          <w:sz w:val="24"/>
+          <w:szCs w:val="24"/>
+        </w:rPr>
       </w:r>
       <w:r>
         <w:rPr>
@@ -142,13 +164,7 @@
           <w:szCs w:val="28"/>
         </w:rPr>
       </w:r>
-    </w:p>
-    <w:p>
-      <w:pPr>
-        <w:pBdr/>
-        <w:spacing w:after="0" w:line="240" w:lineRule="auto"/>
-        <w:ind/>
-        <w:jc w:val="center"/>
+      <w:r>
         <w:rPr>
           <w:rFonts w:ascii="Times New Roman" w:hAnsi="Times New Roman" w:cs="Times New Roman"/>
           <w:b/>
@@ -156,8 +172,14 @@
           <w:sz w:val="28"/>
           <w:szCs w:val="28"/>
         </w:rPr>
-      </w:pPr>
-      <w:r>
+      </w:r>
+    </w:p>
+    <w:p>
+      <w:pPr>
+        <w:pBdr/>
+        <w:spacing w:after="0" w:line="240" w:lineRule="auto"/>
+        <w:ind/>
+        <w:jc w:val="center"/>
         <w:rPr>
           <w:rFonts w:ascii="Times New Roman" w:hAnsi="Times New Roman" w:cs="Times New Roman"/>
           <w:b/>
@@ -165,8 +187,7 @@
           <w:sz w:val="28"/>
           <w:szCs w:val="28"/>
         </w:rPr>
-        <w:t xml:space="preserve">(ФГБОУ ВО «КубГ</w:t>
-      </w:r>
+      </w:pPr>
       <w:r>
         <w:rPr>
           <w:rFonts w:ascii="Times New Roman" w:hAnsi="Times New Roman" w:cs="Times New Roman"/>
@@ -175,7 +196,7 @@
           <w:sz w:val="28"/>
           <w:szCs w:val="28"/>
         </w:rPr>
-        <w:t xml:space="preserve">Т</w:t>
+        <w:t xml:space="preserve">(ФГБОУ ВО «КубГ</w:t>
       </w:r>
       <w:r>
         <w:rPr>
@@ -185,7 +206,7 @@
           <w:sz w:val="28"/>
           <w:szCs w:val="28"/>
         </w:rPr>
-        <w:t xml:space="preserve">У»)</w:t>
+        <w:t xml:space="preserve">Т</w:t>
       </w:r>
       <w:r>
         <w:rPr>
@@ -195,6 +216,25 @@
           <w:sz w:val="28"/>
           <w:szCs w:val="28"/>
         </w:rPr>
+        <w:t xml:space="preserve">У»)</w:t>
+      </w:r>
+      <w:r>
+        <w:rPr>
+          <w:rFonts w:ascii="Times New Roman" w:hAnsi="Times New Roman" w:cs="Times New Roman"/>
+          <w:b/>
+          <w:bCs/>
+          <w:sz w:val="28"/>
+          <w:szCs w:val="28"/>
+        </w:rPr>
+      </w:r>
+      <w:r>
+        <w:rPr>
+          <w:rFonts w:ascii="Times New Roman" w:hAnsi="Times New Roman" w:cs="Times New Roman"/>
+          <w:b/>
+          <w:bCs/>
+          <w:sz w:val="28"/>
+          <w:szCs w:val="28"/>
+        </w:rPr>
       </w:r>
     </w:p>
     <w:p>
@@ -229,6 +269,15 @@
           <w:szCs w:val="32"/>
         </w:rPr>
       </w:r>
+      <w:r>
+        <w:rPr>
+          <w:rFonts w:ascii="Times New Roman" w:hAnsi="Times New Roman" w:cs="Times New Roman"/>
+          <w:b/>
+          <w:bCs/>
+          <w:sz w:val="32"/>
+          <w:szCs w:val="32"/>
+        </w:rPr>
+      </w:r>
     </w:p>
     <w:p>
       <w:pPr>
@@ -263,13 +312,7 @@
           <w:szCs w:val="28"/>
         </w:rPr>
       </w:r>
-    </w:p>
-    <w:p>
-      <w:pPr>
-        <w:pBdr/>
-        <w:spacing w:after="0" w:line="240" w:lineRule="auto"/>
-        <w:ind/>
-        <w:jc w:val="center"/>
+      <w:r>
         <w:rPr>
           <w:rFonts w:ascii="Times New Roman" w:hAnsi="Times New Roman" w:cs="Times New Roman"/>
           <w:b/>
@@ -277,8 +320,14 @@
           <w:sz w:val="28"/>
           <w:szCs w:val="28"/>
         </w:rPr>
-      </w:pPr>
-      <w:r>
+      </w:r>
+    </w:p>
+    <w:p>
+      <w:pPr>
+        <w:pBdr/>
+        <w:spacing w:after="0" w:line="240" w:lineRule="auto"/>
+        <w:ind/>
+        <w:jc w:val="center"/>
         <w:rPr>
           <w:rFonts w:ascii="Times New Roman" w:hAnsi="Times New Roman" w:cs="Times New Roman"/>
           <w:b/>
@@ -286,8 +335,7 @@
           <w:sz w:val="28"/>
           <w:szCs w:val="28"/>
         </w:rPr>
-        <w:t xml:space="preserve">Кафедра </w:t>
-      </w:r>
+      </w:pPr>
       <w:r>
         <w:rPr>
           <w:rFonts w:ascii="Times New Roman" w:hAnsi="Times New Roman" w:cs="Times New Roman"/>
@@ -296,7 +344,7 @@
           <w:sz w:val="28"/>
           <w:szCs w:val="28"/>
         </w:rPr>
-        <w:t xml:space="preserve">информационных систем и программирования</w:t>
+        <w:t xml:space="preserve">Кафедра </w:t>
       </w:r>
       <w:r>
         <w:rPr>
@@ -306,14 +354,9 @@
           <w:sz w:val="28"/>
           <w:szCs w:val="28"/>
         </w:rPr>
-      </w:r>
-    </w:p>
-    <w:p>
-      <w:pPr>
-        <w:pBdr/>
-        <w:spacing w:after="0" w:line="240" w:lineRule="auto"/>
-        <w:ind/>
-        <w:jc w:val="center"/>
+        <w:t xml:space="preserve">информационных систем и программирования</w:t>
+      </w:r>
+      <w:r>
         <w:rPr>
           <w:rFonts w:ascii="Times New Roman" w:hAnsi="Times New Roman" w:cs="Times New Roman"/>
           <w:b/>
@@ -321,7 +364,7 @@
           <w:sz w:val="28"/>
           <w:szCs w:val="28"/>
         </w:rPr>
-      </w:pPr>
+      </w:r>
       <w:r>
         <w:rPr>
           <w:rFonts w:ascii="Times New Roman" w:hAnsi="Times New Roman" w:cs="Times New Roman"/>
@@ -331,7 +374,13 @@
           <w:szCs w:val="28"/>
         </w:rPr>
       </w:r>
-      <w:r>
+    </w:p>
+    <w:p>
+      <w:pPr>
+        <w:pBdr/>
+        <w:spacing w:after="0" w:line="240" w:lineRule="auto"/>
+        <w:ind/>
+        <w:jc w:val="center"/>
         <w:rPr>
           <w:rFonts w:ascii="Times New Roman" w:hAnsi="Times New Roman" w:cs="Times New Roman"/>
           <w:b/>
@@ -339,14 +388,8 @@
           <w:sz w:val="28"/>
           <w:szCs w:val="28"/>
         </w:rPr>
-      </w:r>
-    </w:p>
-    <w:p>
-      <w:pPr>
-        <w:pBdr/>
-        <w:spacing w:after="0" w:line="240" w:lineRule="auto"/>
-        <w:ind/>
-        <w:jc w:val="center"/>
+      </w:pPr>
+      <w:r>
         <w:rPr>
           <w:rFonts w:ascii="Times New Roman" w:hAnsi="Times New Roman" w:cs="Times New Roman"/>
           <w:b/>
@@ -354,7 +397,7 @@
           <w:sz w:val="28"/>
           <w:szCs w:val="28"/>
         </w:rPr>
-      </w:pPr>
+      </w:r>
       <w:r>
         <w:rPr>
           <w:rFonts w:ascii="Times New Roman" w:hAnsi="Times New Roman" w:cs="Times New Roman"/>
@@ -406,13 +449,7 @@
           <w:szCs w:val="28"/>
         </w:rPr>
       </w:r>
-    </w:p>
-    <w:p>
-      <w:pPr>
-        <w:pBdr/>
-        <w:spacing w:after="0" w:line="240" w:lineRule="auto"/>
-        <w:ind/>
-        <w:jc w:val="center"/>
+      <w:r>
         <w:rPr>
           <w:rFonts w:ascii="Times New Roman" w:hAnsi="Times New Roman" w:cs="Times New Roman"/>
           <w:b/>
@@ -420,8 +457,14 @@
           <w:sz w:val="28"/>
           <w:szCs w:val="28"/>
         </w:rPr>
-      </w:pPr>
-      <w:r>
+      </w:r>
+    </w:p>
+    <w:p>
+      <w:pPr>
+        <w:pBdr/>
+        <w:spacing w:after="0" w:line="240" w:lineRule="auto"/>
+        <w:ind/>
+        <w:jc w:val="center"/>
         <w:rPr>
           <w:rFonts w:ascii="Times New Roman" w:hAnsi="Times New Roman" w:cs="Times New Roman"/>
           <w:b/>
@@ -429,7 +472,7 @@
           <w:sz w:val="28"/>
           <w:szCs w:val="28"/>
         </w:rPr>
-      </w:r>
+      </w:pPr>
       <w:r>
         <w:rPr>
           <w:rFonts w:ascii="Times New Roman" w:hAnsi="Times New Roman" w:cs="Times New Roman"/>
@@ -439,13 +482,7 @@
           <w:szCs w:val="28"/>
         </w:rPr>
       </w:r>
-    </w:p>
-    <w:p>
-      <w:pPr>
-        <w:pBdr/>
-        <w:spacing w:after="0" w:line="240" w:lineRule="auto"/>
-        <w:ind/>
-        <w:jc w:val="center"/>
+      <w:r>
         <w:rPr>
           <w:rFonts w:ascii="Times New Roman" w:hAnsi="Times New Roman" w:cs="Times New Roman"/>
           <w:b/>
@@ -453,7 +490,82 @@
           <w:sz w:val="28"/>
           <w:szCs w:val="28"/>
         </w:rPr>
-      </w:pPr>
+      </w:r>
+      <w:r>
+        <w:rPr>
+          <w:rFonts w:ascii="Times New Roman" w:hAnsi="Times New Roman" w:cs="Times New Roman"/>
+          <w:b/>
+          <w:bCs/>
+          <w:sz w:val="28"/>
+          <w:szCs w:val="28"/>
+        </w:rPr>
+      </w:r>
+    </w:p>
+    <w:p>
+      <w:pPr>
+        <w:pBdr/>
+        <w:spacing w:after="0" w:line="240" w:lineRule="auto"/>
+        <w:ind/>
+        <w:jc w:val="center"/>
+        <w:rPr>
+          <w:rFonts w:ascii="Times New Roman" w:hAnsi="Times New Roman" w:cs="Times New Roman"/>
+          <w:b/>
+          <w:bCs/>
+          <w:sz w:val="28"/>
+          <w:szCs w:val="28"/>
+        </w:rPr>
+      </w:pPr>
+      <w:r>
+        <w:rPr>
+          <w:rFonts w:ascii="Times New Roman" w:hAnsi="Times New Roman" w:cs="Times New Roman"/>
+          <w:b/>
+          <w:bCs/>
+          <w:sz w:val="28"/>
+          <w:szCs w:val="28"/>
+        </w:rPr>
+      </w:r>
+      <w:r>
+        <w:rPr>
+          <w:rFonts w:ascii="Times New Roman" w:hAnsi="Times New Roman" w:cs="Times New Roman"/>
+          <w:b/>
+          <w:bCs/>
+          <w:sz w:val="28"/>
+          <w:szCs w:val="28"/>
+        </w:rPr>
+      </w:r>
+      <w:r>
+        <w:rPr>
+          <w:rFonts w:ascii="Times New Roman" w:hAnsi="Times New Roman" w:cs="Times New Roman"/>
+          <w:b/>
+          <w:bCs/>
+          <w:sz w:val="28"/>
+          <w:szCs w:val="28"/>
+        </w:rPr>
+      </w:r>
+    </w:p>
+    <w:p>
+      <w:pPr>
+        <w:pBdr/>
+        <w:spacing w:after="0" w:line="240" w:lineRule="auto"/>
+        <w:ind/>
+        <w:jc w:val="center"/>
+        <w:rPr>
+          <w:rFonts w:ascii="Times New Roman" w:hAnsi="Times New Roman" w:cs="Times New Roman"/>
+          <w:b/>
+          <w:bCs/>
+          <w:sz w:val="28"/>
+          <w:szCs w:val="28"/>
+        </w:rPr>
+      </w:pPr>
+      <w:r>
+        <w:rPr>
+          <w:rFonts w:ascii="Times New Roman" w:hAnsi="Times New Roman" w:cs="Times New Roman"/>
+          <w:b/>
+          <w:bCs/>
+          <w:sz w:val="28"/>
+          <w:szCs w:val="28"/>
+        </w:rPr>
+      </w:r>
       <w:r>
         <w:rPr>
           <w:rFonts w:ascii="Times New Roman" w:hAnsi="Times New Roman" w:cs="Times New Roman"/>
@@ -520,13 +632,7 @@
           <w:szCs w:val="28"/>
         </w:rPr>
       </w:r>
-    </w:p>
-    <w:p>
-      <w:pPr>
-        <w:pBdr/>
-        <w:spacing w:after="0" w:line="240" w:lineRule="auto"/>
-        <w:ind/>
-        <w:jc w:val="center"/>
+      <w:r>
         <w:rPr>
           <w:rFonts w:ascii="Times New Roman" w:hAnsi="Times New Roman" w:cs="Times New Roman"/>
           <w:b/>
@@ -535,8 +641,14 @@
           <w:sz w:val="28"/>
           <w:szCs w:val="28"/>
         </w:rPr>
-      </w:pPr>
-      <w:r>
+      </w:r>
+    </w:p>
+    <w:p>
+      <w:pPr>
+        <w:pBdr/>
+        <w:spacing w:after="0" w:line="240" w:lineRule="auto"/>
+        <w:ind/>
+        <w:jc w:val="center"/>
         <w:rPr>
           <w:rFonts w:ascii="Times New Roman" w:hAnsi="Times New Roman" w:cs="Times New Roman"/>
           <w:b/>
@@ -545,8 +657,7 @@
           <w:sz w:val="28"/>
           <w:szCs w:val="28"/>
         </w:rPr>
-        <w:t xml:space="preserve">Дисциплина: Рефракторинг и работа с унаследованным кодом</w:t>
-      </w:r>
+      </w:pPr>
       <w:r>
         <w:rPr>
           <w:rFonts w:ascii="Times New Roman" w:hAnsi="Times New Roman" w:cs="Times New Roman"/>
@@ -556,44 +667,9 @@
           <w:sz w:val="28"/>
           <w:szCs w:val="28"/>
         </w:rPr>
-      </w:r>
-    </w:p>
-    <w:p>
-      <w:pPr>
-        <w:pBdr/>
-        <w:spacing w:after="0" w:line="240" w:lineRule="auto"/>
-        <w:ind/>
-        <w:jc w:val="center"/>
-        <w:rPr>
-          <w:rFonts w:ascii="Times New Roman" w:hAnsi="Times New Roman" w:cs="Times New Roman"/>
-          <w:color w:val="000000" w:themeColor="text1"/>
-          <w:sz w:val="28"/>
-          <w:szCs w:val="28"/>
-        </w:rPr>
-      </w:pPr>
-      <w:r>
-        <w:rPr>
-          <w:rFonts w:ascii="Times New Roman" w:hAnsi="Times New Roman" w:cs="Times New Roman"/>
-          <w:color w:val="000000" w:themeColor="text1"/>
-          <w:sz w:val="28"/>
-          <w:szCs w:val="28"/>
-        </w:rPr>
-      </w:r>
-      <w:r>
-        <w:rPr>
-          <w:rFonts w:ascii="Times New Roman" w:hAnsi="Times New Roman" w:cs="Times New Roman"/>
-          <w:color w:val="000000" w:themeColor="text1"/>
-          <w:sz w:val="28"/>
-          <w:szCs w:val="28"/>
-        </w:rPr>
-      </w:r>
-    </w:p>
-    <w:p>
-      <w:pPr>
-        <w:pBdr/>
-        <w:spacing w:after="0" w:line="240" w:lineRule="auto"/>
-        <w:ind/>
-        <w:jc w:val="center"/>
+        <w:t xml:space="preserve">Дисциплина: Рефракторинг и работа с унаследованным кодом</w:t>
+      </w:r>
+      <w:r>
         <w:rPr>
           <w:rFonts w:ascii="Times New Roman" w:hAnsi="Times New Roman" w:cs="Times New Roman"/>
           <w:b/>
@@ -602,7 +678,7 @@
           <w:sz w:val="28"/>
           <w:szCs w:val="28"/>
         </w:rPr>
-      </w:pPr>
+      </w:r>
       <w:r>
         <w:rPr>
           <w:rFonts w:ascii="Times New Roman" w:hAnsi="Times New Roman" w:cs="Times New Roman"/>
@@ -613,7 +689,51 @@
           <w:szCs w:val="28"/>
         </w:rPr>
       </w:r>
-      <w:r>
+    </w:p>
+    <w:p>
+      <w:pPr>
+        <w:pBdr/>
+        <w:spacing w:after="0" w:line="240" w:lineRule="auto"/>
+        <w:ind/>
+        <w:jc w:val="center"/>
+        <w:rPr>
+          <w:rFonts w:ascii="Times New Roman" w:hAnsi="Times New Roman" w:cs="Times New Roman"/>
+          <w:color w:val="000000" w:themeColor="text1"/>
+          <w:sz w:val="28"/>
+          <w:szCs w:val="28"/>
+        </w:rPr>
+      </w:pPr>
+      <w:r>
+        <w:rPr>
+          <w:rFonts w:ascii="Times New Roman" w:hAnsi="Times New Roman" w:cs="Times New Roman"/>
+          <w:color w:val="000000" w:themeColor="text1"/>
+          <w:sz w:val="28"/>
+          <w:szCs w:val="28"/>
+        </w:rPr>
+      </w:r>
+      <w:r>
+        <w:rPr>
+          <w:rFonts w:ascii="Times New Roman" w:hAnsi="Times New Roman" w:cs="Times New Roman"/>
+          <w:color w:val="000000" w:themeColor="text1"/>
+          <w:sz w:val="28"/>
+          <w:szCs w:val="28"/>
+        </w:rPr>
+      </w:r>
+      <w:r>
+        <w:rPr>
+          <w:rFonts w:ascii="Times New Roman" w:hAnsi="Times New Roman" w:cs="Times New Roman"/>
+          <w:color w:val="000000" w:themeColor="text1"/>
+          <w:sz w:val="28"/>
+          <w:szCs w:val="28"/>
+        </w:rPr>
+      </w:r>
+    </w:p>
+    <w:p>
+      <w:pPr>
+        <w:pBdr/>
+        <w:spacing w:after="0" w:line="240" w:lineRule="auto"/>
+        <w:ind/>
+        <w:jc w:val="center"/>
         <w:rPr>
           <w:rFonts w:ascii="Times New Roman" w:hAnsi="Times New Roman" w:cs="Times New Roman"/>
           <w:b/>
@@ -622,14 +742,8 @@
           <w:sz w:val="28"/>
           <w:szCs w:val="28"/>
         </w:rPr>
-      </w:r>
-    </w:p>
-    <w:p>
-      <w:pPr>
-        <w:pBdr/>
-        <w:spacing w:after="0" w:line="240" w:lineRule="auto"/>
-        <w:ind/>
-        <w:jc w:val="center"/>
+      </w:pPr>
+      <w:r>
         <w:rPr>
           <w:rFonts w:ascii="Times New Roman" w:hAnsi="Times New Roman" w:cs="Times New Roman"/>
           <w:b/>
@@ -638,7 +752,7 @@
           <w:sz w:val="28"/>
           <w:szCs w:val="28"/>
         </w:rPr>
-      </w:pPr>
+      </w:r>
       <w:r>
         <w:rPr>
           <w:rFonts w:ascii="Times New Roman" w:hAnsi="Times New Roman" w:cs="Times New Roman"/>
@@ -695,13 +809,7 @@
           <w:szCs w:val="28"/>
         </w:rPr>
       </w:r>
-    </w:p>
-    <w:p>
-      <w:pPr>
-        <w:pBdr/>
-        <w:spacing w:after="0" w:line="240" w:lineRule="auto"/>
-        <w:ind/>
-        <w:jc w:val="center"/>
+      <w:r>
         <w:rPr>
           <w:rFonts w:ascii="Times New Roman" w:hAnsi="Times New Roman" w:cs="Times New Roman"/>
           <w:b/>
@@ -710,8 +818,14 @@
           <w:sz w:val="28"/>
           <w:szCs w:val="28"/>
         </w:rPr>
-      </w:pPr>
-      <w:r>
+      </w:r>
+    </w:p>
+    <w:p>
+      <w:pPr>
+        <w:pBdr/>
+        <w:spacing w:after="0" w:line="240" w:lineRule="auto"/>
+        <w:ind/>
+        <w:jc w:val="center"/>
         <w:rPr>
           <w:rFonts w:ascii="Times New Roman" w:hAnsi="Times New Roman" w:cs="Times New Roman"/>
           <w:b/>
@@ -720,7 +834,7 @@
           <w:sz w:val="28"/>
           <w:szCs w:val="28"/>
         </w:rPr>
-      </w:r>
+      </w:pPr>
       <w:r>
         <w:rPr>
           <w:rFonts w:ascii="Times New Roman" w:hAnsi="Times New Roman" w:cs="Times New Roman"/>
@@ -731,13 +845,7 @@
           <w:szCs w:val="28"/>
         </w:rPr>
       </w:r>
-    </w:p>
-    <w:p>
-      <w:pPr>
-        <w:pBdr/>
-        <w:spacing w:after="0" w:line="240" w:lineRule="auto"/>
-        <w:ind/>
-        <w:jc w:val="center"/>
+      <w:r>
         <w:rPr>
           <w:rFonts w:ascii="Times New Roman" w:hAnsi="Times New Roman" w:cs="Times New Roman"/>
           <w:b/>
@@ -746,7 +854,7 @@
           <w:sz w:val="28"/>
           <w:szCs w:val="28"/>
         </w:rPr>
-      </w:pPr>
+      </w:r>
       <w:r>
         <w:rPr>
           <w:rFonts w:ascii="Times New Roman" w:hAnsi="Times New Roman" w:cs="Times New Roman"/>
@@ -757,7 +865,13 @@
           <w:szCs w:val="28"/>
         </w:rPr>
       </w:r>
-      <w:r>
+    </w:p>
+    <w:p>
+      <w:pPr>
+        <w:pBdr/>
+        <w:spacing w:after="0" w:line="240" w:lineRule="auto"/>
+        <w:ind/>
+        <w:jc w:val="center"/>
         <w:rPr>
           <w:rFonts w:ascii="Times New Roman" w:hAnsi="Times New Roman" w:cs="Times New Roman"/>
           <w:b/>
@@ -766,6 +880,82 @@
           <w:sz w:val="28"/>
           <w:szCs w:val="28"/>
         </w:rPr>
+      </w:pPr>
+      <w:r>
+        <w:rPr>
+          <w:rFonts w:ascii="Times New Roman" w:hAnsi="Times New Roman" w:cs="Times New Roman"/>
+          <w:b/>
+          <w:bCs/>
+          <w:color w:val="000000" w:themeColor="text1"/>
+          <w:sz w:val="28"/>
+          <w:szCs w:val="28"/>
+        </w:rPr>
+      </w:r>
+      <w:r>
+        <w:rPr>
+          <w:rFonts w:ascii="Times New Roman" w:hAnsi="Times New Roman" w:cs="Times New Roman"/>
+          <w:b/>
+          <w:bCs/>
+          <w:color w:val="000000" w:themeColor="text1"/>
+          <w:sz w:val="28"/>
+          <w:szCs w:val="28"/>
+        </w:rPr>
+      </w:r>
+      <w:r>
+        <w:rPr>
+          <w:rFonts w:ascii="Times New Roman" w:hAnsi="Times New Roman" w:cs="Times New Roman"/>
+          <w:b/>
+          <w:bCs/>
+          <w:color w:val="000000" w:themeColor="text1"/>
+          <w:sz w:val="28"/>
+          <w:szCs w:val="28"/>
+        </w:rPr>
+      </w:r>
+    </w:p>
+    <w:p>
+      <w:pPr>
+        <w:pBdr/>
+        <w:spacing w:after="0" w:line="240" w:lineRule="auto"/>
+        <w:ind/>
+        <w:jc w:val="center"/>
+        <w:rPr>
+          <w:rFonts w:ascii="Times New Roman" w:hAnsi="Times New Roman" w:cs="Times New Roman"/>
+          <w:b/>
+          <w:bCs/>
+          <w:color w:val="000000" w:themeColor="text1"/>
+          <w:sz w:val="28"/>
+          <w:szCs w:val="28"/>
+        </w:rPr>
+      </w:pPr>
+      <w:r>
+        <w:rPr>
+          <w:rFonts w:ascii="Times New Roman" w:hAnsi="Times New Roman" w:cs="Times New Roman"/>
+          <w:b/>
+          <w:bCs/>
+          <w:color w:val="000000" w:themeColor="text1"/>
+          <w:sz w:val="28"/>
+          <w:szCs w:val="28"/>
+        </w:rPr>
+      </w:r>
+      <w:r>
+        <w:rPr>
+          <w:rFonts w:ascii="Times New Roman" w:hAnsi="Times New Roman" w:cs="Times New Roman"/>
+          <w:b/>
+          <w:bCs/>
+          <w:color w:val="000000" w:themeColor="text1"/>
+          <w:sz w:val="28"/>
+          <w:szCs w:val="28"/>
+        </w:rPr>
+      </w:r>
+      <w:r>
+        <w:rPr>
+          <w:rFonts w:ascii="Times New Roman" w:hAnsi="Times New Roman" w:cs="Times New Roman"/>
+          <w:b/>
+          <w:bCs/>
+          <w:color w:val="000000" w:themeColor="text1"/>
+          <w:sz w:val="28"/>
+          <w:szCs w:val="28"/>
+        </w:rPr>
       </w:r>
     </w:p>
     <w:p>
@@ -807,6 +997,14 @@
           <w:szCs w:val="28"/>
         </w:rPr>
       </w:r>
+      <w:r>
+        <w:rPr>
+          <w:rFonts w:ascii="Times New Roman" w:hAnsi="Times New Roman" w:cs="Times New Roman"/>
+          <w:color w:val="000000" w:themeColor="text1"/>
+          <w:sz w:val="28"/>
+          <w:szCs w:val="28"/>
+        </w:rPr>
+      </w:r>
     </w:p>
     <w:p>
       <w:pPr>
@@ -837,28 +1035,28 @@
           <w:szCs w:val="28"/>
         </w:rPr>
       </w:r>
-    </w:p>
-    <w:p>
-      <w:pPr>
-        <w:pBdr/>
-        <w:spacing w:after="0" w:line="240" w:lineRule="auto"/>
-        <w:ind/>
-        <w:jc w:val="both"/>
+      <w:r>
         <w:rPr>
           <w:rFonts w:ascii="Times New Roman" w:hAnsi="Times New Roman" w:cs="Times New Roman"/>
           <w:color w:val="ff0000"/>
           <w:sz w:val="28"/>
           <w:szCs w:val="28"/>
         </w:rPr>
-      </w:pPr>
-      <w:r>
+      </w:r>
+    </w:p>
+    <w:p>
+      <w:pPr>
+        <w:pBdr/>
+        <w:spacing w:after="0" w:line="240" w:lineRule="auto"/>
+        <w:ind/>
+        <w:jc w:val="both"/>
         <w:rPr>
           <w:rFonts w:ascii="Times New Roman" w:hAnsi="Times New Roman" w:cs="Times New Roman"/>
           <w:color w:val="ff0000"/>
           <w:sz w:val="28"/>
           <w:szCs w:val="28"/>
         </w:rPr>
-      </w:r>
+      </w:pPr>
       <w:r>
         <w:rPr>
           <w:rFonts w:ascii="Times New Roman" w:hAnsi="Times New Roman" w:cs="Times New Roman"/>
@@ -867,20 +1065,14 @@
           <w:szCs w:val="28"/>
         </w:rPr>
       </w:r>
-    </w:p>
-    <w:p>
-      <w:pPr>
-        <w:pBdr/>
-        <w:spacing w:after="0" w:line="240" w:lineRule="auto"/>
-        <w:ind/>
-        <w:jc w:val="both"/>
+      <w:r>
         <w:rPr>
           <w:rFonts w:ascii="Times New Roman" w:hAnsi="Times New Roman" w:cs="Times New Roman"/>
           <w:color w:val="ff0000"/>
           <w:sz w:val="28"/>
           <w:szCs w:val="28"/>
         </w:rPr>
-      </w:pPr>
+      </w:r>
       <w:r>
         <w:rPr>
           <w:rFonts w:ascii="Times New Roman" w:hAnsi="Times New Roman" w:cs="Times New Roman"/>
@@ -889,28 +1081,28 @@
           <w:szCs w:val="28"/>
         </w:rPr>
       </w:r>
-      <w:r>
+    </w:p>
+    <w:p>
+      <w:pPr>
+        <w:pBdr/>
+        <w:spacing w:after="0" w:line="240" w:lineRule="auto"/>
+        <w:ind/>
+        <w:jc w:val="both"/>
         <w:rPr>
           <w:rFonts w:ascii="Times New Roman" w:hAnsi="Times New Roman" w:cs="Times New Roman"/>
           <w:color w:val="ff0000"/>
           <w:sz w:val="28"/>
           <w:szCs w:val="28"/>
         </w:rPr>
-      </w:r>
-    </w:p>
-    <w:p>
-      <w:pPr>
-        <w:pBdr/>
-        <w:spacing w:after="0" w:line="240" w:lineRule="auto"/>
-        <w:ind/>
-        <w:jc w:val="both"/>
+      </w:pPr>
+      <w:r>
         <w:rPr>
           <w:rFonts w:ascii="Times New Roman" w:hAnsi="Times New Roman" w:cs="Times New Roman"/>
           <w:color w:val="ff0000"/>
           <w:sz w:val="28"/>
           <w:szCs w:val="28"/>
         </w:rPr>
-      </w:pPr>
+      </w:r>
       <w:r>
         <w:rPr>
           <w:rFonts w:ascii="Times New Roman" w:hAnsi="Times New Roman" w:cs="Times New Roman"/>
@@ -936,6 +1128,44 @@
         <w:jc w:val="both"/>
         <w:rPr>
           <w:rFonts w:ascii="Times New Roman" w:hAnsi="Times New Roman" w:cs="Times New Roman"/>
+          <w:color w:val="ff0000"/>
+          <w:sz w:val="28"/>
+          <w:szCs w:val="28"/>
+        </w:rPr>
+      </w:pPr>
+      <w:r>
+        <w:rPr>
+          <w:rFonts w:ascii="Times New Roman" w:hAnsi="Times New Roman" w:cs="Times New Roman"/>
+          <w:color w:val="ff0000"/>
+          <w:sz w:val="28"/>
+          <w:szCs w:val="28"/>
+        </w:rPr>
+      </w:r>
+      <w:r>
+        <w:rPr>
+          <w:rFonts w:ascii="Times New Roman" w:hAnsi="Times New Roman" w:cs="Times New Roman"/>
+          <w:color w:val="ff0000"/>
+          <w:sz w:val="28"/>
+          <w:szCs w:val="28"/>
+        </w:rPr>
+      </w:r>
+      <w:r>
+        <w:rPr>
+          <w:rFonts w:ascii="Times New Roman" w:hAnsi="Times New Roman" w:cs="Times New Roman"/>
+          <w:color w:val="ff0000"/>
+          <w:sz w:val="28"/>
+          <w:szCs w:val="28"/>
+        </w:rPr>
+      </w:r>
+    </w:p>
+    <w:p>
+      <w:pPr>
+        <w:pBdr/>
+        <w:spacing w:after="0" w:line="240" w:lineRule="auto"/>
+        <w:ind/>
+        <w:jc w:val="both"/>
+        <w:rPr>
+          <w:rFonts w:ascii="Times New Roman" w:hAnsi="Times New Roman" w:cs="Times New Roman"/>
           <w:sz w:val="28"/>
           <w:szCs w:val="28"/>
         </w:rPr>
@@ -1009,26 +1239,26 @@
           <w:szCs w:val="28"/>
         </w:rPr>
       </w:r>
-    </w:p>
-    <w:p>
-      <w:pPr>
-        <w:pBdr/>
-        <w:spacing w:after="0" w:line="240" w:lineRule="auto"/>
-        <w:ind/>
-        <w:jc w:val="both"/>
+      <w:r>
         <w:rPr>
           <w:rFonts w:ascii="Times New Roman" w:hAnsi="Times New Roman" w:cs="Times New Roman"/>
           <w:sz w:val="28"/>
           <w:szCs w:val="28"/>
         </w:rPr>
-      </w:pPr>
-      <w:r>
+      </w:r>
+    </w:p>
+    <w:p>
+      <w:pPr>
+        <w:pBdr/>
+        <w:spacing w:after="0" w:line="240" w:lineRule="auto"/>
+        <w:ind/>
+        <w:jc w:val="both"/>
         <w:rPr>
           <w:rFonts w:ascii="Times New Roman" w:hAnsi="Times New Roman" w:cs="Times New Roman"/>
           <w:sz w:val="28"/>
           <w:szCs w:val="28"/>
         </w:rPr>
-      </w:r>
+      </w:pPr>
       <w:r>
         <w:rPr>
           <w:rFonts w:ascii="Times New Roman" w:hAnsi="Times New Roman" w:cs="Times New Roman"/>
@@ -1036,19 +1266,13 @@
           <w:szCs w:val="28"/>
         </w:rPr>
       </w:r>
-    </w:p>
-    <w:p>
-      <w:pPr>
-        <w:pBdr/>
-        <w:spacing w:after="0" w:line="240" w:lineRule="auto"/>
-        <w:ind/>
-        <w:jc w:val="both"/>
+      <w:r>
         <w:rPr>
           <w:rFonts w:ascii="Times New Roman" w:hAnsi="Times New Roman" w:cs="Times New Roman"/>
           <w:sz w:val="28"/>
           <w:szCs w:val="28"/>
         </w:rPr>
-      </w:pPr>
+      </w:r>
       <w:r>
         <w:rPr>
           <w:rFonts w:ascii="Times New Roman" w:hAnsi="Times New Roman" w:cs="Times New Roman"/>
@@ -1056,26 +1280,26 @@
           <w:szCs w:val="28"/>
         </w:rPr>
       </w:r>
-      <w:r>
+    </w:p>
+    <w:p>
+      <w:pPr>
+        <w:pBdr/>
+        <w:spacing w:after="0" w:line="240" w:lineRule="auto"/>
+        <w:ind/>
+        <w:jc w:val="both"/>
         <w:rPr>
           <w:rFonts w:ascii="Times New Roman" w:hAnsi="Times New Roman" w:cs="Times New Roman"/>
           <w:sz w:val="28"/>
           <w:szCs w:val="28"/>
         </w:rPr>
-      </w:r>
-    </w:p>
-    <w:p>
-      <w:pPr>
-        <w:pBdr/>
-        <w:spacing w:after="0" w:line="240" w:lineRule="auto"/>
-        <w:ind/>
-        <w:jc w:val="both"/>
+      </w:pPr>
+      <w:r>
         <w:rPr>
           <w:rFonts w:ascii="Times New Roman" w:hAnsi="Times New Roman" w:cs="Times New Roman"/>
           <w:sz w:val="28"/>
           <w:szCs w:val="28"/>
         </w:rPr>
-      </w:pPr>
+      </w:r>
       <w:r>
         <w:rPr>
           <w:rFonts w:ascii="Times New Roman" w:hAnsi="Times New Roman" w:cs="Times New Roman"/>
@@ -1117,34 +1341,83 @@
           <w:szCs w:val="28"/>
         </w:rPr>
       </w:r>
-    </w:p>
-    <w:p>
-      <w:pPr>
-        <w:pBdr/>
-        <w:spacing w:after="0" w:line="240" w:lineRule="auto"/>
-        <w:ind/>
-        <w:jc w:val="both"/>
+      <w:r>
         <w:rPr>
           <w:rFonts w:ascii="Times New Roman" w:hAnsi="Times New Roman" w:cs="Times New Roman"/>
           <w:sz w:val="28"/>
           <w:szCs w:val="28"/>
         </w:rPr>
-      </w:pPr>
-      <w:r>
+      </w:r>
+    </w:p>
+    <w:p>
+      <w:pPr>
+        <w:pBdr/>
+        <w:spacing w:after="0" w:line="240" w:lineRule="auto"/>
+        <w:ind/>
+        <w:jc w:val="both"/>
         <w:rPr>
           <w:rFonts w:ascii="Times New Roman" w:hAnsi="Times New Roman" w:cs="Times New Roman"/>
           <w:sz w:val="28"/>
           <w:szCs w:val="28"/>
         </w:rPr>
-        <w:t xml:space="preserve">Преподаватель: __________________________________________ </w:t>
-      </w:r>
+      </w:pPr>
       <w:r>
         <w:rPr>
           <w:rFonts w:ascii="Times New Roman" w:hAnsi="Times New Roman" w:cs="Times New Roman"/>
           <w:sz w:val="28"/>
           <w:szCs w:val="28"/>
         </w:rPr>
-        <w:t xml:space="preserve">А.Г. Волик</w:t>
+      </w:r>
+      <w:r>
+        <w:rPr>
+          <w:rFonts w:ascii="Times New Roman" w:hAnsi="Times New Roman" w:cs="Times New Roman"/>
+          <w:sz w:val="28"/>
+          <w:szCs w:val="28"/>
+        </w:rPr>
+      </w:r>
+      <w:r>
+        <w:rPr>
+          <w:rFonts w:ascii="Times New Roman" w:hAnsi="Times New Roman" w:cs="Times New Roman"/>
+          <w:sz w:val="28"/>
+          <w:szCs w:val="28"/>
+        </w:rPr>
+      </w:r>
+    </w:p>
+    <w:p>
+      <w:pPr>
+        <w:pBdr/>
+        <w:spacing w:after="0" w:line="240" w:lineRule="auto"/>
+        <w:ind/>
+        <w:jc w:val="both"/>
+        <w:rPr>
+          <w:rFonts w:ascii="Times New Roman" w:hAnsi="Times New Roman" w:cs="Times New Roman"/>
+          <w:sz w:val="28"/>
+          <w:szCs w:val="28"/>
+        </w:rPr>
+      </w:pPr>
+      <w:r>
+        <w:rPr>
+          <w:rFonts w:ascii="Times New Roman" w:hAnsi="Times New Roman" w:cs="Times New Roman"/>
+          <w:sz w:val="28"/>
+          <w:szCs w:val="28"/>
+        </w:rPr>
+        <w:t xml:space="preserve">Преподаватель: ________________________________________</w:t>
+      </w:r>
+      <w:r>
+        <w:rPr>
+          <w:rFonts w:ascii="Times New Roman" w:hAnsi="Times New Roman" w:cs="Times New Roman"/>
+          <w:sz w:val="28"/>
+          <w:szCs w:val="28"/>
+        </w:rPr>
+        <w:t xml:space="preserve">П.А Косолапов</w:t>
+      </w:r>
+      <w:r/>
+      <w:r>
+        <w:rPr>
+          <w:rFonts w:ascii="Times New Roman" w:hAnsi="Times New Roman" w:cs="Times New Roman"/>
+          <w:sz w:val="28"/>
+          <w:szCs w:val="28"/>
+        </w:rPr>
       </w:r>
       <w:r>
         <w:rPr>
@@ -1209,10 +1482,19 @@
           <w:szCs w:val="28"/>
         </w:rPr>
       </w:r>
+      <w:r>
+        <w:rPr>
+          <w:rFonts w:ascii="Times New Roman" w:hAnsi="Times New Roman" w:cs="Times New Roman"/>
+          <w:b/>
+          <w:bCs/>
+          <w:sz w:val="28"/>
+          <w:szCs w:val="28"/>
+        </w:rPr>
+      </w:r>
     </w:p>
     <w:p>
       <w:pPr>
-        <w:pStyle w:val="1_65"/>
+        <w:pStyle w:val="935"/>
         <w:pBdr/>
         <w:spacing/>
         <w:ind/>
@@ -1234,14 +1516,6 @@
       </w:r>
       <w:r>
         <w:t xml:space="preserve">Изучить базовые техники рефакторинга позволяющие различным образом манипулировать методами программы</w:t>
-      </w:r>
-      <w:r>
-        <w:rPr>
-          <w:rFonts w:ascii="Times New Roman" w:hAnsi="Times New Roman" w:eastAsia="Times New Roman" w:cs="Times New Roman"/>
-          <w:sz w:val="28"/>
-          <w:szCs w:val="28"/>
-          <w:lang w:eastAsia="ru-RU"/>
-        </w:rPr>
       </w:r>
       <w:r>
         <w:rPr>
@@ -1312,15 +1586,6 @@
           <w:lang w:eastAsia="ru-RU"/>
         </w:rPr>
       </w:r>
-    </w:p>
-    <w:p>
-      <w:pPr>
-        <w:pStyle w:val="1_65"/>
-        <w:pBdr/>
-        <w:spacing/>
-        <w:ind/>
-        <w:rPr/>
-      </w:pPr>
       <w:r>
         <w:rPr>
           <w:rFonts w:ascii="Times New Roman" w:hAnsi="Times New Roman" w:eastAsia="Times New Roman" w:cs="Times New Roman"/>
@@ -1329,12 +1594,15 @@
           <w:lang w:eastAsia="ru-RU"/>
         </w:rPr>
       </w:r>
-      <w:r>
-        <w:t xml:space="preserve">Рефакторинг (Refactoring) представляет собой изменение во внутренней структуре программного обеспечения, имеющее целью облегчить понимание его работы и упростить модификацию, не затрагивая наблюдаемого поведения. Производить рефакторинг (Refactor) значит и</w:t>
-      </w:r>
-      <w:r>
-        <w:t xml:space="preserve">зменять структуру программного обеспечения, применяя ряд рефакторингов, не затрагивая его поведения. </w:t>
-      </w:r>
+    </w:p>
+    <w:p>
+      <w:pPr>
+        <w:pStyle w:val="935"/>
+        <w:pBdr/>
+        <w:spacing/>
+        <w:ind/>
+        <w:rPr/>
+      </w:pPr>
       <w:r>
         <w:rPr>
           <w:rFonts w:ascii="Times New Roman" w:hAnsi="Times New Roman" w:eastAsia="Times New Roman" w:cs="Times New Roman"/>
@@ -1343,38 +1611,60 @@
           <w:lang w:eastAsia="ru-RU"/>
         </w:rPr>
       </w:r>
-    </w:p>
-    <w:p>
-      <w:pPr>
-        <w:pStyle w:val="1_65"/>
-        <w:pBdr/>
-        <w:spacing/>
-        <w:ind/>
+      <w:r>
+        <w:t xml:space="preserve">Рефакторинг (Refactoring) представляет собой изменение во внутренней структуре программного обеспечения, имеющее целью облегчить понимание его работы и упростить модификацию, не затрагивая наблюдаемого поведения. Производить рефакторинг (Refactor) значит и</w:t>
+      </w:r>
+      <w:r>
+        <w:t xml:space="preserve">зменять структуру программного обеспечения, применяя ряд рефакторингов, не затрагивая его поведения. </w:t>
+      </w:r>
+      <w:r>
         <w:rPr>
           <w:rFonts w:ascii="Times New Roman" w:hAnsi="Times New Roman" w:eastAsia="Times New Roman" w:cs="Times New Roman"/>
           <w:sz w:val="28"/>
           <w:szCs w:val="28"/>
           <w:lang w:eastAsia="ru-RU"/>
         </w:rPr>
-      </w:pPr>
-      <w:r>
-        <w:t xml:space="preserve">Целью рефакторинга является упрощение понимания и модификации программного обеспечения. Можно выполнить много изменений в программном обеспечении, в резуль</w:t>
-      </w:r>
-      <w:r>
-        <w:t xml:space="preserve">тате которых его видимое поведение изменится незначительно или вообще не изменится. Но рефакторингом будут только такие изменения, которые сделаны с целью облегчения понимания исходного кода. Противоположным примером может служить оптимизация производитель</w:t>
-      </w:r>
-      <w:r>
-        <w:t xml:space="preserve">ности.</w:t>
-      </w:r>
-      <w:r>
+      </w:r>
+      <w:r/>
+    </w:p>
+    <w:p>
+      <w:pPr>
+        <w:pStyle w:val="935"/>
+        <w:pBdr/>
+        <w:spacing/>
+        <w:ind/>
         <w:rPr>
           <w:rFonts w:ascii="Times New Roman" w:hAnsi="Times New Roman" w:eastAsia="Times New Roman" w:cs="Times New Roman"/>
           <w:sz w:val="28"/>
           <w:szCs w:val="28"/>
           <w:lang w:eastAsia="ru-RU"/>
         </w:rPr>
-      </w:r>
-      <w:r/>
+      </w:pPr>
+      <w:r>
+        <w:t xml:space="preserve">Целью рефакторинга является упрощение понимания и модификации программного обеспечения. Можно выполнить много изменений в программном обеспечении, в резуль</w:t>
+      </w:r>
+      <w:r>
+        <w:t xml:space="preserve">тате которых его видимое поведение изменится незначительно или вообще не изменится. Но рефакторингом будут только такие изменения, которые сделаны с целью облегчения понимания исходного кода. Противоположным примером может служить оптимизация производитель</w:t>
+      </w:r>
+      <w:r>
+        <w:t xml:space="preserve">ности.</w:t>
+      </w:r>
+      <w:r>
+        <w:rPr>
+          <w:rFonts w:ascii="Times New Roman" w:hAnsi="Times New Roman" w:eastAsia="Times New Roman" w:cs="Times New Roman"/>
+          <w:sz w:val="28"/>
+          <w:szCs w:val="28"/>
+          <w:lang w:eastAsia="ru-RU"/>
+        </w:rPr>
+      </w:r>
+      <w:r>
+        <w:rPr>
+          <w:rFonts w:ascii="Times New Roman" w:hAnsi="Times New Roman" w:eastAsia="Times New Roman" w:cs="Times New Roman"/>
+          <w:sz w:val="28"/>
+          <w:szCs w:val="28"/>
+          <w:lang w:eastAsia="ru-RU"/>
+        </w:rPr>
+      </w:r>
     </w:p>
     <w:p>
       <w:pPr>
@@ -1423,10 +1713,20 @@
           <w:lang w:eastAsia="ru-RU"/>
         </w:rPr>
       </w:r>
+      <w:r>
+        <w:rPr>
+          <w:rFonts w:ascii="Times New Roman" w:hAnsi="Times New Roman" w:eastAsia="Times New Roman" w:cs="Times New Roman"/>
+          <w:b/>
+          <w:bCs/>
+          <w:sz w:val="28"/>
+          <w:szCs w:val="28"/>
+          <w:lang w:eastAsia="ru-RU"/>
+        </w:rPr>
+      </w:r>
     </w:p>
     <w:p>
       <w:pPr>
-        <w:pStyle w:val="1_65"/>
+        <w:pStyle w:val="935"/>
         <w:suppressLineNumbers w:val="false"/>
         <w:pBdr/>
         <w:spacing w:after="0" w:before="0" w:line="360" w:lineRule="auto"/>
@@ -1435,15 +1735,18 @@
           <w14:ligatures w14:val="none"/>
         </w:rPr>
       </w:pPr>
-      <w:r/>
       <w:r>
         <w:t xml:space="preserve">1) Перед началом модификации кода написать тестовые наборы для проведения регрессионного тестирования метода statement класса Bill, представленного в примере 1.10. </w:t>
       </w:r>
-      <w:r/>
+      <w:r>
+        <w:rPr>
+          <w14:ligatures w14:val="none"/>
+        </w:rPr>
+      </w:r>
     </w:p>
     <w:p>
       <w:pPr>
-        <w:pStyle w:val="1_65"/>
+        <w:pStyle w:val="935"/>
         <w:suppressLineNumbers w:val="false"/>
         <w:pBdr/>
         <w:spacing w:after="0" w:before="0" w:line="360" w:lineRule="auto"/>
@@ -1458,11 +1761,15 @@
       <w:r>
         <w:t xml:space="preserve">ого ящика и учитывая, как количество товара и его категория влияют на сумму бонусов и скидку. (Количество тестов должно быть не менее 10-12 штук). </w:t>
       </w:r>
-      <w:r/>
+      <w:r>
+        <w:rPr>
+          <w14:ligatures w14:val="none"/>
+        </w:rPr>
+      </w:r>
     </w:p>
     <w:p>
       <w:pPr>
-        <w:pStyle w:val="1_65"/>
+        <w:pStyle w:val="935"/>
         <w:suppressLineNumbers w:val="false"/>
         <w:pBdr/>
         <w:spacing w:after="0" w:before="0" w:line="360" w:lineRule="auto"/>
@@ -1477,11 +1784,15 @@
       <w:r>
         <w:t xml:space="preserve">ть описанные в теории методы рефакторинга. </w:t>
       </w:r>
-      <w:r/>
+      <w:r>
+        <w:rPr>
+          <w14:ligatures w14:val="none"/>
+        </w:rPr>
+      </w:r>
     </w:p>
     <w:p>
       <w:pPr>
-        <w:pStyle w:val="1_65"/>
+        <w:pStyle w:val="935"/>
         <w:suppressLineNumbers w:val="false"/>
         <w:pBdr/>
         <w:spacing w:after="0" w:before="0" w:line="360" w:lineRule="auto"/>
@@ -1493,12 +1804,15 @@
       <w:r>
         <w:t xml:space="preserve">4) Проверить корректность работы нового метода и работоспособность старого метода формирования счета.</w:t>
       </w:r>
-      <w:r/>
-      <w:r/>
+      <w:r>
+        <w:rPr>
+          <w14:ligatures w14:val="none"/>
+        </w:rPr>
+      </w:r>
     </w:p>
     <w:p>
       <w:pPr>
-        <w:pStyle w:val="740"/>
+        <w:pStyle w:val="927"/>
         <w:pBdr/>
         <w:spacing w:line="360" w:lineRule="auto"/>
         <w:ind w:right="277" w:firstLine="720"/>
@@ -1523,10 +1837,17 @@
           <w:bCs/>
         </w:rPr>
       </w:r>
+      <w:r>
+        <w:rPr>
+          <w:b/>
+          <w:bCs/>
+          <w:highlight w:val="none"/>
+        </w:rPr>
+      </w:r>
     </w:p>
     <w:p>
       <w:pPr>
-        <w:pStyle w:val="1_65"/>
+        <w:pStyle w:val="935"/>
         <w:pBdr/>
         <w:spacing/>
         <w:ind/>
@@ -1556,11 +1877,17 @@
         </w:rPr>
         <w:t xml:space="preserve">:</w:t>
       </w:r>
-      <w:r/>
+      <w:r>
+        <w:rPr>
+          <w:highlight w:val="none"/>
+          <w:lang w:val="en-US"/>
+          <w14:ligatures w14:val="none"/>
+        </w:rPr>
+      </w:r>
     </w:p>
     <w:p>
       <w:pPr>
-        <w:pStyle w:val="739"/>
+        <w:pStyle w:val="926"/>
         <w:numPr>
           <w:ilvl w:val="0"/>
           <w:numId w:val="9"/>
@@ -1603,10 +1930,16 @@
           <w:szCs w:val="28"/>
         </w:rPr>
       </w:r>
+      <w:r>
+        <w:rPr>
+          <w:sz w:val="28"/>
+          <w:szCs w:val="28"/>
+        </w:rPr>
+      </w:r>
     </w:p>
     <w:p>
       <w:pPr>
-        <w:pStyle w:val="739"/>
+        <w:pStyle w:val="926"/>
         <w:numPr>
           <w:ilvl w:val="0"/>
           <w:numId w:val="9"/>
@@ -1649,10 +1982,16 @@
           <w:szCs w:val="28"/>
         </w:rPr>
       </w:r>
+      <w:r>
+        <w:rPr>
+          <w:sz w:val="28"/>
+          <w:szCs w:val="28"/>
+        </w:rPr>
+      </w:r>
     </w:p>
     <w:p>
       <w:pPr>
-        <w:pStyle w:val="739"/>
+        <w:pStyle w:val="926"/>
         <w:numPr>
           <w:ilvl w:val="0"/>
           <w:numId w:val="9"/>
@@ -1695,10 +2034,16 @@
           <w:szCs w:val="28"/>
         </w:rPr>
       </w:r>
+      <w:r>
+        <w:rPr>
+          <w:sz w:val="28"/>
+          <w:szCs w:val="28"/>
+        </w:rPr>
+      </w:r>
     </w:p>
     <w:p>
       <w:pPr>
-        <w:pStyle w:val="739"/>
+        <w:pStyle w:val="926"/>
         <w:numPr>
           <w:ilvl w:val="0"/>
           <w:numId w:val="9"/>
@@ -1741,10 +2086,16 @@
           <w:szCs w:val="28"/>
         </w:rPr>
       </w:r>
+      <w:r>
+        <w:rPr>
+          <w:sz w:val="28"/>
+          <w:szCs w:val="28"/>
+        </w:rPr>
+      </w:r>
     </w:p>
     <w:p>
       <w:pPr>
-        <w:pStyle w:val="739"/>
+        <w:pStyle w:val="926"/>
         <w:numPr>
           <w:ilvl w:val="0"/>
           <w:numId w:val="9"/>
@@ -1787,10 +2138,16 @@
           <w:szCs w:val="28"/>
         </w:rPr>
       </w:r>
+      <w:r>
+        <w:rPr>
+          <w:sz w:val="28"/>
+          <w:szCs w:val="28"/>
+        </w:rPr>
+      </w:r>
     </w:p>
     <w:p>
       <w:pPr>
-        <w:pStyle w:val="739"/>
+        <w:pStyle w:val="926"/>
         <w:numPr>
           <w:ilvl w:val="0"/>
           <w:numId w:val="9"/>
@@ -1833,10 +2190,16 @@
           <w:szCs w:val="28"/>
         </w:rPr>
       </w:r>
+      <w:r>
+        <w:rPr>
+          <w:sz w:val="28"/>
+          <w:szCs w:val="28"/>
+        </w:rPr>
+      </w:r>
     </w:p>
     <w:p>
       <w:pPr>
-        <w:pStyle w:val="739"/>
+        <w:pStyle w:val="926"/>
         <w:numPr>
           <w:ilvl w:val="0"/>
           <w:numId w:val="9"/>
@@ -1879,10 +2242,16 @@
           <w:szCs w:val="28"/>
         </w:rPr>
       </w:r>
+      <w:r>
+        <w:rPr>
+          <w:sz w:val="28"/>
+          <w:szCs w:val="28"/>
+        </w:rPr>
+      </w:r>
     </w:p>
     <w:p>
       <w:pPr>
-        <w:pStyle w:val="739"/>
+        <w:pStyle w:val="926"/>
         <w:numPr>
           <w:ilvl w:val="0"/>
           <w:numId w:val="9"/>
@@ -1925,10 +2294,16 @@
           <w:szCs w:val="28"/>
         </w:rPr>
       </w:r>
+      <w:r>
+        <w:rPr>
+          <w:sz w:val="28"/>
+          <w:szCs w:val="28"/>
+        </w:rPr>
+      </w:r>
     </w:p>
     <w:p>
       <w:pPr>
-        <w:pStyle w:val="739"/>
+        <w:pStyle w:val="926"/>
         <w:numPr>
           <w:ilvl w:val="0"/>
           <w:numId w:val="9"/>
@@ -1971,10 +2346,16 @@
           <w:szCs w:val="28"/>
         </w:rPr>
       </w:r>
+      <w:r>
+        <w:rPr>
+          <w:sz w:val="28"/>
+          <w:szCs w:val="28"/>
+        </w:rPr>
+      </w:r>
     </w:p>
     <w:p>
       <w:pPr>
-        <w:pStyle w:val="739"/>
+        <w:pStyle w:val="926"/>
         <w:numPr>
           <w:ilvl w:val="0"/>
           <w:numId w:val="9"/>
@@ -2017,10 +2398,16 @@
           <w:szCs w:val="28"/>
         </w:rPr>
       </w:r>
+      <w:r>
+        <w:rPr>
+          <w:sz w:val="28"/>
+          <w:szCs w:val="28"/>
+        </w:rPr>
+      </w:r>
     </w:p>
     <w:p>
       <w:pPr>
-        <w:pStyle w:val="739"/>
+        <w:pStyle w:val="926"/>
         <w:numPr>
           <w:ilvl w:val="0"/>
           <w:numId w:val="9"/>
@@ -2063,10 +2450,16 @@
           <w:szCs w:val="28"/>
         </w:rPr>
       </w:r>
+      <w:r>
+        <w:rPr>
+          <w:sz w:val="28"/>
+          <w:szCs w:val="28"/>
+        </w:rPr>
+      </w:r>
     </w:p>
     <w:p>
       <w:pPr>
-        <w:pStyle w:val="739"/>
+        <w:pStyle w:val="926"/>
         <w:numPr>
           <w:ilvl w:val="0"/>
           <w:numId w:val="9"/>
@@ -2109,10 +2502,16 @@
           <w:szCs w:val="28"/>
         </w:rPr>
       </w:r>
+      <w:r>
+        <w:rPr>
+          <w:sz w:val="28"/>
+          <w:szCs w:val="28"/>
+        </w:rPr>
+      </w:r>
     </w:p>
     <w:p>
       <w:pPr>
-        <w:pStyle w:val="739"/>
+        <w:pStyle w:val="926"/>
         <w:numPr>
           <w:ilvl w:val="0"/>
           <w:numId w:val="9"/>
@@ -2155,10 +2554,16 @@
           <w:szCs w:val="28"/>
         </w:rPr>
       </w:r>
+      <w:r>
+        <w:rPr>
+          <w:sz w:val="28"/>
+          <w:szCs w:val="28"/>
+        </w:rPr>
+      </w:r>
     </w:p>
     <w:p>
       <w:pPr>
-        <w:pStyle w:val="739"/>
+        <w:pStyle w:val="926"/>
         <w:numPr>
           <w:ilvl w:val="0"/>
           <w:numId w:val="9"/>
@@ -2198,6 +2603,12 @@
       <w:r>
         <w:rPr>
           <w:rFonts w:ascii="Times New Roman" w:hAnsi="Times New Roman" w:eastAsia="Times New Roman" w:cs="Times New Roman"/>
+          <w:sz w:val="28"/>
+          <w:szCs w:val="28"/>
+        </w:rPr>
+      </w:r>
+      <w:r>
+        <w:rPr>
           <w:sz w:val="28"/>
           <w:szCs w:val="28"/>
         </w:rPr>
@@ -2302,9 +2713,8 @@
       <w:r>
         <w:rPr>
           <w:rFonts w:ascii="Times New Roman" w:hAnsi="Times New Roman" w:eastAsia="Times New Roman" w:cs="Times New Roman"/>
-          <w:color w:val="000000"/>
-          <w:sz w:val="24"/>
-          <w:highlight w:val="none"/>
+          <w:sz w:val="24"/>
+          <w:szCs w:val="24"/>
         </w:rPr>
       </w:r>
       <w:r>
@@ -2312,14 +2722,8 @@
           <w:rFonts w:ascii="Times New Roman" w:hAnsi="Times New Roman" w:eastAsia="Times New Roman" w:cs="Times New Roman"/>
           <w:color w:val="000000"/>
           <w:sz w:val="24"/>
+          <w:szCs w:val="24"/>
           <w:highlight w:val="none"/>
-        </w:rPr>
-      </w:r>
-      <w:r>
-        <w:rPr>
-          <w:rFonts w:ascii="Times New Roman" w:hAnsi="Times New Roman" w:eastAsia="Times New Roman" w:cs="Times New Roman"/>
-          <w:sz w:val="24"/>
-          <w:szCs w:val="24"/>
         </w:rPr>
       </w:r>
     </w:p>
@@ -2355,17 +2759,17 @@
       <w:r>
         <w:rPr>
           <w:rFonts w:ascii="Times New Roman" w:hAnsi="Times New Roman" w:eastAsia="Times New Roman" w:cs="Times New Roman"/>
+          <w:sz w:val="28"/>
+          <w:szCs w:val="28"/>
+        </w:rPr>
+      </w:r>
+      <w:r>
+        <w:rPr>
+          <w:rFonts w:ascii="Times New Roman" w:hAnsi="Times New Roman" w:eastAsia="Times New Roman" w:cs="Times New Roman"/>
           <w:color w:val="000000"/>
           <w:sz w:val="28"/>
           <w:szCs w:val="28"/>
           <w:highlight w:val="none"/>
-        </w:rPr>
-      </w:r>
-      <w:r>
-        <w:rPr>
-          <w:rFonts w:ascii="Times New Roman" w:hAnsi="Times New Roman" w:eastAsia="Times New Roman" w:cs="Times New Roman"/>
-          <w:sz w:val="28"/>
-          <w:szCs w:val="28"/>
         </w:rPr>
       </w:r>
     </w:p>
@@ -2405,15 +2809,14 @@
       <w:r>
         <w:rPr>
           <w:rFonts w:ascii="Times New Roman" w:hAnsi="Times New Roman" w:eastAsia="Times New Roman" w:cs="Times New Roman"/>
-          <w:color w:val="000000"/>
-          <w:sz w:val="24"/>
-          <w:highlight w:val="none"/>
+          <w:sz w:val="24"/>
+          <w:szCs w:val="24"/>
         </w:rPr>
       </w:r>
     </w:p>
     <w:p>
       <w:pPr>
-        <w:pStyle w:val="1_65"/>
+        <w:pStyle w:val="935"/>
         <w:pBdr/>
         <w:spacing/>
         <w:ind/>
@@ -2457,12 +2860,13 @@
       <w:r>
         <w:rPr>
           <w:highlight w:val="none"/>
+          <w14:ligatures w14:val="none"/>
         </w:rPr>
       </w:r>
     </w:p>
     <w:p>
       <w:pPr>
-        <w:pStyle w:val="1_65"/>
+        <w:pStyle w:val="935"/>
         <w:pBdr/>
         <w:spacing/>
         <w:ind/>
@@ -2571,12 +2975,13 @@
       <w:r>
         <w:rPr>
           <w:highlight w:val="none"/>
+          <w14:ligatures w14:val="none"/>
         </w:rPr>
       </w:r>
     </w:p>
     <w:p>
       <w:pPr>
-        <w:pStyle w:val="1_65"/>
+        <w:pStyle w:val="935"/>
         <w:pBdr/>
         <w:spacing/>
         <w:ind/>
@@ -2606,12 +3011,13 @@
       <w:r>
         <w:rPr>
           <w:highlight w:val="none"/>
+          <w14:ligatures w14:val="none"/>
         </w:rPr>
       </w:r>
     </w:p>
     <w:p>
       <w:pPr>
-        <w:pStyle w:val="1_1835"/>
+        <w:pStyle w:val="938"/>
         <w:suppressLineNumbers w:val="false"/>
         <w:pBdr/>
         <w:spacing/>
@@ -2634,12 +3040,19 @@
         <w:rPr>
           <w:sz w:val="24"/>
           <w:szCs w:val="24"/>
+        </w:rPr>
+      </w:r>
+      <w:r>
+        <w:rPr>
+          <w:sz w:val="24"/>
+          <w:szCs w:val="24"/>
+          <w14:ligatures w14:val="none"/>
         </w:rPr>
       </w:r>
     </w:p>
     <w:p>
       <w:pPr>
-        <w:pStyle w:val="1_1835"/>
+        <w:pStyle w:val="938"/>
         <w:suppressLineNumbers w:val="false"/>
         <w:pBdr/>
         <w:spacing/>
@@ -2662,12 +3075,19 @@
         <w:rPr>
           <w:sz w:val="24"/>
           <w:szCs w:val="24"/>
+        </w:rPr>
+      </w:r>
+      <w:r>
+        <w:rPr>
+          <w:sz w:val="24"/>
+          <w:szCs w:val="24"/>
+          <w14:ligatures w14:val="none"/>
         </w:rPr>
       </w:r>
     </w:p>
     <w:p>
       <w:pPr>
-        <w:pStyle w:val="1_1835"/>
+        <w:pStyle w:val="938"/>
         <w:suppressLineNumbers w:val="false"/>
         <w:pBdr/>
         <w:spacing/>
@@ -2690,12 +3110,19 @@
         <w:rPr>
           <w:sz w:val="24"/>
           <w:szCs w:val="24"/>
+        </w:rPr>
+      </w:r>
+      <w:r>
+        <w:rPr>
+          <w:sz w:val="24"/>
+          <w:szCs w:val="24"/>
+          <w14:ligatures w14:val="none"/>
         </w:rPr>
       </w:r>
     </w:p>
     <w:p>
       <w:pPr>
-        <w:pStyle w:val="1_1835"/>
+        <w:pStyle w:val="938"/>
         <w:suppressLineNumbers w:val="false"/>
         <w:pBdr/>
         <w:spacing/>
@@ -2718,12 +3145,19 @@
         <w:rPr>
           <w:sz w:val="24"/>
           <w:szCs w:val="24"/>
+        </w:rPr>
+      </w:r>
+      <w:r>
+        <w:rPr>
+          <w:sz w:val="24"/>
+          <w:szCs w:val="24"/>
+          <w14:ligatures w14:val="none"/>
         </w:rPr>
       </w:r>
     </w:p>
     <w:p>
       <w:pPr>
-        <w:pStyle w:val="1_1835"/>
+        <w:pStyle w:val="938"/>
         <w:suppressLineNumbers w:val="false"/>
         <w:pBdr/>
         <w:spacing/>
@@ -2746,12 +3180,19 @@
         <w:rPr>
           <w:sz w:val="24"/>
           <w:szCs w:val="24"/>
+        </w:rPr>
+      </w:r>
+      <w:r>
+        <w:rPr>
+          <w:sz w:val="24"/>
+          <w:szCs w:val="24"/>
+          <w14:ligatures w14:val="none"/>
         </w:rPr>
       </w:r>
     </w:p>
     <w:p>
       <w:pPr>
-        <w:pStyle w:val="1_1835"/>
+        <w:pStyle w:val="938"/>
         <w:suppressLineNumbers w:val="false"/>
         <w:pBdr/>
         <w:spacing/>
@@ -2774,12 +3215,19 @@
         <w:rPr>
           <w:sz w:val="24"/>
           <w:szCs w:val="24"/>
+        </w:rPr>
+      </w:r>
+      <w:r>
+        <w:rPr>
+          <w:sz w:val="24"/>
+          <w:szCs w:val="24"/>
+          <w14:ligatures w14:val="none"/>
         </w:rPr>
       </w:r>
     </w:p>
     <w:p>
       <w:pPr>
-        <w:pStyle w:val="1_1835"/>
+        <w:pStyle w:val="938"/>
         <w:suppressLineNumbers w:val="false"/>
         <w:pBdr/>
         <w:spacing/>
@@ -2801,12 +3249,19 @@
         <w:rPr>
           <w:sz w:val="24"/>
           <w:szCs w:val="24"/>
+        </w:rPr>
+      </w:r>
+      <w:r>
+        <w:rPr>
+          <w:sz w:val="24"/>
+          <w:szCs w:val="24"/>
+          <w14:ligatures w14:val="none"/>
         </w:rPr>
       </w:r>
     </w:p>
     <w:p>
       <w:pPr>
-        <w:pStyle w:val="1_1835"/>
+        <w:pStyle w:val="938"/>
         <w:suppressLineNumbers w:val="false"/>
         <w:pBdr/>
         <w:spacing/>
@@ -2829,12 +3284,19 @@
         <w:rPr>
           <w:sz w:val="24"/>
           <w:szCs w:val="24"/>
+        </w:rPr>
+      </w:r>
+      <w:r>
+        <w:rPr>
+          <w:sz w:val="24"/>
+          <w:szCs w:val="24"/>
+          <w14:ligatures w14:val="none"/>
         </w:rPr>
       </w:r>
     </w:p>
     <w:p>
       <w:pPr>
-        <w:pStyle w:val="1_1835"/>
+        <w:pStyle w:val="938"/>
         <w:suppressLineNumbers w:val="false"/>
         <w:pBdr/>
         <w:spacing/>
@@ -2857,12 +3319,19 @@
         <w:rPr>
           <w:sz w:val="24"/>
           <w:szCs w:val="24"/>
+        </w:rPr>
+      </w:r>
+      <w:r>
+        <w:rPr>
+          <w:sz w:val="24"/>
+          <w:szCs w:val="24"/>
+          <w14:ligatures w14:val="none"/>
         </w:rPr>
       </w:r>
     </w:p>
     <w:p>
       <w:pPr>
-        <w:pStyle w:val="1_1835"/>
+        <w:pStyle w:val="938"/>
         <w:suppressLineNumbers w:val="false"/>
         <w:pBdr/>
         <w:spacing/>
@@ -2885,12 +3354,19 @@
         <w:rPr>
           <w:sz w:val="24"/>
           <w:szCs w:val="24"/>
+        </w:rPr>
+      </w:r>
+      <w:r>
+        <w:rPr>
+          <w:sz w:val="24"/>
+          <w:szCs w:val="24"/>
+          <w14:ligatures w14:val="none"/>
         </w:rPr>
       </w:r>
     </w:p>
     <w:p>
       <w:pPr>
-        <w:pStyle w:val="1_1835"/>
+        <w:pStyle w:val="938"/>
         <w:suppressLineNumbers w:val="false"/>
         <w:pBdr/>
         <w:spacing/>
@@ -2913,12 +3389,19 @@
         <w:rPr>
           <w:sz w:val="24"/>
           <w:szCs w:val="24"/>
+        </w:rPr>
+      </w:r>
+      <w:r>
+        <w:rPr>
+          <w:sz w:val="24"/>
+          <w:szCs w:val="24"/>
+          <w14:ligatures w14:val="none"/>
         </w:rPr>
       </w:r>
     </w:p>
     <w:p>
       <w:pPr>
-        <w:pStyle w:val="1_1835"/>
+        <w:pStyle w:val="938"/>
         <w:suppressLineNumbers w:val="false"/>
         <w:pBdr/>
         <w:spacing/>
@@ -2941,12 +3424,19 @@
         <w:rPr>
           <w:sz w:val="24"/>
           <w:szCs w:val="24"/>
+        </w:rPr>
+      </w:r>
+      <w:r>
+        <w:rPr>
+          <w:sz w:val="24"/>
+          <w:szCs w:val="24"/>
+          <w14:ligatures w14:val="none"/>
         </w:rPr>
       </w:r>
     </w:p>
     <w:p>
       <w:pPr>
-        <w:pStyle w:val="1_1835"/>
+        <w:pStyle w:val="938"/>
         <w:suppressLineNumbers w:val="false"/>
         <w:pBdr/>
         <w:spacing/>
@@ -2968,12 +3458,19 @@
         <w:rPr>
           <w:sz w:val="24"/>
           <w:szCs w:val="24"/>
+        </w:rPr>
+      </w:r>
+      <w:r>
+        <w:rPr>
+          <w:sz w:val="24"/>
+          <w:szCs w:val="24"/>
+          <w14:ligatures w14:val="none"/>
         </w:rPr>
       </w:r>
     </w:p>
     <w:p>
       <w:pPr>
-        <w:pStyle w:val="1_1835"/>
+        <w:pStyle w:val="938"/>
         <w:suppressLineNumbers w:val="false"/>
         <w:pBdr/>
         <w:spacing/>
@@ -2996,12 +3493,19 @@
         <w:rPr>
           <w:sz w:val="24"/>
           <w:szCs w:val="24"/>
+        </w:rPr>
+      </w:r>
+      <w:r>
+        <w:rPr>
+          <w:sz w:val="24"/>
+          <w:szCs w:val="24"/>
+          <w14:ligatures w14:val="none"/>
         </w:rPr>
       </w:r>
     </w:p>
     <w:p>
       <w:pPr>
-        <w:pStyle w:val="1_1835"/>
+        <w:pStyle w:val="938"/>
         <w:suppressLineNumbers w:val="false"/>
         <w:pBdr/>
         <w:spacing/>
@@ -3024,12 +3528,19 @@
         <w:rPr>
           <w:sz w:val="24"/>
           <w:szCs w:val="24"/>
+        </w:rPr>
+      </w:r>
+      <w:r>
+        <w:rPr>
+          <w:sz w:val="24"/>
+          <w:szCs w:val="24"/>
+          <w14:ligatures w14:val="none"/>
         </w:rPr>
       </w:r>
     </w:p>
     <w:p>
       <w:pPr>
-        <w:pStyle w:val="1_1835"/>
+        <w:pStyle w:val="938"/>
         <w:suppressLineNumbers w:val="false"/>
         <w:pBdr/>
         <w:spacing/>
@@ -3052,12 +3563,19 @@
         <w:rPr>
           <w:sz w:val="24"/>
           <w:szCs w:val="24"/>
+        </w:rPr>
+      </w:r>
+      <w:r>
+        <w:rPr>
+          <w:sz w:val="24"/>
+          <w:szCs w:val="24"/>
+          <w14:ligatures w14:val="none"/>
         </w:rPr>
       </w:r>
     </w:p>
     <w:p>
       <w:pPr>
-        <w:pStyle w:val="1_1835"/>
+        <w:pStyle w:val="938"/>
         <w:suppressLineNumbers w:val="false"/>
         <w:pBdr/>
         <w:spacing/>
@@ -3080,12 +3598,19 @@
         <w:rPr>
           <w:sz w:val="24"/>
           <w:szCs w:val="24"/>
+        </w:rPr>
+      </w:r>
+      <w:r>
+        <w:rPr>
+          <w:sz w:val="24"/>
+          <w:szCs w:val="24"/>
+          <w14:ligatures w14:val="none"/>
         </w:rPr>
       </w:r>
     </w:p>
     <w:p>
       <w:pPr>
-        <w:pStyle w:val="1_1835"/>
+        <w:pStyle w:val="938"/>
         <w:suppressLineNumbers w:val="false"/>
         <w:pBdr/>
         <w:spacing/>
@@ -3107,12 +3632,19 @@
         <w:rPr>
           <w:sz w:val="24"/>
           <w:szCs w:val="24"/>
+        </w:rPr>
+      </w:r>
+      <w:r>
+        <w:rPr>
+          <w:sz w:val="24"/>
+          <w:szCs w:val="24"/>
+          <w14:ligatures w14:val="none"/>
         </w:rPr>
       </w:r>
     </w:p>
     <w:p>
       <w:pPr>
-        <w:pStyle w:val="1_1835"/>
+        <w:pStyle w:val="938"/>
         <w:suppressLineNumbers w:val="false"/>
         <w:pBdr/>
         <w:spacing/>
@@ -3135,12 +3667,19 @@
         <w:rPr>
           <w:sz w:val="24"/>
           <w:szCs w:val="24"/>
+        </w:rPr>
+      </w:r>
+      <w:r>
+        <w:rPr>
+          <w:sz w:val="24"/>
+          <w:szCs w:val="24"/>
+          <w14:ligatures w14:val="none"/>
         </w:rPr>
       </w:r>
     </w:p>
     <w:p>
       <w:pPr>
-        <w:pStyle w:val="1_1835"/>
+        <w:pStyle w:val="938"/>
         <w:suppressLineNumbers w:val="false"/>
         <w:pBdr/>
         <w:spacing/>
@@ -3163,12 +3702,19 @@
         <w:rPr>
           <w:sz w:val="24"/>
           <w:szCs w:val="24"/>
+        </w:rPr>
+      </w:r>
+      <w:r>
+        <w:rPr>
+          <w:sz w:val="24"/>
+          <w:szCs w:val="24"/>
+          <w14:ligatures w14:val="none"/>
         </w:rPr>
       </w:r>
     </w:p>
     <w:p>
       <w:pPr>
-        <w:pStyle w:val="1_1835"/>
+        <w:pStyle w:val="938"/>
         <w:suppressLineNumbers w:val="false"/>
         <w:pBdr/>
         <w:spacing/>
@@ -3191,12 +3737,19 @@
         <w:rPr>
           <w:sz w:val="24"/>
           <w:szCs w:val="24"/>
+        </w:rPr>
+      </w:r>
+      <w:r>
+        <w:rPr>
+          <w:sz w:val="24"/>
+          <w:szCs w:val="24"/>
+          <w14:ligatures w14:val="none"/>
         </w:rPr>
       </w:r>
     </w:p>
     <w:p>
       <w:pPr>
-        <w:pStyle w:val="1_1835"/>
+        <w:pStyle w:val="938"/>
         <w:suppressLineNumbers w:val="false"/>
         <w:pBdr/>
         <w:spacing/>
@@ -3219,12 +3772,19 @@
         <w:rPr>
           <w:sz w:val="24"/>
           <w:szCs w:val="24"/>
+        </w:rPr>
+      </w:r>
+      <w:r>
+        <w:rPr>
+          <w:sz w:val="24"/>
+          <w:szCs w:val="24"/>
+          <w14:ligatures w14:val="none"/>
         </w:rPr>
       </w:r>
     </w:p>
     <w:p>
       <w:pPr>
-        <w:pStyle w:val="1_1835"/>
+        <w:pStyle w:val="938"/>
         <w:suppressLineNumbers w:val="false"/>
         <w:pBdr/>
         <w:spacing/>
@@ -3246,12 +3806,19 @@
         <w:rPr>
           <w:sz w:val="24"/>
           <w:szCs w:val="24"/>
+        </w:rPr>
+      </w:r>
+      <w:r>
+        <w:rPr>
+          <w:sz w:val="24"/>
+          <w:szCs w:val="24"/>
+          <w14:ligatures w14:val="none"/>
         </w:rPr>
       </w:r>
     </w:p>
     <w:p>
       <w:pPr>
-        <w:pStyle w:val="1_1835"/>
+        <w:pStyle w:val="938"/>
         <w:suppressLineNumbers w:val="false"/>
         <w:pBdr/>
         <w:spacing/>
@@ -3274,12 +3841,19 @@
         <w:rPr>
           <w:sz w:val="24"/>
           <w:szCs w:val="24"/>
+        </w:rPr>
+      </w:r>
+      <w:r>
+        <w:rPr>
+          <w:sz w:val="24"/>
+          <w:szCs w:val="24"/>
+          <w14:ligatures w14:val="none"/>
         </w:rPr>
       </w:r>
     </w:p>
     <w:p>
       <w:pPr>
-        <w:pStyle w:val="1_1835"/>
+        <w:pStyle w:val="938"/>
         <w:suppressLineNumbers w:val="false"/>
         <w:pBdr/>
         <w:spacing/>
@@ -3302,12 +3876,19 @@
         <w:rPr>
           <w:sz w:val="24"/>
           <w:szCs w:val="24"/>
+        </w:rPr>
+      </w:r>
+      <w:r>
+        <w:rPr>
+          <w:sz w:val="24"/>
+          <w:szCs w:val="24"/>
+          <w14:ligatures w14:val="none"/>
         </w:rPr>
       </w:r>
     </w:p>
     <w:p>
       <w:pPr>
-        <w:pStyle w:val="1_1835"/>
+        <w:pStyle w:val="938"/>
         <w:suppressLineNumbers w:val="false"/>
         <w:pBdr/>
         <w:spacing/>
@@ -3330,12 +3911,19 @@
         <w:rPr>
           <w:sz w:val="24"/>
           <w:szCs w:val="24"/>
+        </w:rPr>
+      </w:r>
+      <w:r>
+        <w:rPr>
+          <w:sz w:val="24"/>
+          <w:szCs w:val="24"/>
+          <w14:ligatures w14:val="none"/>
         </w:rPr>
       </w:r>
     </w:p>
     <w:p>
       <w:pPr>
-        <w:pStyle w:val="1_1835"/>
+        <w:pStyle w:val="938"/>
         <w:suppressLineNumbers w:val="false"/>
         <w:pBdr/>
         <w:spacing/>
@@ -3358,12 +3946,19 @@
         <w:rPr>
           <w:sz w:val="24"/>
           <w:szCs w:val="24"/>
+        </w:rPr>
+      </w:r>
+      <w:r>
+        <w:rPr>
+          <w:sz w:val="24"/>
+          <w:szCs w:val="24"/>
+          <w14:ligatures w14:val="none"/>
         </w:rPr>
       </w:r>
     </w:p>
     <w:p>
       <w:pPr>
-        <w:pStyle w:val="1_1835"/>
+        <w:pStyle w:val="938"/>
         <w:suppressLineNumbers w:val="false"/>
         <w:pBdr/>
         <w:spacing/>
@@ -3386,12 +3981,19 @@
         <w:rPr>
           <w:sz w:val="24"/>
           <w:szCs w:val="24"/>
+        </w:rPr>
+      </w:r>
+      <w:r>
+        <w:rPr>
+          <w:sz w:val="24"/>
+          <w:szCs w:val="24"/>
+          <w14:ligatures w14:val="none"/>
         </w:rPr>
       </w:r>
     </w:p>
     <w:p>
       <w:pPr>
-        <w:pStyle w:val="1_1835"/>
+        <w:pStyle w:val="938"/>
         <w:suppressLineNumbers w:val="false"/>
         <w:pBdr/>
         <w:spacing/>
@@ -3414,12 +4016,19 @@
         <w:rPr>
           <w:sz w:val="24"/>
           <w:szCs w:val="24"/>
+        </w:rPr>
+      </w:r>
+      <w:r>
+        <w:rPr>
+          <w:sz w:val="24"/>
+          <w:szCs w:val="24"/>
+          <w14:ligatures w14:val="none"/>
         </w:rPr>
       </w:r>
     </w:p>
     <w:p>
       <w:pPr>
-        <w:pStyle w:val="1_1835"/>
+        <w:pStyle w:val="938"/>
         <w:suppressLineNumbers w:val="false"/>
         <w:pBdr/>
         <w:spacing/>
@@ -3442,12 +4051,19 @@
         <w:rPr>
           <w:sz w:val="24"/>
           <w:szCs w:val="24"/>
+        </w:rPr>
+      </w:r>
+      <w:r>
+        <w:rPr>
+          <w:sz w:val="24"/>
+          <w:szCs w:val="24"/>
+          <w14:ligatures w14:val="none"/>
         </w:rPr>
       </w:r>
     </w:p>
     <w:p>
       <w:pPr>
-        <w:pStyle w:val="1_1835"/>
+        <w:pStyle w:val="938"/>
         <w:suppressLineNumbers w:val="false"/>
         <w:pBdr/>
         <w:spacing/>
@@ -3470,12 +4086,19 @@
         <w:rPr>
           <w:sz w:val="24"/>
           <w:szCs w:val="24"/>
+        </w:rPr>
+      </w:r>
+      <w:r>
+        <w:rPr>
+          <w:sz w:val="24"/>
+          <w:szCs w:val="24"/>
+          <w14:ligatures w14:val="none"/>
         </w:rPr>
       </w:r>
     </w:p>
     <w:p>
       <w:pPr>
-        <w:pStyle w:val="1_1835"/>
+        <w:pStyle w:val="938"/>
         <w:suppressLineNumbers w:val="false"/>
         <w:pBdr/>
         <w:spacing/>
@@ -3498,12 +4121,19 @@
         <w:rPr>
           <w:sz w:val="24"/>
           <w:szCs w:val="24"/>
+        </w:rPr>
+      </w:r>
+      <w:r>
+        <w:rPr>
+          <w:sz w:val="24"/>
+          <w:szCs w:val="24"/>
+          <w14:ligatures w14:val="none"/>
         </w:rPr>
       </w:r>
     </w:p>
     <w:p>
       <w:pPr>
-        <w:pStyle w:val="1_1835"/>
+        <w:pStyle w:val="938"/>
         <w:suppressLineNumbers w:val="false"/>
         <w:pBdr/>
         <w:spacing/>
@@ -3526,12 +4156,19 @@
         <w:rPr>
           <w:sz w:val="24"/>
           <w:szCs w:val="24"/>
+        </w:rPr>
+      </w:r>
+      <w:r>
+        <w:rPr>
+          <w:sz w:val="24"/>
+          <w:szCs w:val="24"/>
+          <w14:ligatures w14:val="none"/>
         </w:rPr>
       </w:r>
     </w:p>
     <w:p>
       <w:pPr>
-        <w:pStyle w:val="1_1835"/>
+        <w:pStyle w:val="938"/>
         <w:suppressLineNumbers w:val="false"/>
         <w:pBdr/>
         <w:spacing/>
@@ -3554,12 +4191,19 @@
         <w:rPr>
           <w:sz w:val="24"/>
           <w:szCs w:val="24"/>
+        </w:rPr>
+      </w:r>
+      <w:r>
+        <w:rPr>
+          <w:sz w:val="24"/>
+          <w:szCs w:val="24"/>
+          <w14:ligatures w14:val="none"/>
         </w:rPr>
       </w:r>
     </w:p>
     <w:p>
       <w:pPr>
-        <w:pStyle w:val="1_1835"/>
+        <w:pStyle w:val="938"/>
         <w:suppressLineNumbers w:val="false"/>
         <w:pBdr/>
         <w:spacing/>
@@ -3582,12 +4226,19 @@
         <w:rPr>
           <w:sz w:val="24"/>
           <w:szCs w:val="24"/>
+        </w:rPr>
+      </w:r>
+      <w:r>
+        <w:rPr>
+          <w:sz w:val="24"/>
+          <w:szCs w:val="24"/>
+          <w14:ligatures w14:val="none"/>
         </w:rPr>
       </w:r>
     </w:p>
     <w:p>
       <w:pPr>
-        <w:pStyle w:val="1_1835"/>
+        <w:pStyle w:val="938"/>
         <w:suppressLineNumbers w:val="false"/>
         <w:pBdr/>
         <w:spacing/>
@@ -3609,12 +4260,19 @@
         <w:rPr>
           <w:sz w:val="24"/>
           <w:szCs w:val="24"/>
+        </w:rPr>
+      </w:r>
+      <w:r>
+        <w:rPr>
+          <w:sz w:val="24"/>
+          <w:szCs w:val="24"/>
+          <w14:ligatures w14:val="none"/>
         </w:rPr>
       </w:r>
     </w:p>
     <w:p>
       <w:pPr>
-        <w:pStyle w:val="1_1835"/>
+        <w:pStyle w:val="938"/>
         <w:suppressLineNumbers w:val="false"/>
         <w:pBdr/>
         <w:spacing/>
@@ -3637,12 +4295,19 @@
         <w:rPr>
           <w:sz w:val="24"/>
           <w:szCs w:val="24"/>
+        </w:rPr>
+      </w:r>
+      <w:r>
+        <w:rPr>
+          <w:sz w:val="24"/>
+          <w:szCs w:val="24"/>
+          <w14:ligatures w14:val="none"/>
         </w:rPr>
       </w:r>
     </w:p>
     <w:p>
       <w:pPr>
-        <w:pStyle w:val="1_1835"/>
+        <w:pStyle w:val="938"/>
         <w:suppressLineNumbers w:val="false"/>
         <w:pBdr/>
         <w:spacing/>
@@ -3665,12 +4330,19 @@
         <w:rPr>
           <w:sz w:val="24"/>
           <w:szCs w:val="24"/>
+        </w:rPr>
+      </w:r>
+      <w:r>
+        <w:rPr>
+          <w:sz w:val="24"/>
+          <w:szCs w:val="24"/>
+          <w14:ligatures w14:val="none"/>
         </w:rPr>
       </w:r>
     </w:p>
     <w:p>
       <w:pPr>
-        <w:pStyle w:val="1_1835"/>
+        <w:pStyle w:val="938"/>
         <w:suppressLineNumbers w:val="false"/>
         <w:pBdr/>
         <w:spacing/>
@@ -3693,12 +4365,19 @@
         <w:rPr>
           <w:sz w:val="24"/>
           <w:szCs w:val="24"/>
+        </w:rPr>
+      </w:r>
+      <w:r>
+        <w:rPr>
+          <w:sz w:val="24"/>
+          <w:szCs w:val="24"/>
+          <w14:ligatures w14:val="none"/>
         </w:rPr>
       </w:r>
     </w:p>
     <w:p>
       <w:pPr>
-        <w:pStyle w:val="1_1835"/>
+        <w:pStyle w:val="938"/>
         <w:suppressLineNumbers w:val="false"/>
         <w:pBdr/>
         <w:spacing/>
@@ -3721,12 +4400,19 @@
         <w:rPr>
           <w:sz w:val="24"/>
           <w:szCs w:val="24"/>
+        </w:rPr>
+      </w:r>
+      <w:r>
+        <w:rPr>
+          <w:sz w:val="24"/>
+          <w:szCs w:val="24"/>
+          <w14:ligatures w14:val="none"/>
         </w:rPr>
       </w:r>
     </w:p>
     <w:p>
       <w:pPr>
-        <w:pStyle w:val="1_1835"/>
+        <w:pStyle w:val="938"/>
         <w:suppressLineNumbers w:val="false"/>
         <w:pBdr/>
         <w:spacing/>
@@ -3749,12 +4435,19 @@
         <w:rPr>
           <w:sz w:val="24"/>
           <w:szCs w:val="24"/>
+        </w:rPr>
+      </w:r>
+      <w:r>
+        <w:rPr>
+          <w:sz w:val="24"/>
+          <w:szCs w:val="24"/>
+          <w14:ligatures w14:val="none"/>
         </w:rPr>
       </w:r>
     </w:p>
     <w:p>
       <w:pPr>
-        <w:pStyle w:val="1_1835"/>
+        <w:pStyle w:val="938"/>
         <w:suppressLineNumbers w:val="false"/>
         <w:pBdr/>
         <w:spacing/>
@@ -3777,12 +4470,19 @@
         <w:rPr>
           <w:sz w:val="24"/>
           <w:szCs w:val="24"/>
+        </w:rPr>
+      </w:r>
+      <w:r>
+        <w:rPr>
+          <w:sz w:val="24"/>
+          <w:szCs w:val="24"/>
+          <w14:ligatures w14:val="none"/>
         </w:rPr>
       </w:r>
     </w:p>
     <w:p>
       <w:pPr>
-        <w:pStyle w:val="1_1835"/>
+        <w:pStyle w:val="938"/>
         <w:suppressLineNumbers w:val="false"/>
         <w:pBdr/>
         <w:spacing/>
@@ -3805,12 +4505,19 @@
         <w:rPr>
           <w:sz w:val="24"/>
           <w:szCs w:val="24"/>
+        </w:rPr>
+      </w:r>
+      <w:r>
+        <w:rPr>
+          <w:sz w:val="24"/>
+          <w:szCs w:val="24"/>
+          <w14:ligatures w14:val="none"/>
         </w:rPr>
       </w:r>
     </w:p>
     <w:p>
       <w:pPr>
-        <w:pStyle w:val="1_1835"/>
+        <w:pStyle w:val="938"/>
         <w:suppressLineNumbers w:val="false"/>
         <w:pBdr/>
         <w:spacing/>
@@ -3833,12 +4540,19 @@
         <w:rPr>
           <w:sz w:val="24"/>
           <w:szCs w:val="24"/>
+        </w:rPr>
+      </w:r>
+      <w:r>
+        <w:rPr>
+          <w:sz w:val="24"/>
+          <w:szCs w:val="24"/>
+          <w14:ligatures w14:val="none"/>
         </w:rPr>
       </w:r>
     </w:p>
     <w:p>
       <w:pPr>
-        <w:pStyle w:val="1_1835"/>
+        <w:pStyle w:val="938"/>
         <w:suppressLineNumbers w:val="false"/>
         <w:pBdr/>
         <w:spacing/>
@@ -3861,12 +4575,19 @@
         <w:rPr>
           <w:sz w:val="24"/>
           <w:szCs w:val="24"/>
+        </w:rPr>
+      </w:r>
+      <w:r>
+        <w:rPr>
+          <w:sz w:val="24"/>
+          <w:szCs w:val="24"/>
+          <w14:ligatures w14:val="none"/>
         </w:rPr>
       </w:r>
     </w:p>
     <w:p>
       <w:pPr>
-        <w:pStyle w:val="1_1835"/>
+        <w:pStyle w:val="938"/>
         <w:suppressLineNumbers w:val="false"/>
         <w:pBdr/>
         <w:spacing/>
@@ -3889,12 +4610,19 @@
         <w:rPr>
           <w:sz w:val="24"/>
           <w:szCs w:val="24"/>
+        </w:rPr>
+      </w:r>
+      <w:r>
+        <w:rPr>
+          <w:sz w:val="24"/>
+          <w:szCs w:val="24"/>
+          <w14:ligatures w14:val="none"/>
         </w:rPr>
       </w:r>
     </w:p>
     <w:p>
       <w:pPr>
-        <w:pStyle w:val="1_1835"/>
+        <w:pStyle w:val="938"/>
         <w:suppressLineNumbers w:val="false"/>
         <w:pBdr/>
         <w:spacing/>
@@ -3917,12 +4645,19 @@
         <w:rPr>
           <w:sz w:val="24"/>
           <w:szCs w:val="24"/>
+        </w:rPr>
+      </w:r>
+      <w:r>
+        <w:rPr>
+          <w:sz w:val="24"/>
+          <w:szCs w:val="24"/>
+          <w14:ligatures w14:val="none"/>
         </w:rPr>
       </w:r>
     </w:p>
     <w:p>
       <w:pPr>
-        <w:pStyle w:val="1_1835"/>
+        <w:pStyle w:val="938"/>
         <w:suppressLineNumbers w:val="false"/>
         <w:pBdr/>
         <w:spacing/>
@@ -3945,12 +4680,19 @@
         <w:rPr>
           <w:sz w:val="24"/>
           <w:szCs w:val="24"/>
+        </w:rPr>
+      </w:r>
+      <w:r>
+        <w:rPr>
+          <w:sz w:val="24"/>
+          <w:szCs w:val="24"/>
+          <w14:ligatures w14:val="none"/>
         </w:rPr>
       </w:r>
     </w:p>
     <w:p>
       <w:pPr>
-        <w:pStyle w:val="1_1835"/>
+        <w:pStyle w:val="938"/>
         <w:suppressLineNumbers w:val="false"/>
         <w:pBdr/>
         <w:spacing/>
@@ -3973,12 +4715,19 @@
         <w:rPr>
           <w:sz w:val="24"/>
           <w:szCs w:val="24"/>
+        </w:rPr>
+      </w:r>
+      <w:r>
+        <w:rPr>
+          <w:sz w:val="24"/>
+          <w:szCs w:val="24"/>
+          <w14:ligatures w14:val="none"/>
         </w:rPr>
       </w:r>
     </w:p>
     <w:p>
       <w:pPr>
-        <w:pStyle w:val="1_1835"/>
+        <w:pStyle w:val="938"/>
         <w:suppressLineNumbers w:val="false"/>
         <w:pBdr/>
         <w:spacing/>
@@ -4001,12 +4750,19 @@
         <w:rPr>
           <w:sz w:val="24"/>
           <w:szCs w:val="24"/>
+        </w:rPr>
+      </w:r>
+      <w:r>
+        <w:rPr>
+          <w:sz w:val="24"/>
+          <w:szCs w:val="24"/>
+          <w14:ligatures w14:val="none"/>
         </w:rPr>
       </w:r>
     </w:p>
     <w:p>
       <w:pPr>
-        <w:pStyle w:val="1_1835"/>
+        <w:pStyle w:val="938"/>
         <w:suppressLineNumbers w:val="false"/>
         <w:pBdr/>
         <w:spacing/>
@@ -4029,12 +4785,19 @@
         <w:rPr>
           <w:sz w:val="24"/>
           <w:szCs w:val="24"/>
+        </w:rPr>
+      </w:r>
+      <w:r>
+        <w:rPr>
+          <w:sz w:val="24"/>
+          <w:szCs w:val="24"/>
+          <w14:ligatures w14:val="none"/>
         </w:rPr>
       </w:r>
     </w:p>
     <w:p>
       <w:pPr>
-        <w:pStyle w:val="1_1835"/>
+        <w:pStyle w:val="938"/>
         <w:suppressLineNumbers w:val="false"/>
         <w:pBdr/>
         <w:spacing/>
@@ -4057,12 +4820,19 @@
         <w:rPr>
           <w:sz w:val="24"/>
           <w:szCs w:val="24"/>
+        </w:rPr>
+      </w:r>
+      <w:r>
+        <w:rPr>
+          <w:sz w:val="24"/>
+          <w:szCs w:val="24"/>
+          <w14:ligatures w14:val="none"/>
         </w:rPr>
       </w:r>
     </w:p>
     <w:p>
       <w:pPr>
-        <w:pStyle w:val="1_1835"/>
+        <w:pStyle w:val="938"/>
         <w:suppressLineNumbers w:val="false"/>
         <w:pBdr/>
         <w:spacing/>
@@ -4085,12 +4855,19 @@
         <w:rPr>
           <w:sz w:val="24"/>
           <w:szCs w:val="24"/>
+        </w:rPr>
+      </w:r>
+      <w:r>
+        <w:rPr>
+          <w:sz w:val="24"/>
+          <w:szCs w:val="24"/>
+          <w14:ligatures w14:val="none"/>
         </w:rPr>
       </w:r>
     </w:p>
     <w:p>
       <w:pPr>
-        <w:pStyle w:val="1_1835"/>
+        <w:pStyle w:val="938"/>
         <w:suppressLineNumbers w:val="false"/>
         <w:pBdr/>
         <w:spacing/>
@@ -4113,12 +4890,19 @@
         <w:rPr>
           <w:sz w:val="24"/>
           <w:szCs w:val="24"/>
+        </w:rPr>
+      </w:r>
+      <w:r>
+        <w:rPr>
+          <w:sz w:val="24"/>
+          <w:szCs w:val="24"/>
+          <w14:ligatures w14:val="none"/>
         </w:rPr>
       </w:r>
     </w:p>
     <w:p>
       <w:pPr>
-        <w:pStyle w:val="1_1835"/>
+        <w:pStyle w:val="938"/>
         <w:suppressLineNumbers w:val="false"/>
         <w:pBdr/>
         <w:spacing/>
@@ -4140,12 +4924,19 @@
         <w:rPr>
           <w:sz w:val="24"/>
           <w:szCs w:val="24"/>
+        </w:rPr>
+      </w:r>
+      <w:r>
+        <w:rPr>
+          <w:sz w:val="24"/>
+          <w:szCs w:val="24"/>
+          <w14:ligatures w14:val="none"/>
         </w:rPr>
       </w:r>
     </w:p>
     <w:p>
       <w:pPr>
-        <w:pStyle w:val="1_1835"/>
+        <w:pStyle w:val="938"/>
         <w:suppressLineNumbers w:val="false"/>
         <w:pBdr/>
         <w:spacing/>
@@ -4168,12 +4959,19 @@
         <w:rPr>
           <w:sz w:val="24"/>
           <w:szCs w:val="24"/>
+        </w:rPr>
+      </w:r>
+      <w:r>
+        <w:rPr>
+          <w:sz w:val="24"/>
+          <w:szCs w:val="24"/>
+          <w14:ligatures w14:val="none"/>
         </w:rPr>
       </w:r>
     </w:p>
     <w:p>
       <w:pPr>
-        <w:pStyle w:val="1_1835"/>
+        <w:pStyle w:val="938"/>
         <w:suppressLineNumbers w:val="false"/>
         <w:pBdr/>
         <w:spacing/>
@@ -4196,12 +4994,19 @@
         <w:rPr>
           <w:sz w:val="24"/>
           <w:szCs w:val="24"/>
+        </w:rPr>
+      </w:r>
+      <w:r>
+        <w:rPr>
+          <w:sz w:val="24"/>
+          <w:szCs w:val="24"/>
+          <w14:ligatures w14:val="none"/>
         </w:rPr>
       </w:r>
     </w:p>
     <w:p>
       <w:pPr>
-        <w:pStyle w:val="1_1835"/>
+        <w:pStyle w:val="938"/>
         <w:suppressLineNumbers w:val="false"/>
         <w:pBdr/>
         <w:spacing/>
@@ -4224,12 +5029,19 @@
         <w:rPr>
           <w:sz w:val="24"/>
           <w:szCs w:val="24"/>
+        </w:rPr>
+      </w:r>
+      <w:r>
+        <w:rPr>
+          <w:sz w:val="24"/>
+          <w:szCs w:val="24"/>
+          <w14:ligatures w14:val="none"/>
         </w:rPr>
       </w:r>
     </w:p>
     <w:p>
       <w:pPr>
-        <w:pStyle w:val="1_1835"/>
+        <w:pStyle w:val="938"/>
         <w:suppressLineNumbers w:val="false"/>
         <w:pBdr/>
         <w:spacing/>
@@ -4252,12 +5064,19 @@
         <w:rPr>
           <w:sz w:val="24"/>
           <w:szCs w:val="24"/>
+        </w:rPr>
+      </w:r>
+      <w:r>
+        <w:rPr>
+          <w:sz w:val="24"/>
+          <w:szCs w:val="24"/>
+          <w14:ligatures w14:val="none"/>
         </w:rPr>
       </w:r>
     </w:p>
     <w:p>
       <w:pPr>
-        <w:pStyle w:val="1_1835"/>
+        <w:pStyle w:val="938"/>
         <w:suppressLineNumbers w:val="false"/>
         <w:pBdr/>
         <w:spacing/>
@@ -4280,12 +5099,19 @@
         <w:rPr>
           <w:sz w:val="24"/>
           <w:szCs w:val="24"/>
+        </w:rPr>
+      </w:r>
+      <w:r>
+        <w:rPr>
+          <w:sz w:val="24"/>
+          <w:szCs w:val="24"/>
+          <w14:ligatures w14:val="none"/>
         </w:rPr>
       </w:r>
     </w:p>
     <w:p>
       <w:pPr>
-        <w:pStyle w:val="1_1835"/>
+        <w:pStyle w:val="938"/>
         <w:suppressLineNumbers w:val="false"/>
         <w:pBdr/>
         <w:spacing/>
@@ -4308,12 +5134,19 @@
         <w:rPr>
           <w:sz w:val="24"/>
           <w:szCs w:val="24"/>
+        </w:rPr>
+      </w:r>
+      <w:r>
+        <w:rPr>
+          <w:sz w:val="24"/>
+          <w:szCs w:val="24"/>
+          <w14:ligatures w14:val="none"/>
         </w:rPr>
       </w:r>
     </w:p>
     <w:p>
       <w:pPr>
-        <w:pStyle w:val="1_1835"/>
+        <w:pStyle w:val="938"/>
         <w:suppressLineNumbers w:val="false"/>
         <w:pBdr/>
         <w:spacing/>
@@ -4336,12 +5169,19 @@
         <w:rPr>
           <w:sz w:val="24"/>
           <w:szCs w:val="24"/>
+        </w:rPr>
+      </w:r>
+      <w:r>
+        <w:rPr>
+          <w:sz w:val="24"/>
+          <w:szCs w:val="24"/>
+          <w14:ligatures w14:val="none"/>
         </w:rPr>
       </w:r>
     </w:p>
     <w:p>
       <w:pPr>
-        <w:pStyle w:val="1_1835"/>
+        <w:pStyle w:val="938"/>
         <w:suppressLineNumbers w:val="false"/>
         <w:pBdr/>
         <w:spacing/>
@@ -4364,12 +5204,19 @@
         <w:rPr>
           <w:sz w:val="24"/>
           <w:szCs w:val="24"/>
+        </w:rPr>
+      </w:r>
+      <w:r>
+        <w:rPr>
+          <w:sz w:val="24"/>
+          <w:szCs w:val="24"/>
+          <w14:ligatures w14:val="none"/>
         </w:rPr>
       </w:r>
     </w:p>
     <w:p>
       <w:pPr>
-        <w:pStyle w:val="1_1835"/>
+        <w:pStyle w:val="938"/>
         <w:suppressLineNumbers w:val="false"/>
         <w:pBdr/>
         <w:spacing/>
@@ -4392,12 +5239,19 @@
         <w:rPr>
           <w:sz w:val="24"/>
           <w:szCs w:val="24"/>
+        </w:rPr>
+      </w:r>
+      <w:r>
+        <w:rPr>
+          <w:sz w:val="24"/>
+          <w:szCs w:val="24"/>
+          <w14:ligatures w14:val="none"/>
         </w:rPr>
       </w:r>
     </w:p>
     <w:p>
       <w:pPr>
-        <w:pStyle w:val="1_1835"/>
+        <w:pStyle w:val="938"/>
         <w:suppressLineNumbers w:val="false"/>
         <w:pBdr/>
         <w:spacing/>
@@ -4420,12 +5274,19 @@
         <w:rPr>
           <w:sz w:val="24"/>
           <w:szCs w:val="24"/>
+        </w:rPr>
+      </w:r>
+      <w:r>
+        <w:rPr>
+          <w:sz w:val="24"/>
+          <w:szCs w:val="24"/>
+          <w14:ligatures w14:val="none"/>
         </w:rPr>
       </w:r>
     </w:p>
     <w:p>
       <w:pPr>
-        <w:pStyle w:val="1_1835"/>
+        <w:pStyle w:val="938"/>
         <w:suppressLineNumbers w:val="false"/>
         <w:pBdr/>
         <w:spacing/>
@@ -4448,12 +5309,19 @@
         <w:rPr>
           <w:sz w:val="24"/>
           <w:szCs w:val="24"/>
+        </w:rPr>
+      </w:r>
+      <w:r>
+        <w:rPr>
+          <w:sz w:val="24"/>
+          <w:szCs w:val="24"/>
+          <w14:ligatures w14:val="none"/>
         </w:rPr>
       </w:r>
     </w:p>
     <w:p>
       <w:pPr>
-        <w:pStyle w:val="1_1835"/>
+        <w:pStyle w:val="938"/>
         <w:suppressLineNumbers w:val="false"/>
         <w:pBdr/>
         <w:spacing/>
@@ -4476,12 +5344,19 @@
         <w:rPr>
           <w:sz w:val="24"/>
           <w:szCs w:val="24"/>
+        </w:rPr>
+      </w:r>
+      <w:r>
+        <w:rPr>
+          <w:sz w:val="24"/>
+          <w:szCs w:val="24"/>
+          <w14:ligatures w14:val="none"/>
         </w:rPr>
       </w:r>
     </w:p>
     <w:p>
       <w:pPr>
-        <w:pStyle w:val="1_1835"/>
+        <w:pStyle w:val="938"/>
         <w:suppressLineNumbers w:val="false"/>
         <w:pBdr/>
         <w:spacing/>
@@ -4504,12 +5379,19 @@
         <w:rPr>
           <w:sz w:val="24"/>
           <w:szCs w:val="24"/>
+        </w:rPr>
+      </w:r>
+      <w:r>
+        <w:rPr>
+          <w:sz w:val="24"/>
+          <w:szCs w:val="24"/>
+          <w14:ligatures w14:val="none"/>
         </w:rPr>
       </w:r>
     </w:p>
     <w:p>
       <w:pPr>
-        <w:pStyle w:val="1_1835"/>
+        <w:pStyle w:val="938"/>
         <w:suppressLineNumbers w:val="false"/>
         <w:pBdr/>
         <w:spacing/>
@@ -4532,12 +5414,19 @@
         <w:rPr>
           <w:sz w:val="24"/>
           <w:szCs w:val="24"/>
+        </w:rPr>
+      </w:r>
+      <w:r>
+        <w:rPr>
+          <w:sz w:val="24"/>
+          <w:szCs w:val="24"/>
+          <w14:ligatures w14:val="none"/>
         </w:rPr>
       </w:r>
     </w:p>
     <w:p>
       <w:pPr>
-        <w:pStyle w:val="1_1835"/>
+        <w:pStyle w:val="938"/>
         <w:suppressLineNumbers w:val="false"/>
         <w:pBdr/>
         <w:spacing/>
@@ -4560,12 +5449,19 @@
         <w:rPr>
           <w:sz w:val="24"/>
           <w:szCs w:val="24"/>
+        </w:rPr>
+      </w:r>
+      <w:r>
+        <w:rPr>
+          <w:sz w:val="24"/>
+          <w:szCs w:val="24"/>
+          <w14:ligatures w14:val="none"/>
         </w:rPr>
       </w:r>
     </w:p>
     <w:p>
       <w:pPr>
-        <w:pStyle w:val="1_1835"/>
+        <w:pStyle w:val="938"/>
         <w:suppressLineNumbers w:val="false"/>
         <w:pBdr/>
         <w:spacing/>
@@ -4588,12 +5484,19 @@
         <w:rPr>
           <w:sz w:val="24"/>
           <w:szCs w:val="24"/>
+        </w:rPr>
+      </w:r>
+      <w:r>
+        <w:rPr>
+          <w:sz w:val="24"/>
+          <w:szCs w:val="24"/>
+          <w14:ligatures w14:val="none"/>
         </w:rPr>
       </w:r>
     </w:p>
     <w:p>
       <w:pPr>
-        <w:pStyle w:val="1_1835"/>
+        <w:pStyle w:val="938"/>
         <w:suppressLineNumbers w:val="false"/>
         <w:pBdr/>
         <w:spacing/>
@@ -4615,12 +5518,19 @@
         <w:rPr>
           <w:sz w:val="24"/>
           <w:szCs w:val="24"/>
+        </w:rPr>
+      </w:r>
+      <w:r>
+        <w:rPr>
+          <w:sz w:val="24"/>
+          <w:szCs w:val="24"/>
+          <w14:ligatures w14:val="none"/>
         </w:rPr>
       </w:r>
     </w:p>
     <w:p>
       <w:pPr>
-        <w:pStyle w:val="1_1835"/>
+        <w:pStyle w:val="938"/>
         <w:suppressLineNumbers w:val="false"/>
         <w:pBdr/>
         <w:spacing/>
@@ -4643,12 +5553,19 @@
         <w:rPr>
           <w:sz w:val="24"/>
           <w:szCs w:val="24"/>
+        </w:rPr>
+      </w:r>
+      <w:r>
+        <w:rPr>
+          <w:sz w:val="24"/>
+          <w:szCs w:val="24"/>
+          <w14:ligatures w14:val="none"/>
         </w:rPr>
       </w:r>
     </w:p>
     <w:p>
       <w:pPr>
-        <w:pStyle w:val="1_1835"/>
+        <w:pStyle w:val="938"/>
         <w:suppressLineNumbers w:val="false"/>
         <w:pBdr/>
         <w:spacing/>
@@ -4671,12 +5588,19 @@
         <w:rPr>
           <w:sz w:val="24"/>
           <w:szCs w:val="24"/>
+        </w:rPr>
+      </w:r>
+      <w:r>
+        <w:rPr>
+          <w:sz w:val="24"/>
+          <w:szCs w:val="24"/>
+          <w14:ligatures w14:val="none"/>
         </w:rPr>
       </w:r>
     </w:p>
     <w:p>
       <w:pPr>
-        <w:pStyle w:val="1_1835"/>
+        <w:pStyle w:val="938"/>
         <w:suppressLineNumbers w:val="false"/>
         <w:pBdr/>
         <w:spacing/>
@@ -4699,12 +5623,19 @@
         <w:rPr>
           <w:sz w:val="24"/>
           <w:szCs w:val="24"/>
+        </w:rPr>
+      </w:r>
+      <w:r>
+        <w:rPr>
+          <w:sz w:val="24"/>
+          <w:szCs w:val="24"/>
+          <w14:ligatures w14:val="none"/>
         </w:rPr>
       </w:r>
     </w:p>
     <w:p>
       <w:pPr>
-        <w:pStyle w:val="1_1835"/>
+        <w:pStyle w:val="938"/>
         <w:suppressLineNumbers w:val="false"/>
         <w:pBdr/>
         <w:spacing/>
@@ -4727,12 +5658,19 @@
         <w:rPr>
           <w:sz w:val="24"/>
           <w:szCs w:val="24"/>
+        </w:rPr>
+      </w:r>
+      <w:r>
+        <w:rPr>
+          <w:sz w:val="24"/>
+          <w:szCs w:val="24"/>
+          <w14:ligatures w14:val="none"/>
         </w:rPr>
       </w:r>
     </w:p>
     <w:p>
       <w:pPr>
-        <w:pStyle w:val="1_1835"/>
+        <w:pStyle w:val="938"/>
         <w:suppressLineNumbers w:val="false"/>
         <w:pBdr/>
         <w:spacing/>
@@ -4755,12 +5693,19 @@
         <w:rPr>
           <w:sz w:val="24"/>
           <w:szCs w:val="24"/>
+        </w:rPr>
+      </w:r>
+      <w:r>
+        <w:rPr>
+          <w:sz w:val="24"/>
+          <w:szCs w:val="24"/>
+          <w14:ligatures w14:val="none"/>
         </w:rPr>
       </w:r>
     </w:p>
     <w:p>
       <w:pPr>
-        <w:pStyle w:val="1_1835"/>
+        <w:pStyle w:val="938"/>
         <w:suppressLineNumbers w:val="false"/>
         <w:pBdr/>
         <w:spacing/>
@@ -4783,12 +5728,19 @@
         <w:rPr>
           <w:sz w:val="24"/>
           <w:szCs w:val="24"/>
+        </w:rPr>
+      </w:r>
+      <w:r>
+        <w:rPr>
+          <w:sz w:val="24"/>
+          <w:szCs w:val="24"/>
+          <w14:ligatures w14:val="none"/>
         </w:rPr>
       </w:r>
     </w:p>
     <w:p>
       <w:pPr>
-        <w:pStyle w:val="1_1835"/>
+        <w:pStyle w:val="938"/>
         <w:suppressLineNumbers w:val="false"/>
         <w:pBdr/>
         <w:spacing/>
@@ -4811,12 +5763,19 @@
         <w:rPr>
           <w:sz w:val="24"/>
           <w:szCs w:val="24"/>
+        </w:rPr>
+      </w:r>
+      <w:r>
+        <w:rPr>
+          <w:sz w:val="24"/>
+          <w:szCs w:val="24"/>
+          <w14:ligatures w14:val="none"/>
         </w:rPr>
       </w:r>
     </w:p>
     <w:p>
       <w:pPr>
-        <w:pStyle w:val="1_1835"/>
+        <w:pStyle w:val="938"/>
         <w:suppressLineNumbers w:val="false"/>
         <w:pBdr/>
         <w:spacing/>
@@ -4839,12 +5798,19 @@
         <w:rPr>
           <w:sz w:val="24"/>
           <w:szCs w:val="24"/>
+        </w:rPr>
+      </w:r>
+      <w:r>
+        <w:rPr>
+          <w:sz w:val="24"/>
+          <w:szCs w:val="24"/>
+          <w14:ligatures w14:val="none"/>
         </w:rPr>
       </w:r>
     </w:p>
     <w:p>
       <w:pPr>
-        <w:pStyle w:val="1_1835"/>
+        <w:pStyle w:val="938"/>
         <w:suppressLineNumbers w:val="false"/>
         <w:pBdr/>
         <w:spacing/>
@@ -4867,12 +5833,19 @@
         <w:rPr>
           <w:sz w:val="24"/>
           <w:szCs w:val="24"/>
+        </w:rPr>
+      </w:r>
+      <w:r>
+        <w:rPr>
+          <w:sz w:val="24"/>
+          <w:szCs w:val="24"/>
+          <w14:ligatures w14:val="none"/>
         </w:rPr>
       </w:r>
     </w:p>
     <w:p>
       <w:pPr>
-        <w:pStyle w:val="1_1835"/>
+        <w:pStyle w:val="938"/>
         <w:suppressLineNumbers w:val="false"/>
         <w:pBdr/>
         <w:spacing/>
@@ -4895,12 +5868,19 @@
         <w:rPr>
           <w:sz w:val="24"/>
           <w:szCs w:val="24"/>
+        </w:rPr>
+      </w:r>
+      <w:r>
+        <w:rPr>
+          <w:sz w:val="24"/>
+          <w:szCs w:val="24"/>
+          <w14:ligatures w14:val="none"/>
         </w:rPr>
       </w:r>
     </w:p>
     <w:p>
       <w:pPr>
-        <w:pStyle w:val="1_1835"/>
+        <w:pStyle w:val="938"/>
         <w:suppressLineNumbers w:val="false"/>
         <w:pBdr/>
         <w:spacing/>
@@ -4923,12 +5903,19 @@
         <w:rPr>
           <w:sz w:val="24"/>
           <w:szCs w:val="24"/>
+        </w:rPr>
+      </w:r>
+      <w:r>
+        <w:rPr>
+          <w:sz w:val="24"/>
+          <w:szCs w:val="24"/>
+          <w14:ligatures w14:val="none"/>
         </w:rPr>
       </w:r>
     </w:p>
     <w:p>
       <w:pPr>
-        <w:pStyle w:val="1_1835"/>
+        <w:pStyle w:val="938"/>
         <w:suppressLineNumbers w:val="false"/>
         <w:pBdr/>
         <w:spacing/>
@@ -4951,12 +5938,19 @@
         <w:rPr>
           <w:sz w:val="24"/>
           <w:szCs w:val="24"/>
+        </w:rPr>
+      </w:r>
+      <w:r>
+        <w:rPr>
+          <w:sz w:val="24"/>
+          <w:szCs w:val="24"/>
+          <w14:ligatures w14:val="none"/>
         </w:rPr>
       </w:r>
     </w:p>
     <w:p>
       <w:pPr>
-        <w:pStyle w:val="1_1835"/>
+        <w:pStyle w:val="938"/>
         <w:suppressLineNumbers w:val="false"/>
         <w:pBdr/>
         <w:spacing/>
@@ -4979,12 +5973,19 @@
         <w:rPr>
           <w:sz w:val="24"/>
           <w:szCs w:val="24"/>
+        </w:rPr>
+      </w:r>
+      <w:r>
+        <w:rPr>
+          <w:sz w:val="24"/>
+          <w:szCs w:val="24"/>
+          <w14:ligatures w14:val="none"/>
         </w:rPr>
       </w:r>
     </w:p>
     <w:p>
       <w:pPr>
-        <w:pStyle w:val="1_1835"/>
+        <w:pStyle w:val="938"/>
         <w:suppressLineNumbers w:val="false"/>
         <w:pBdr/>
         <w:spacing/>
@@ -5007,12 +6008,19 @@
         <w:rPr>
           <w:sz w:val="24"/>
           <w:szCs w:val="24"/>
+        </w:rPr>
+      </w:r>
+      <w:r>
+        <w:rPr>
+          <w:sz w:val="24"/>
+          <w:szCs w:val="24"/>
+          <w14:ligatures w14:val="none"/>
         </w:rPr>
       </w:r>
     </w:p>
     <w:p>
       <w:pPr>
-        <w:pStyle w:val="1_1835"/>
+        <w:pStyle w:val="938"/>
         <w:suppressLineNumbers w:val="false"/>
         <w:pBdr/>
         <w:spacing/>
@@ -5035,12 +6043,19 @@
         <w:rPr>
           <w:sz w:val="24"/>
           <w:szCs w:val="24"/>
+        </w:rPr>
+      </w:r>
+      <w:r>
+        <w:rPr>
+          <w:sz w:val="24"/>
+          <w:szCs w:val="24"/>
+          <w14:ligatures w14:val="none"/>
         </w:rPr>
       </w:r>
     </w:p>
     <w:p>
       <w:pPr>
-        <w:pStyle w:val="1_1835"/>
+        <w:pStyle w:val="938"/>
         <w:suppressLineNumbers w:val="false"/>
         <w:pBdr/>
         <w:spacing/>
@@ -5063,12 +6078,19 @@
         <w:rPr>
           <w:sz w:val="24"/>
           <w:szCs w:val="24"/>
+        </w:rPr>
+      </w:r>
+      <w:r>
+        <w:rPr>
+          <w:sz w:val="24"/>
+          <w:szCs w:val="24"/>
+          <w14:ligatures w14:val="none"/>
         </w:rPr>
       </w:r>
     </w:p>
     <w:p>
       <w:pPr>
-        <w:pStyle w:val="1_1835"/>
+        <w:pStyle w:val="938"/>
         <w:suppressLineNumbers w:val="false"/>
         <w:pBdr/>
         <w:spacing/>
@@ -5091,12 +6113,19 @@
         <w:rPr>
           <w:sz w:val="24"/>
           <w:szCs w:val="24"/>
+        </w:rPr>
+      </w:r>
+      <w:r>
+        <w:rPr>
+          <w:sz w:val="24"/>
+          <w:szCs w:val="24"/>
+          <w14:ligatures w14:val="none"/>
         </w:rPr>
       </w:r>
     </w:p>
     <w:p>
       <w:pPr>
-        <w:pStyle w:val="1_1835"/>
+        <w:pStyle w:val="938"/>
         <w:suppressLineNumbers w:val="false"/>
         <w:pBdr/>
         <w:spacing/>
@@ -5119,12 +6148,19 @@
         <w:rPr>
           <w:sz w:val="24"/>
           <w:szCs w:val="24"/>
+        </w:rPr>
+      </w:r>
+      <w:r>
+        <w:rPr>
+          <w:sz w:val="24"/>
+          <w:szCs w:val="24"/>
+          <w14:ligatures w14:val="none"/>
         </w:rPr>
       </w:r>
     </w:p>
     <w:p>
       <w:pPr>
-        <w:pStyle w:val="1_1835"/>
+        <w:pStyle w:val="938"/>
         <w:suppressLineNumbers w:val="false"/>
         <w:pBdr/>
         <w:spacing/>
@@ -5147,12 +6183,19 @@
         <w:rPr>
           <w:sz w:val="24"/>
           <w:szCs w:val="24"/>
+        </w:rPr>
+      </w:r>
+      <w:r>
+        <w:rPr>
+          <w:sz w:val="24"/>
+          <w:szCs w:val="24"/>
+          <w14:ligatures w14:val="none"/>
         </w:rPr>
       </w:r>
     </w:p>
     <w:p>
       <w:pPr>
-        <w:pStyle w:val="1_1835"/>
+        <w:pStyle w:val="938"/>
         <w:suppressLineNumbers w:val="false"/>
         <w:pBdr/>
         <w:spacing/>
@@ -5175,12 +6218,19 @@
         <w:rPr>
           <w:sz w:val="24"/>
           <w:szCs w:val="24"/>
+        </w:rPr>
+      </w:r>
+      <w:r>
+        <w:rPr>
+          <w:sz w:val="24"/>
+          <w:szCs w:val="24"/>
+          <w14:ligatures w14:val="none"/>
         </w:rPr>
       </w:r>
     </w:p>
     <w:p>
       <w:pPr>
-        <w:pStyle w:val="1_1835"/>
+        <w:pStyle w:val="938"/>
         <w:suppressLineNumbers w:val="false"/>
         <w:pBdr/>
         <w:spacing/>
@@ -5202,12 +6252,19 @@
         <w:rPr>
           <w:sz w:val="24"/>
           <w:szCs w:val="24"/>
+        </w:rPr>
+      </w:r>
+      <w:r>
+        <w:rPr>
+          <w:sz w:val="24"/>
+          <w:szCs w:val="24"/>
+          <w14:ligatures w14:val="none"/>
         </w:rPr>
       </w:r>
     </w:p>
     <w:p>
       <w:pPr>
-        <w:pStyle w:val="1_1835"/>
+        <w:pStyle w:val="938"/>
         <w:suppressLineNumbers w:val="false"/>
         <w:pBdr/>
         <w:spacing/>
@@ -5230,12 +6287,19 @@
         <w:rPr>
           <w:sz w:val="24"/>
           <w:szCs w:val="24"/>
+        </w:rPr>
+      </w:r>
+      <w:r>
+        <w:rPr>
+          <w:sz w:val="24"/>
+          <w:szCs w:val="24"/>
+          <w14:ligatures w14:val="none"/>
         </w:rPr>
       </w:r>
     </w:p>
     <w:p>
       <w:pPr>
-        <w:pStyle w:val="1_1835"/>
+        <w:pStyle w:val="938"/>
         <w:suppressLineNumbers w:val="false"/>
         <w:pBdr/>
         <w:spacing/>
@@ -5258,12 +6322,19 @@
         <w:rPr>
           <w:sz w:val="24"/>
           <w:szCs w:val="24"/>
+        </w:rPr>
+      </w:r>
+      <w:r>
+        <w:rPr>
+          <w:sz w:val="24"/>
+          <w:szCs w:val="24"/>
+          <w14:ligatures w14:val="none"/>
         </w:rPr>
       </w:r>
     </w:p>
     <w:p>
       <w:pPr>
-        <w:pStyle w:val="1_1835"/>
+        <w:pStyle w:val="938"/>
         <w:suppressLineNumbers w:val="false"/>
         <w:pBdr/>
         <w:spacing/>
@@ -5286,12 +6357,19 @@
         <w:rPr>
           <w:sz w:val="24"/>
           <w:szCs w:val="24"/>
+        </w:rPr>
+      </w:r>
+      <w:r>
+        <w:rPr>
+          <w:sz w:val="24"/>
+          <w:szCs w:val="24"/>
+          <w14:ligatures w14:val="none"/>
         </w:rPr>
       </w:r>
     </w:p>
     <w:p>
       <w:pPr>
-        <w:pStyle w:val="1_1835"/>
+        <w:pStyle w:val="938"/>
         <w:suppressLineNumbers w:val="false"/>
         <w:pBdr/>
         <w:spacing/>
@@ -5314,12 +6392,19 @@
         <w:rPr>
           <w:sz w:val="24"/>
           <w:szCs w:val="24"/>
+        </w:rPr>
+      </w:r>
+      <w:r>
+        <w:rPr>
+          <w:sz w:val="24"/>
+          <w:szCs w:val="24"/>
+          <w14:ligatures w14:val="none"/>
         </w:rPr>
       </w:r>
     </w:p>
     <w:p>
       <w:pPr>
-        <w:pStyle w:val="1_1835"/>
+        <w:pStyle w:val="938"/>
         <w:suppressLineNumbers w:val="false"/>
         <w:pBdr/>
         <w:spacing/>
@@ -5342,12 +6427,19 @@
         <w:rPr>
           <w:sz w:val="24"/>
           <w:szCs w:val="24"/>
+        </w:rPr>
+      </w:r>
+      <w:r>
+        <w:rPr>
+          <w:sz w:val="24"/>
+          <w:szCs w:val="24"/>
+          <w14:ligatures w14:val="none"/>
         </w:rPr>
       </w:r>
     </w:p>
     <w:p>
       <w:pPr>
-        <w:pStyle w:val="1_1835"/>
+        <w:pStyle w:val="938"/>
         <w:suppressLineNumbers w:val="false"/>
         <w:pBdr/>
         <w:spacing/>
@@ -5370,12 +6462,19 @@
         <w:rPr>
           <w:sz w:val="24"/>
           <w:szCs w:val="24"/>
+        </w:rPr>
+      </w:r>
+      <w:r>
+        <w:rPr>
+          <w:sz w:val="24"/>
+          <w:szCs w:val="24"/>
+          <w14:ligatures w14:val="none"/>
         </w:rPr>
       </w:r>
     </w:p>
     <w:p>
       <w:pPr>
-        <w:pStyle w:val="1_1835"/>
+        <w:pStyle w:val="938"/>
         <w:suppressLineNumbers w:val="false"/>
         <w:pBdr/>
         <w:spacing/>
@@ -5398,12 +6497,19 @@
         <w:rPr>
           <w:sz w:val="24"/>
           <w:szCs w:val="24"/>
+        </w:rPr>
+      </w:r>
+      <w:r>
+        <w:rPr>
+          <w:sz w:val="24"/>
+          <w:szCs w:val="24"/>
+          <w14:ligatures w14:val="none"/>
         </w:rPr>
       </w:r>
     </w:p>
     <w:p>
       <w:pPr>
-        <w:pStyle w:val="1_1835"/>
+        <w:pStyle w:val="938"/>
         <w:suppressLineNumbers w:val="false"/>
         <w:pBdr/>
         <w:spacing/>
@@ -5426,12 +6532,19 @@
         <w:rPr>
           <w:sz w:val="24"/>
           <w:szCs w:val="24"/>
+        </w:rPr>
+      </w:r>
+      <w:r>
+        <w:rPr>
+          <w:sz w:val="24"/>
+          <w:szCs w:val="24"/>
+          <w14:ligatures w14:val="none"/>
         </w:rPr>
       </w:r>
     </w:p>
     <w:p>
       <w:pPr>
-        <w:pStyle w:val="1_1835"/>
+        <w:pStyle w:val="938"/>
         <w:suppressLineNumbers w:val="false"/>
         <w:pBdr/>
         <w:spacing/>
@@ -5454,12 +6567,19 @@
         <w:rPr>
           <w:sz w:val="24"/>
           <w:szCs w:val="24"/>
+        </w:rPr>
+      </w:r>
+      <w:r>
+        <w:rPr>
+          <w:sz w:val="24"/>
+          <w:szCs w:val="24"/>
+          <w14:ligatures w14:val="none"/>
         </w:rPr>
       </w:r>
     </w:p>
     <w:p>
       <w:pPr>
-        <w:pStyle w:val="1_1835"/>
+        <w:pStyle w:val="938"/>
         <w:suppressLineNumbers w:val="false"/>
         <w:pBdr/>
         <w:spacing/>
@@ -5482,12 +6602,19 @@
         <w:rPr>
           <w:sz w:val="24"/>
           <w:szCs w:val="24"/>
+        </w:rPr>
+      </w:r>
+      <w:r>
+        <w:rPr>
+          <w:sz w:val="24"/>
+          <w:szCs w:val="24"/>
+          <w14:ligatures w14:val="none"/>
         </w:rPr>
       </w:r>
     </w:p>
     <w:p>
       <w:pPr>
-        <w:pStyle w:val="1_1835"/>
+        <w:pStyle w:val="938"/>
         <w:suppressLineNumbers w:val="false"/>
         <w:pBdr/>
         <w:spacing/>
@@ -5510,12 +6637,19 @@
         <w:rPr>
           <w:sz w:val="24"/>
           <w:szCs w:val="24"/>
+        </w:rPr>
+      </w:r>
+      <w:r>
+        <w:rPr>
+          <w:sz w:val="24"/>
+          <w:szCs w:val="24"/>
+          <w14:ligatures w14:val="none"/>
         </w:rPr>
       </w:r>
     </w:p>
     <w:p>
       <w:pPr>
-        <w:pStyle w:val="1_1835"/>
+        <w:pStyle w:val="938"/>
         <w:suppressLineNumbers w:val="false"/>
         <w:pBdr/>
         <w:spacing/>
@@ -5538,12 +6672,19 @@
         <w:rPr>
           <w:sz w:val="24"/>
           <w:szCs w:val="24"/>
+        </w:rPr>
+      </w:r>
+      <w:r>
+        <w:rPr>
+          <w:sz w:val="24"/>
+          <w:szCs w:val="24"/>
+          <w14:ligatures w14:val="none"/>
         </w:rPr>
       </w:r>
     </w:p>
     <w:p>
       <w:pPr>
-        <w:pStyle w:val="1_1835"/>
+        <w:pStyle w:val="938"/>
         <w:suppressLineNumbers w:val="false"/>
         <w:pBdr/>
         <w:spacing/>
@@ -5566,12 +6707,19 @@
         <w:rPr>
           <w:sz w:val="24"/>
           <w:szCs w:val="24"/>
+        </w:rPr>
+      </w:r>
+      <w:r>
+        <w:rPr>
+          <w:sz w:val="24"/>
+          <w:szCs w:val="24"/>
+          <w14:ligatures w14:val="none"/>
         </w:rPr>
       </w:r>
     </w:p>
     <w:p>
       <w:pPr>
-        <w:pStyle w:val="1_1835"/>
+        <w:pStyle w:val="938"/>
         <w:suppressLineNumbers w:val="false"/>
         <w:pBdr/>
         <w:spacing/>
@@ -5594,12 +6742,19 @@
         <w:rPr>
           <w:sz w:val="24"/>
           <w:szCs w:val="24"/>
+        </w:rPr>
+      </w:r>
+      <w:r>
+        <w:rPr>
+          <w:sz w:val="24"/>
+          <w:szCs w:val="24"/>
+          <w14:ligatures w14:val="none"/>
         </w:rPr>
       </w:r>
     </w:p>
     <w:p>
       <w:pPr>
-        <w:pStyle w:val="1_1835"/>
+        <w:pStyle w:val="938"/>
         <w:suppressLineNumbers w:val="false"/>
         <w:pBdr/>
         <w:spacing/>
@@ -5622,12 +6777,19 @@
         <w:rPr>
           <w:sz w:val="24"/>
           <w:szCs w:val="24"/>
+        </w:rPr>
+      </w:r>
+      <w:r>
+        <w:rPr>
+          <w:sz w:val="24"/>
+          <w:szCs w:val="24"/>
+          <w14:ligatures w14:val="none"/>
         </w:rPr>
       </w:r>
     </w:p>
     <w:p>
       <w:pPr>
-        <w:pStyle w:val="1_1835"/>
+        <w:pStyle w:val="938"/>
         <w:suppressLineNumbers w:val="false"/>
         <w:pBdr/>
         <w:spacing/>
@@ -5650,12 +6812,19 @@
         <w:rPr>
           <w:sz w:val="24"/>
           <w:szCs w:val="24"/>
+        </w:rPr>
+      </w:r>
+      <w:r>
+        <w:rPr>
+          <w:sz w:val="24"/>
+          <w:szCs w:val="24"/>
+          <w14:ligatures w14:val="none"/>
         </w:rPr>
       </w:r>
     </w:p>
     <w:p>
       <w:pPr>
-        <w:pStyle w:val="1_1835"/>
+        <w:pStyle w:val="938"/>
         <w:suppressLineNumbers w:val="false"/>
         <w:pBdr/>
         <w:spacing/>
@@ -5678,12 +6847,19 @@
         <w:rPr>
           <w:sz w:val="24"/>
           <w:szCs w:val="24"/>
+        </w:rPr>
+      </w:r>
+      <w:r>
+        <w:rPr>
+          <w:sz w:val="24"/>
+          <w:szCs w:val="24"/>
+          <w14:ligatures w14:val="none"/>
         </w:rPr>
       </w:r>
     </w:p>
     <w:p>
       <w:pPr>
-        <w:pStyle w:val="1_1835"/>
+        <w:pStyle w:val="938"/>
         <w:suppressLineNumbers w:val="false"/>
         <w:pBdr/>
         <w:spacing/>
@@ -5706,12 +6882,19 @@
         <w:rPr>
           <w:sz w:val="24"/>
           <w:szCs w:val="24"/>
+        </w:rPr>
+      </w:r>
+      <w:r>
+        <w:rPr>
+          <w:sz w:val="24"/>
+          <w:szCs w:val="24"/>
+          <w14:ligatures w14:val="none"/>
         </w:rPr>
       </w:r>
     </w:p>
     <w:p>
       <w:pPr>
-        <w:pStyle w:val="1_1835"/>
+        <w:pStyle w:val="938"/>
         <w:suppressLineNumbers w:val="false"/>
         <w:pBdr/>
         <w:spacing/>
@@ -5734,12 +6917,19 @@
         <w:rPr>
           <w:sz w:val="24"/>
           <w:szCs w:val="24"/>
+        </w:rPr>
+      </w:r>
+      <w:r>
+        <w:rPr>
+          <w:sz w:val="24"/>
+          <w:szCs w:val="24"/>
+          <w14:ligatures w14:val="none"/>
         </w:rPr>
       </w:r>
     </w:p>
     <w:p>
       <w:pPr>
-        <w:pStyle w:val="1_1835"/>
+        <w:pStyle w:val="938"/>
         <w:suppressLineNumbers w:val="false"/>
         <w:pBdr/>
         <w:spacing/>
@@ -5761,12 +6951,19 @@
         <w:rPr>
           <w:sz w:val="24"/>
           <w:szCs w:val="24"/>
+        </w:rPr>
+      </w:r>
+      <w:r>
+        <w:rPr>
+          <w:sz w:val="24"/>
+          <w:szCs w:val="24"/>
+          <w14:ligatures w14:val="none"/>
         </w:rPr>
       </w:r>
     </w:p>
     <w:p>
       <w:pPr>
-        <w:pStyle w:val="1_1835"/>
+        <w:pStyle w:val="938"/>
         <w:suppressLineNumbers w:val="false"/>
         <w:pBdr/>
         <w:spacing/>
@@ -5789,12 +6986,19 @@
         <w:rPr>
           <w:sz w:val="24"/>
           <w:szCs w:val="24"/>
+        </w:rPr>
+      </w:r>
+      <w:r>
+        <w:rPr>
+          <w:sz w:val="24"/>
+          <w:szCs w:val="24"/>
+          <w14:ligatures w14:val="none"/>
         </w:rPr>
       </w:r>
     </w:p>
     <w:p>
       <w:pPr>
-        <w:pStyle w:val="1_1835"/>
+        <w:pStyle w:val="938"/>
         <w:suppressLineNumbers w:val="false"/>
         <w:pBdr/>
         <w:spacing/>
@@ -5817,12 +7021,19 @@
         <w:rPr>
           <w:sz w:val="24"/>
           <w:szCs w:val="24"/>
+        </w:rPr>
+      </w:r>
+      <w:r>
+        <w:rPr>
+          <w:sz w:val="24"/>
+          <w:szCs w:val="24"/>
+          <w14:ligatures w14:val="none"/>
         </w:rPr>
       </w:r>
     </w:p>
     <w:p>
       <w:pPr>
-        <w:pStyle w:val="1_1835"/>
+        <w:pStyle w:val="938"/>
         <w:suppressLineNumbers w:val="false"/>
         <w:pBdr/>
         <w:spacing/>
@@ -5845,12 +7056,19 @@
         <w:rPr>
           <w:sz w:val="24"/>
           <w:szCs w:val="24"/>
+        </w:rPr>
+      </w:r>
+      <w:r>
+        <w:rPr>
+          <w:sz w:val="24"/>
+          <w:szCs w:val="24"/>
+          <w14:ligatures w14:val="none"/>
         </w:rPr>
       </w:r>
     </w:p>
     <w:p>
       <w:pPr>
-        <w:pStyle w:val="1_1835"/>
+        <w:pStyle w:val="938"/>
         <w:suppressLineNumbers w:val="false"/>
         <w:pBdr/>
         <w:spacing/>
@@ -5873,12 +7091,19 @@
         <w:rPr>
           <w:sz w:val="24"/>
           <w:szCs w:val="24"/>
+        </w:rPr>
+      </w:r>
+      <w:r>
+        <w:rPr>
+          <w:sz w:val="24"/>
+          <w:szCs w:val="24"/>
+          <w14:ligatures w14:val="none"/>
         </w:rPr>
       </w:r>
     </w:p>
     <w:p>
       <w:pPr>
-        <w:pStyle w:val="1_1835"/>
+        <w:pStyle w:val="938"/>
         <w:suppressLineNumbers w:val="false"/>
         <w:pBdr/>
         <w:spacing/>
@@ -5901,12 +7126,19 @@
         <w:rPr>
           <w:sz w:val="24"/>
           <w:szCs w:val="24"/>
+        </w:rPr>
+      </w:r>
+      <w:r>
+        <w:rPr>
+          <w:sz w:val="24"/>
+          <w:szCs w:val="24"/>
+          <w14:ligatures w14:val="none"/>
         </w:rPr>
       </w:r>
     </w:p>
     <w:p>
       <w:pPr>
-        <w:pStyle w:val="1_1835"/>
+        <w:pStyle w:val="938"/>
         <w:suppressLineNumbers w:val="false"/>
         <w:pBdr/>
         <w:spacing/>
@@ -5929,12 +7161,19 @@
         <w:rPr>
           <w:sz w:val="24"/>
           <w:szCs w:val="24"/>
+        </w:rPr>
+      </w:r>
+      <w:r>
+        <w:rPr>
+          <w:sz w:val="24"/>
+          <w:szCs w:val="24"/>
+          <w14:ligatures w14:val="none"/>
         </w:rPr>
       </w:r>
     </w:p>
     <w:p>
       <w:pPr>
-        <w:pStyle w:val="1_1835"/>
+        <w:pStyle w:val="938"/>
         <w:suppressLineNumbers w:val="false"/>
         <w:pBdr/>
         <w:spacing/>
@@ -5957,12 +7196,19 @@
         <w:rPr>
           <w:sz w:val="24"/>
           <w:szCs w:val="24"/>
+        </w:rPr>
+      </w:r>
+      <w:r>
+        <w:rPr>
+          <w:sz w:val="24"/>
+          <w:szCs w:val="24"/>
+          <w14:ligatures w14:val="none"/>
         </w:rPr>
       </w:r>
     </w:p>
     <w:p>
       <w:pPr>
-        <w:pStyle w:val="1_1835"/>
+        <w:pStyle w:val="938"/>
         <w:suppressLineNumbers w:val="false"/>
         <w:pBdr/>
         <w:spacing/>
@@ -5985,12 +7231,19 @@
         <w:rPr>
           <w:sz w:val="24"/>
           <w:szCs w:val="24"/>
+        </w:rPr>
+      </w:r>
+      <w:r>
+        <w:rPr>
+          <w:sz w:val="24"/>
+          <w:szCs w:val="24"/>
+          <w14:ligatures w14:val="none"/>
         </w:rPr>
       </w:r>
     </w:p>
     <w:p>
       <w:pPr>
-        <w:pStyle w:val="1_1835"/>
+        <w:pStyle w:val="938"/>
         <w:suppressLineNumbers w:val="false"/>
         <w:pBdr/>
         <w:spacing/>
@@ -6013,12 +7266,19 @@
         <w:rPr>
           <w:sz w:val="24"/>
           <w:szCs w:val="24"/>
+        </w:rPr>
+      </w:r>
+      <w:r>
+        <w:rPr>
+          <w:sz w:val="24"/>
+          <w:szCs w:val="24"/>
+          <w14:ligatures w14:val="none"/>
         </w:rPr>
       </w:r>
     </w:p>
     <w:p>
       <w:pPr>
-        <w:pStyle w:val="1_1835"/>
+        <w:pStyle w:val="938"/>
         <w:suppressLineNumbers w:val="false"/>
         <w:pBdr/>
         <w:spacing/>
@@ -6040,12 +7300,19 @@
         <w:rPr>
           <w:sz w:val="24"/>
           <w:szCs w:val="24"/>
+        </w:rPr>
+      </w:r>
+      <w:r>
+        <w:rPr>
+          <w:sz w:val="24"/>
+          <w:szCs w:val="24"/>
+          <w14:ligatures w14:val="none"/>
         </w:rPr>
       </w:r>
     </w:p>
     <w:p>
       <w:pPr>
-        <w:pStyle w:val="1_1835"/>
+        <w:pStyle w:val="938"/>
         <w:suppressLineNumbers w:val="false"/>
         <w:pBdr/>
         <w:spacing/>
@@ -6068,12 +7335,19 @@
         <w:rPr>
           <w:sz w:val="24"/>
           <w:szCs w:val="24"/>
+        </w:rPr>
+      </w:r>
+      <w:r>
+        <w:rPr>
+          <w:sz w:val="24"/>
+          <w:szCs w:val="24"/>
+          <w14:ligatures w14:val="none"/>
         </w:rPr>
       </w:r>
     </w:p>
     <w:p>
       <w:pPr>
-        <w:pStyle w:val="1_1835"/>
+        <w:pStyle w:val="938"/>
         <w:suppressLineNumbers w:val="false"/>
         <w:pBdr/>
         <w:spacing/>
@@ -6096,12 +7370,19 @@
         <w:rPr>
           <w:sz w:val="24"/>
           <w:szCs w:val="24"/>
+        </w:rPr>
+      </w:r>
+      <w:r>
+        <w:rPr>
+          <w:sz w:val="24"/>
+          <w:szCs w:val="24"/>
+          <w14:ligatures w14:val="none"/>
         </w:rPr>
       </w:r>
     </w:p>
     <w:p>
       <w:pPr>
-        <w:pStyle w:val="1_1835"/>
+        <w:pStyle w:val="938"/>
         <w:suppressLineNumbers w:val="false"/>
         <w:pBdr/>
         <w:spacing/>
@@ -6124,12 +7405,19 @@
         <w:rPr>
           <w:sz w:val="24"/>
           <w:szCs w:val="24"/>
+        </w:rPr>
+      </w:r>
+      <w:r>
+        <w:rPr>
+          <w:sz w:val="24"/>
+          <w:szCs w:val="24"/>
+          <w14:ligatures w14:val="none"/>
         </w:rPr>
       </w:r>
     </w:p>
     <w:p>
       <w:pPr>
-        <w:pStyle w:val="1_1835"/>
+        <w:pStyle w:val="938"/>
         <w:suppressLineNumbers w:val="false"/>
         <w:pBdr/>
         <w:spacing/>
@@ -6152,12 +7440,19 @@
         <w:rPr>
           <w:sz w:val="24"/>
           <w:szCs w:val="24"/>
+        </w:rPr>
+      </w:r>
+      <w:r>
+        <w:rPr>
+          <w:sz w:val="24"/>
+          <w:szCs w:val="24"/>
+          <w14:ligatures w14:val="none"/>
         </w:rPr>
       </w:r>
     </w:p>
     <w:p>
       <w:pPr>
-        <w:pStyle w:val="1_1835"/>
+        <w:pStyle w:val="938"/>
         <w:suppressLineNumbers w:val="false"/>
         <w:pBdr/>
         <w:spacing/>
@@ -6179,12 +7474,19 @@
         <w:rPr>
           <w:sz w:val="24"/>
           <w:szCs w:val="24"/>
+        </w:rPr>
+      </w:r>
+      <w:r>
+        <w:rPr>
+          <w:sz w:val="24"/>
+          <w:szCs w:val="24"/>
+          <w14:ligatures w14:val="none"/>
         </w:rPr>
       </w:r>
     </w:p>
     <w:p>
       <w:pPr>
-        <w:pStyle w:val="1_1835"/>
+        <w:pStyle w:val="938"/>
         <w:suppressLineNumbers w:val="false"/>
         <w:pBdr/>
         <w:spacing/>
@@ -6207,12 +7509,19 @@
         <w:rPr>
           <w:sz w:val="24"/>
           <w:szCs w:val="24"/>
+        </w:rPr>
+      </w:r>
+      <w:r>
+        <w:rPr>
+          <w:sz w:val="24"/>
+          <w:szCs w:val="24"/>
+          <w14:ligatures w14:val="none"/>
         </w:rPr>
       </w:r>
     </w:p>
     <w:p>
       <w:pPr>
-        <w:pStyle w:val="1_1835"/>
+        <w:pStyle w:val="938"/>
         <w:suppressLineNumbers w:val="false"/>
         <w:pBdr/>
         <w:spacing/>
@@ -6234,12 +7543,19 @@
         <w:rPr>
           <w:sz w:val="24"/>
           <w:szCs w:val="24"/>
+        </w:rPr>
+      </w:r>
+      <w:r>
+        <w:rPr>
+          <w:sz w:val="24"/>
+          <w:szCs w:val="24"/>
+          <w14:ligatures w14:val="none"/>
         </w:rPr>
       </w:r>
     </w:p>
     <w:p>
       <w:pPr>
-        <w:pStyle w:val="1_1835"/>
+        <w:pStyle w:val="938"/>
         <w:suppressLineNumbers w:val="false"/>
         <w:pBdr/>
         <w:spacing/>
@@ -6262,12 +7578,19 @@
         <w:rPr>
           <w:sz w:val="24"/>
           <w:szCs w:val="24"/>
+        </w:rPr>
+      </w:r>
+      <w:r>
+        <w:rPr>
+          <w:sz w:val="24"/>
+          <w:szCs w:val="24"/>
+          <w14:ligatures w14:val="none"/>
         </w:rPr>
       </w:r>
     </w:p>
     <w:p>
       <w:pPr>
-        <w:pStyle w:val="1_1835"/>
+        <w:pStyle w:val="938"/>
         <w:suppressLineNumbers w:val="false"/>
         <w:pBdr/>
         <w:spacing/>
@@ -6290,12 +7613,19 @@
         <w:rPr>
           <w:sz w:val="24"/>
           <w:szCs w:val="24"/>
+        </w:rPr>
+      </w:r>
+      <w:r>
+        <w:rPr>
+          <w:sz w:val="24"/>
+          <w:szCs w:val="24"/>
+          <w14:ligatures w14:val="none"/>
         </w:rPr>
       </w:r>
     </w:p>
     <w:p>
       <w:pPr>
-        <w:pStyle w:val="1_1835"/>
+        <w:pStyle w:val="938"/>
         <w:suppressLineNumbers w:val="false"/>
         <w:pBdr/>
         <w:spacing/>
@@ -6318,12 +7648,19 @@
         <w:rPr>
           <w:sz w:val="24"/>
           <w:szCs w:val="24"/>
+        </w:rPr>
+      </w:r>
+      <w:r>
+        <w:rPr>
+          <w:sz w:val="24"/>
+          <w:szCs w:val="24"/>
+          <w14:ligatures w14:val="none"/>
         </w:rPr>
       </w:r>
     </w:p>
     <w:p>
       <w:pPr>
-        <w:pStyle w:val="1_1835"/>
+        <w:pStyle w:val="938"/>
         <w:suppressLineNumbers w:val="false"/>
         <w:pBdr/>
         <w:spacing/>
@@ -6346,12 +7683,19 @@
         <w:rPr>
           <w:sz w:val="24"/>
           <w:szCs w:val="24"/>
+        </w:rPr>
+      </w:r>
+      <w:r>
+        <w:rPr>
+          <w:sz w:val="24"/>
+          <w:szCs w:val="24"/>
+          <w14:ligatures w14:val="none"/>
         </w:rPr>
       </w:r>
     </w:p>
     <w:p>
       <w:pPr>
-        <w:pStyle w:val="1_1835"/>
+        <w:pStyle w:val="938"/>
         <w:suppressLineNumbers w:val="false"/>
         <w:pBdr/>
         <w:spacing/>
@@ -6374,12 +7718,19 @@
         <w:rPr>
           <w:sz w:val="24"/>
           <w:szCs w:val="24"/>
+        </w:rPr>
+      </w:r>
+      <w:r>
+        <w:rPr>
+          <w:sz w:val="24"/>
+          <w:szCs w:val="24"/>
+          <w14:ligatures w14:val="none"/>
         </w:rPr>
       </w:r>
     </w:p>
     <w:p>
       <w:pPr>
-        <w:pStyle w:val="1_1835"/>
+        <w:pStyle w:val="938"/>
         <w:suppressLineNumbers w:val="false"/>
         <w:pBdr/>
         <w:spacing/>
@@ -6402,12 +7753,19 @@
         <w:rPr>
           <w:sz w:val="24"/>
           <w:szCs w:val="24"/>
+        </w:rPr>
+      </w:r>
+      <w:r>
+        <w:rPr>
+          <w:sz w:val="24"/>
+          <w:szCs w:val="24"/>
+          <w14:ligatures w14:val="none"/>
         </w:rPr>
       </w:r>
     </w:p>
     <w:p>
       <w:pPr>
-        <w:pStyle w:val="1_1835"/>
+        <w:pStyle w:val="938"/>
         <w:suppressLineNumbers w:val="false"/>
         <w:pBdr/>
         <w:spacing/>
@@ -6430,12 +7788,19 @@
         <w:rPr>
           <w:sz w:val="24"/>
           <w:szCs w:val="24"/>
+        </w:rPr>
+      </w:r>
+      <w:r>
+        <w:rPr>
+          <w:sz w:val="24"/>
+          <w:szCs w:val="24"/>
+          <w14:ligatures w14:val="none"/>
         </w:rPr>
       </w:r>
     </w:p>
     <w:p>
       <w:pPr>
-        <w:pStyle w:val="1_1835"/>
+        <w:pStyle w:val="938"/>
         <w:suppressLineNumbers w:val="false"/>
         <w:pBdr/>
         <w:spacing/>
@@ -6457,12 +7822,19 @@
         <w:rPr>
           <w:sz w:val="24"/>
           <w:szCs w:val="24"/>
+        </w:rPr>
+      </w:r>
+      <w:r>
+        <w:rPr>
+          <w:sz w:val="24"/>
+          <w:szCs w:val="24"/>
+          <w14:ligatures w14:val="none"/>
         </w:rPr>
       </w:r>
     </w:p>
     <w:p>
       <w:pPr>
-        <w:pStyle w:val="1_1835"/>
+        <w:pStyle w:val="938"/>
         <w:suppressLineNumbers w:val="false"/>
         <w:pBdr/>
         <w:spacing/>
@@ -6485,12 +7857,19 @@
         <w:rPr>
           <w:sz w:val="24"/>
           <w:szCs w:val="24"/>
+        </w:rPr>
+      </w:r>
+      <w:r>
+        <w:rPr>
+          <w:sz w:val="24"/>
+          <w:szCs w:val="24"/>
+          <w14:ligatures w14:val="none"/>
         </w:rPr>
       </w:r>
     </w:p>
     <w:p>
       <w:pPr>
-        <w:pStyle w:val="1_1835"/>
+        <w:pStyle w:val="938"/>
         <w:suppressLineNumbers w:val="false"/>
         <w:pBdr/>
         <w:spacing/>
@@ -6512,12 +7891,19 @@
         <w:rPr>
           <w:sz w:val="24"/>
           <w:szCs w:val="24"/>
+        </w:rPr>
+      </w:r>
+      <w:r>
+        <w:rPr>
+          <w:sz w:val="24"/>
+          <w:szCs w:val="24"/>
+          <w14:ligatures w14:val="none"/>
         </w:rPr>
       </w:r>
     </w:p>
     <w:p>
       <w:pPr>
-        <w:pStyle w:val="1_1835"/>
+        <w:pStyle w:val="938"/>
         <w:suppressLineNumbers w:val="false"/>
         <w:pBdr/>
         <w:spacing/>
@@ -6540,12 +7926,19 @@
         <w:rPr>
           <w:sz w:val="24"/>
           <w:szCs w:val="24"/>
+        </w:rPr>
+      </w:r>
+      <w:r>
+        <w:rPr>
+          <w:sz w:val="24"/>
+          <w:szCs w:val="24"/>
+          <w14:ligatures w14:val="none"/>
         </w:rPr>
       </w:r>
     </w:p>
     <w:p>
       <w:pPr>
-        <w:pStyle w:val="1_1835"/>
+        <w:pStyle w:val="938"/>
         <w:suppressLineNumbers w:val="false"/>
         <w:pBdr/>
         <w:spacing/>
@@ -6568,12 +7961,19 @@
         <w:rPr>
           <w:sz w:val="24"/>
           <w:szCs w:val="24"/>
+        </w:rPr>
+      </w:r>
+      <w:r>
+        <w:rPr>
+          <w:sz w:val="24"/>
+          <w:szCs w:val="24"/>
+          <w14:ligatures w14:val="none"/>
         </w:rPr>
       </w:r>
     </w:p>
     <w:p>
       <w:pPr>
-        <w:pStyle w:val="1_1835"/>
+        <w:pStyle w:val="938"/>
         <w:suppressLineNumbers w:val="false"/>
         <w:pBdr/>
         <w:spacing/>
@@ -6596,12 +7996,19 @@
         <w:rPr>
           <w:sz w:val="24"/>
           <w:szCs w:val="24"/>
+        </w:rPr>
+      </w:r>
+      <w:r>
+        <w:rPr>
+          <w:sz w:val="24"/>
+          <w:szCs w:val="24"/>
+          <w14:ligatures w14:val="none"/>
         </w:rPr>
       </w:r>
     </w:p>
     <w:p>
       <w:pPr>
-        <w:pStyle w:val="1_1835"/>
+        <w:pStyle w:val="938"/>
         <w:suppressLineNumbers w:val="false"/>
         <w:pBdr/>
         <w:spacing/>
@@ -6623,12 +8030,19 @@
         <w:rPr>
           <w:sz w:val="24"/>
           <w:szCs w:val="24"/>
+        </w:rPr>
+      </w:r>
+      <w:r>
+        <w:rPr>
+          <w:sz w:val="24"/>
+          <w:szCs w:val="24"/>
+          <w14:ligatures w14:val="none"/>
         </w:rPr>
       </w:r>
     </w:p>
     <w:p>
       <w:pPr>
-        <w:pStyle w:val="1_1835"/>
+        <w:pStyle w:val="938"/>
         <w:suppressLineNumbers w:val="false"/>
         <w:pBdr/>
         <w:spacing/>
@@ -6651,12 +8065,19 @@
         <w:rPr>
           <w:sz w:val="24"/>
           <w:szCs w:val="24"/>
+        </w:rPr>
+      </w:r>
+      <w:r>
+        <w:rPr>
+          <w:sz w:val="24"/>
+          <w:szCs w:val="24"/>
+          <w14:ligatures w14:val="none"/>
         </w:rPr>
       </w:r>
     </w:p>
     <w:p>
       <w:pPr>
-        <w:pStyle w:val="1_1835"/>
+        <w:pStyle w:val="938"/>
         <w:suppressLineNumbers w:val="false"/>
         <w:pBdr/>
         <w:spacing/>
@@ -6678,12 +8099,19 @@
         <w:rPr>
           <w:sz w:val="24"/>
           <w:szCs w:val="24"/>
+        </w:rPr>
+      </w:r>
+      <w:r>
+        <w:rPr>
+          <w:sz w:val="24"/>
+          <w:szCs w:val="24"/>
+          <w14:ligatures w14:val="none"/>
         </w:rPr>
       </w:r>
     </w:p>
     <w:p>
       <w:pPr>
-        <w:pStyle w:val="1_1835"/>
+        <w:pStyle w:val="938"/>
         <w:suppressLineNumbers w:val="false"/>
         <w:pBdr/>
         <w:spacing/>
@@ -6706,12 +8134,19 @@
         <w:rPr>
           <w:sz w:val="24"/>
           <w:szCs w:val="24"/>
+        </w:rPr>
+      </w:r>
+      <w:r>
+        <w:rPr>
+          <w:sz w:val="24"/>
+          <w:szCs w:val="24"/>
+          <w14:ligatures w14:val="none"/>
         </w:rPr>
       </w:r>
     </w:p>
     <w:p>
       <w:pPr>
-        <w:pStyle w:val="1_1835"/>
+        <w:pStyle w:val="938"/>
         <w:suppressLineNumbers w:val="false"/>
         <w:pBdr/>
         <w:spacing/>
@@ -6734,12 +8169,19 @@
         <w:rPr>
           <w:sz w:val="24"/>
           <w:szCs w:val="24"/>
+        </w:rPr>
+      </w:r>
+      <w:r>
+        <w:rPr>
+          <w:sz w:val="24"/>
+          <w:szCs w:val="24"/>
+          <w14:ligatures w14:val="none"/>
         </w:rPr>
       </w:r>
     </w:p>
     <w:p>
       <w:pPr>
-        <w:pStyle w:val="1_1835"/>
+        <w:pStyle w:val="938"/>
         <w:suppressLineNumbers w:val="false"/>
         <w:pBdr/>
         <w:spacing/>
@@ -6762,12 +8204,19 @@
         <w:rPr>
           <w:sz w:val="24"/>
           <w:szCs w:val="24"/>
+        </w:rPr>
+      </w:r>
+      <w:r>
+        <w:rPr>
+          <w:sz w:val="24"/>
+          <w:szCs w:val="24"/>
+          <w14:ligatures w14:val="none"/>
         </w:rPr>
       </w:r>
     </w:p>
     <w:p>
       <w:pPr>
-        <w:pStyle w:val="1_1835"/>
+        <w:pStyle w:val="938"/>
         <w:suppressLineNumbers w:val="false"/>
         <w:pBdr/>
         <w:spacing/>
@@ -6790,12 +8239,19 @@
         <w:rPr>
           <w:sz w:val="24"/>
           <w:szCs w:val="24"/>
+        </w:rPr>
+      </w:r>
+      <w:r>
+        <w:rPr>
+          <w:sz w:val="24"/>
+          <w:szCs w:val="24"/>
+          <w14:ligatures w14:val="none"/>
         </w:rPr>
       </w:r>
     </w:p>
     <w:p>
       <w:pPr>
-        <w:pStyle w:val="1_1835"/>
+        <w:pStyle w:val="938"/>
         <w:suppressLineNumbers w:val="false"/>
         <w:pBdr/>
         <w:spacing/>
@@ -6827,12 +8283,13 @@
           <w:sz w:val="24"/>
           <w:szCs w:val="24"/>
           <w:highlight w:val="none"/>
+          <w14:ligatures w14:val="none"/>
         </w:rPr>
       </w:r>
     </w:p>
     <w:p>
       <w:pPr>
-        <w:pStyle w:val="1_1835"/>
+        <w:pStyle w:val="938"/>
         <w:suppressLineNumbers w:val="false"/>
         <w:pBdr/>
         <w:spacing/>
@@ -6863,12 +8320,13 @@
           <w:sz w:val="24"/>
           <w:szCs w:val="24"/>
           <w:highlight w:val="none"/>
+          <w14:ligatures w14:val="none"/>
         </w:rPr>
       </w:r>
     </w:p>
     <w:p>
       <w:pPr>
-        <w:pStyle w:val="1_65"/>
+        <w:pStyle w:val="935"/>
         <w:suppressLineNumbers w:val="false"/>
         <w:pBdr/>
         <w:spacing/>
@@ -6881,13 +8339,6 @@
           <w14:ligatures w14:val="none"/>
         </w:rPr>
       </w:pPr>
-      <w:r>
-        <w:rPr>
-          <w:sz w:val="24"/>
-          <w:szCs w:val="24"/>
-          <w:highlight w:val="none"/>
-        </w:rPr>
-      </w:r>
       <w:r>
         <w:rPr>
           <w:sz w:val="24"/>
@@ -6968,19 +8419,20 @@
         <w:rPr>
           <w:sz w:val="24"/>
           <w:szCs w:val="24"/>
+        </w:rPr>
+      </w:r>
+      <w:r>
+        <w:rPr>
+          <w:sz w:val="24"/>
+          <w:szCs w:val="24"/>
           <w:highlight w:val="none"/>
-        </w:rPr>
-      </w:r>
-      <w:r>
-        <w:rPr>
-          <w:sz w:val="24"/>
-          <w:szCs w:val="24"/>
+          <w14:ligatures w14:val="none"/>
         </w:rPr>
       </w:r>
     </w:p>
     <w:p>
       <w:pPr>
-        <w:pStyle w:val="1_65"/>
+        <w:pStyle w:val="935"/>
         <w:suppressLineNumbers w:val="false"/>
         <w:pBdr/>
         <w:spacing/>
@@ -7004,10 +8456,16 @@
           <w:highlight w:val="none"/>
         </w:rPr>
       </w:r>
+      <w:r>
+        <w:rPr>
+          <w:highlight w:val="none"/>
+          <w14:ligatures w14:val="none"/>
+        </w:rPr>
+      </w:r>
     </w:p>
     <w:p>
       <w:pPr>
-        <w:pStyle w:val="1_65"/>
+        <w:pStyle w:val="935"/>
         <w:suppressLineNumbers w:val="false"/>
         <w:pBdr/>
         <w:spacing/>
@@ -7045,6 +8503,12 @@
       <w:r>
         <w:rPr>
           <w:highlight w:val="none"/>
+        </w:rPr>
+      </w:r>
+      <w:r>
+        <w:rPr>
+          <w:highlight w:val="none"/>
+          <w14:ligatures w14:val="none"/>
         </w:rPr>
       </w:r>
     </w:p>
@@ -7099,7 +8563,7 @@
 <w:ftr xmlns:wpc="http://schemas.microsoft.com/office/word/2010/wordprocessingCanvas" xmlns:mc="http://schemas.openxmlformats.org/markup-compatibility/2006" xmlns:o="urn:schemas-microsoft-com:office:office" xmlns:r="http://schemas.openxmlformats.org/officeDocument/2006/relationships" xmlns:m="http://schemas.openxmlformats.org/officeDocument/2006/math" xmlns:v="urn:schemas-microsoft-com:vml" xmlns:wp14="http://schemas.microsoft.com/office/word/2010/wordprocessingDrawing" xmlns:wp="http://schemas.openxmlformats.org/drawingml/2006/wordprocessingDrawing" xmlns:w10="urn:schemas-microsoft-com:office:word" xmlns:w="http://schemas.openxmlformats.org/wordprocessingml/2006/main" xmlns:w14="http://schemas.microsoft.com/office/word/2010/wordml" xmlns:w15="http://schemas.microsoft.com/office/word/2012/wordml" xmlns:wpg="http://schemas.microsoft.com/office/word/2010/wordprocessingGroup" xmlns:wpi="http://schemas.microsoft.com/office/word/2010/wordprocessingInk" xmlns:wne="http://schemas.microsoft.com/office/word/2006/wordml" xmlns:a="http://schemas.openxmlformats.org/drawingml/2006/main" xmlns:wps="http://schemas.microsoft.com/office/word/2010/wordprocessingShape" mc:Ignorable="w14 w15 wp14">
   <w:p>
     <w:pPr>
-      <w:pStyle w:val="737"/>
+      <w:pStyle w:val="924"/>
       <w:pBdr/>
       <w:spacing/>
       <w:ind/>
@@ -7125,10 +8589,17 @@
         <w:szCs w:val="28"/>
       </w:rPr>
     </w:r>
+    <w:r>
+      <w:rPr>
+        <w:rFonts w:ascii="Times New Roman" w:hAnsi="Times New Roman" w:cs="Times New Roman"/>
+        <w:sz w:val="28"/>
+        <w:szCs w:val="28"/>
+      </w:rPr>
+    </w:r>
   </w:p>
   <w:p>
     <w:pPr>
-      <w:pStyle w:val="737"/>
+      <w:pStyle w:val="924"/>
       <w:pBdr/>
       <w:spacing/>
       <w:ind/>
@@ -7154,6 +8625,13 @@
         <w:szCs w:val="28"/>
       </w:rPr>
       <w:t xml:space="preserve">5</w:t>
+    </w:r>
+    <w:r>
+      <w:rPr>
+        <w:rFonts w:ascii="Times New Roman" w:hAnsi="Times New Roman" w:cs="Times New Roman"/>
+        <w:sz w:val="28"/>
+        <w:szCs w:val="28"/>
+      </w:rPr>
     </w:r>
     <w:r>
       <w:rPr>
@@ -8696,9 +10174,9 @@
     <w:lsdException w:name="Bibliography" w:uiPriority="37"/>
     <w:lsdException w:name="TOC Heading" w:uiPriority="39" w:qFormat="1"/>
   </w:latentStyles>
-  <w:style w:type="table" w:styleId="13">
+  <w:style w:type="table" w:styleId="736">
     <w:name w:val="Table Grid Light"/>
-    <w:basedOn w:val="733"/>
+    <w:basedOn w:val="920"/>
     <w:uiPriority w:val="59"/>
     <w:pPr>
       <w:pBdr/>
@@ -8895,9 +10373,9 @@
       </w:tcPr>
     </w:tblStylePr>
   </w:style>
-  <w:style w:type="table" w:styleId="14">
+  <w:style w:type="table" w:styleId="737">
     <w:name w:val="Plain Table 1"/>
-    <w:basedOn w:val="733"/>
+    <w:basedOn w:val="920"/>
     <w:uiPriority w:val="59"/>
     <w:pPr>
       <w:pBdr/>
@@ -9120,9 +10598,9 @@
       </w:tcPr>
     </w:tblStylePr>
   </w:style>
-  <w:style w:type="table" w:styleId="15">
+  <w:style w:type="table" w:styleId="738">
     <w:name w:val="Plain Table 2"/>
-    <w:basedOn w:val="733"/>
+    <w:basedOn w:val="920"/>
     <w:uiPriority w:val="59"/>
     <w:pPr>
       <w:pBdr/>
@@ -9353,9 +10831,9 @@
       </w:tcPr>
     </w:tblStylePr>
   </w:style>
-  <w:style w:type="table" w:styleId="16">
+  <w:style w:type="table" w:styleId="739">
     <w:name w:val="Plain Table 3"/>
-    <w:basedOn w:val="733"/>
+    <w:basedOn w:val="920"/>
     <w:uiPriority w:val="99"/>
     <w:pPr>
       <w:pBdr/>
@@ -9583,9 +11061,9 @@
       </w:tcPr>
     </w:tblStylePr>
   </w:style>
-  <w:style w:type="table" w:styleId="17">
+  <w:style w:type="table" w:styleId="740">
     <w:name w:val="Plain Table 4"/>
-    <w:basedOn w:val="733"/>
+    <w:basedOn w:val="920"/>
     <w:uiPriority w:val="99"/>
     <w:pPr>
       <w:pBdr/>
@@ -9799,9 +11277,9 @@
       </w:tcPr>
     </w:tblStylePr>
   </w:style>
-  <w:style w:type="table" w:styleId="18">
+  <w:style w:type="table" w:styleId="741">
     <w:name w:val="Plain Table 5"/>
-    <w:basedOn w:val="733"/>
+    <w:basedOn w:val="920"/>
     <w:uiPriority w:val="99"/>
     <w:pPr>
       <w:pBdr/>
@@ -10032,9 +11510,9 @@
       </w:tcPr>
     </w:tblStylePr>
   </w:style>
-  <w:style w:type="table" w:styleId="19">
+  <w:style w:type="table" w:styleId="742">
     <w:name w:val="Grid Table 1 Light"/>
-    <w:basedOn w:val="733"/>
+    <w:basedOn w:val="920"/>
     <w:uiPriority w:val="99"/>
     <w:pPr>
       <w:pBdr/>
@@ -10255,9 +11733,9 @@
       </w:tcPr>
     </w:tblStylePr>
   </w:style>
-  <w:style w:type="table" w:styleId="20">
+  <w:style w:type="table" w:styleId="743">
     <w:name w:val="Grid Table 1 Light - Accent 1"/>
-    <w:basedOn w:val="733"/>
+    <w:basedOn w:val="920"/>
     <w:uiPriority w:val="99"/>
     <w:pPr>
       <w:pBdr/>
@@ -10478,9 +11956,9 @@
       </w:tcPr>
     </w:tblStylePr>
   </w:style>
-  <w:style w:type="table" w:styleId="21">
+  <w:style w:type="table" w:styleId="744">
     <w:name w:val="Grid Table 1 Light - Accent 2"/>
-    <w:basedOn w:val="733"/>
+    <w:basedOn w:val="920"/>
     <w:uiPriority w:val="99"/>
     <w:pPr>
       <w:pBdr/>
@@ -10701,9 +12179,9 @@
       </w:tcPr>
     </w:tblStylePr>
   </w:style>
-  <w:style w:type="table" w:styleId="22">
+  <w:style w:type="table" w:styleId="745">
     <w:name w:val="Grid Table 1 Light - Accent 3"/>
-    <w:basedOn w:val="733"/>
+    <w:basedOn w:val="920"/>
     <w:uiPriority w:val="99"/>
     <w:pPr>
       <w:pBdr/>
@@ -10924,9 +12402,9 @@
       </w:tcPr>
     </w:tblStylePr>
   </w:style>
-  <w:style w:type="table" w:styleId="23">
+  <w:style w:type="table" w:styleId="746">
     <w:name w:val="Grid Table 1 Light - Accent 4"/>
-    <w:basedOn w:val="733"/>
+    <w:basedOn w:val="920"/>
     <w:uiPriority w:val="99"/>
     <w:pPr>
       <w:pBdr/>
@@ -11147,9 +12625,9 @@
       </w:tcPr>
     </w:tblStylePr>
   </w:style>
-  <w:style w:type="table" w:styleId="24">
+  <w:style w:type="table" w:styleId="747">
     <w:name w:val="Grid Table 1 Light - Accent 5"/>
-    <w:basedOn w:val="733"/>
+    <w:basedOn w:val="920"/>
     <w:uiPriority w:val="99"/>
     <w:pPr>
       <w:pBdr/>
@@ -11370,9 +12848,9 @@
       </w:tcPr>
     </w:tblStylePr>
   </w:style>
-  <w:style w:type="table" w:styleId="25">
+  <w:style w:type="table" w:styleId="748">
     <w:name w:val="Grid Table 1 Light - Accent 6"/>
-    <w:basedOn w:val="733"/>
+    <w:basedOn w:val="920"/>
     <w:uiPriority w:val="99"/>
     <w:pPr>
       <w:pBdr/>
@@ -11593,9 +13071,9 @@
       </w:tcPr>
     </w:tblStylePr>
   </w:style>
-  <w:style w:type="table" w:styleId="26">
+  <w:style w:type="table" w:styleId="749">
     <w:name w:val="Grid Table 2"/>
-    <w:basedOn w:val="733"/>
+    <w:basedOn w:val="920"/>
     <w:uiPriority w:val="99"/>
     <w:pPr>
       <w:pBdr/>
@@ -11825,9 +13303,9 @@
       </w:tcPr>
     </w:tblStylePr>
   </w:style>
-  <w:style w:type="table" w:styleId="27">
+  <w:style w:type="table" w:styleId="750">
     <w:name w:val="Grid Table 2 - Accent 1"/>
-    <w:basedOn w:val="733"/>
+    <w:basedOn w:val="920"/>
     <w:uiPriority w:val="99"/>
     <w:pPr>
       <w:pBdr/>
@@ -12057,9 +13535,9 @@
       </w:tcPr>
     </w:tblStylePr>
   </w:style>
-  <w:style w:type="table" w:styleId="28">
+  <w:style w:type="table" w:styleId="751">
     <w:name w:val="Grid Table 2 - Accent 2"/>
-    <w:basedOn w:val="733"/>
+    <w:basedOn w:val="920"/>
     <w:uiPriority w:val="99"/>
     <w:pPr>
       <w:pBdr/>
@@ -12289,9 +13767,9 @@
       </w:tcPr>
     </w:tblStylePr>
   </w:style>
-  <w:style w:type="table" w:styleId="29">
+  <w:style w:type="table" w:styleId="752">
     <w:name w:val="Grid Table 2 - Accent 3"/>
-    <w:basedOn w:val="733"/>
+    <w:basedOn w:val="920"/>
     <w:uiPriority w:val="99"/>
     <w:pPr>
       <w:pBdr/>
@@ -12521,9 +13999,9 @@
       </w:tcPr>
     </w:tblStylePr>
   </w:style>
-  <w:style w:type="table" w:styleId="30">
+  <w:style w:type="table" w:styleId="753">
     <w:name w:val="Grid Table 2 - Accent 4"/>
-    <w:basedOn w:val="733"/>
+    <w:basedOn w:val="920"/>
     <w:uiPriority w:val="99"/>
     <w:pPr>
       <w:pBdr/>
@@ -12753,9 +14231,9 @@
       </w:tcPr>
     </w:tblStylePr>
   </w:style>
-  <w:style w:type="table" w:styleId="31">
+  <w:style w:type="table" w:styleId="754">
     <w:name w:val="Grid Table 2 - Accent 5"/>
-    <w:basedOn w:val="733"/>
+    <w:basedOn w:val="920"/>
     <w:uiPriority w:val="99"/>
     <w:pPr>
       <w:pBdr/>
@@ -12985,9 +14463,9 @@
       </w:tcPr>
     </w:tblStylePr>
   </w:style>
-  <w:style w:type="table" w:styleId="32">
+  <w:style w:type="table" w:styleId="755">
     <w:name w:val="Grid Table 2 - Accent 6"/>
-    <w:basedOn w:val="733"/>
+    <w:basedOn w:val="920"/>
     <w:uiPriority w:val="99"/>
     <w:pPr>
       <w:pBdr/>
@@ -13217,9 +14695,9 @@
       </w:tcPr>
     </w:tblStylePr>
   </w:style>
-  <w:style w:type="table" w:styleId="33">
+  <w:style w:type="table" w:styleId="756">
     <w:name w:val="Grid Table 3"/>
-    <w:basedOn w:val="733"/>
+    <w:basedOn w:val="920"/>
     <w:uiPriority w:val="99"/>
     <w:pPr>
       <w:pBdr/>
@@ -13318,29 +14796,6 @@
         <w:tblBorders/>
       </w:tblPr>
       <w:tcPr>
-        <w:shd w:color="ffffff"/>
-        <w:tcBorders>
-          <w:top w:val="none" w:color="000000" w:sz="4" w:space="0"/>
-          <w:left w:val="none" w:color="000000" w:sz="4" w:space="0"/>
-          <w:bottom w:val="none" w:color="000000" w:sz="4" w:space="0"/>
-          <w:right w:val="none" w:color="000000" w:sz="4" w:space="0"/>
-        </w:tcBorders>
-      </w:tcPr>
-    </w:tblStylePr>
-    <w:tblStylePr w:type="firstRow">
-      <w:rPr>
-        <w:b/>
-        <w:color w:val="404040"/>
-      </w:rPr>
-      <w:pPr>
-        <w:pBdr/>
-        <w:spacing/>
-        <w:ind/>
-      </w:pPr>
-      <w:tblPr>
-        <w:tblBorders/>
-      </w:tblPr>
-      <w:tcPr>
         <w:shd w:val="clear" w:color="ffffff"/>
         <w:tcBorders>
           <w:top w:val="none" w:color="000000" w:sz="4" w:space="0"/>
@@ -13350,30 +14805,7 @@
         </w:tcBorders>
       </w:tcPr>
     </w:tblStylePr>
-    <w:tblStylePr w:type="lastCol">
-      <w:rPr>
-        <w:i/>
-        <w:color w:val="404040"/>
-      </w:rPr>
-      <w:pPr>
-        <w:pBdr/>
-        <w:spacing/>
-        <w:ind/>
-      </w:pPr>
-      <w:tblPr>
-        <w:tblBorders/>
-      </w:tblPr>
-      <w:tcPr>
-        <w:shd w:color="ffffff"/>
-        <w:tcBorders>
-          <w:top w:val="none" w:color="000000" w:sz="4" w:space="0"/>
-          <w:left w:val="none" w:color="000000" w:sz="4" w:space="0"/>
-          <w:bottom w:val="none" w:color="000000" w:sz="4" w:space="0"/>
-          <w:right w:val="none" w:color="000000" w:sz="4" w:space="0"/>
-        </w:tcBorders>
-      </w:tcPr>
-    </w:tblStylePr>
-    <w:tblStylePr w:type="lastRow">
+    <w:tblStylePr w:type="firstRow">
       <w:rPr>
         <w:b/>
         <w:color w:val="404040"/>
@@ -13396,6 +14828,52 @@
         </w:tcBorders>
       </w:tcPr>
     </w:tblStylePr>
+    <w:tblStylePr w:type="lastCol">
+      <w:rPr>
+        <w:i/>
+        <w:color w:val="404040"/>
+      </w:rPr>
+      <w:pPr>
+        <w:pBdr/>
+        <w:spacing/>
+        <w:ind/>
+      </w:pPr>
+      <w:tblPr>
+        <w:tblBorders/>
+      </w:tblPr>
+      <w:tcPr>
+        <w:shd w:val="clear" w:color="ffffff"/>
+        <w:tcBorders>
+          <w:top w:val="none" w:color="000000" w:sz="4" w:space="0"/>
+          <w:left w:val="none" w:color="000000" w:sz="4" w:space="0"/>
+          <w:bottom w:val="none" w:color="000000" w:sz="4" w:space="0"/>
+          <w:right w:val="none" w:color="000000" w:sz="4" w:space="0"/>
+        </w:tcBorders>
+      </w:tcPr>
+    </w:tblStylePr>
+    <w:tblStylePr w:type="lastRow">
+      <w:rPr>
+        <w:b/>
+        <w:color w:val="404040"/>
+      </w:rPr>
+      <w:pPr>
+        <w:pBdr/>
+        <w:spacing/>
+        <w:ind/>
+      </w:pPr>
+      <w:tblPr>
+        <w:tblBorders/>
+      </w:tblPr>
+      <w:tcPr>
+        <w:shd w:val="clear" w:color="ffffff"/>
+        <w:tcBorders>
+          <w:top w:val="none" w:color="000000" w:sz="4" w:space="0"/>
+          <w:left w:val="none" w:color="000000" w:sz="4" w:space="0"/>
+          <w:bottom w:val="none" w:color="000000" w:sz="4" w:space="0"/>
+          <w:right w:val="none" w:color="000000" w:sz="4" w:space="0"/>
+        </w:tcBorders>
+      </w:tcPr>
+    </w:tblStylePr>
     <w:tblStylePr w:type="nwCell">
       <w:pPr>
         <w:pBdr/>
@@ -13462,9 +14940,9 @@
       </w:tcPr>
     </w:tblStylePr>
   </w:style>
-  <w:style w:type="table" w:styleId="34">
+  <w:style w:type="table" w:styleId="757">
     <w:name w:val="Grid Table 3 - Accent 1"/>
-    <w:basedOn w:val="733"/>
+    <w:basedOn w:val="920"/>
     <w:uiPriority w:val="99"/>
     <w:pPr>
       <w:pBdr/>
@@ -13563,29 +15041,6 @@
         <w:tblBorders/>
       </w:tblPr>
       <w:tcPr>
-        <w:shd w:color="ffffff"/>
-        <w:tcBorders>
-          <w:top w:val="none" w:color="000000" w:sz="4" w:space="0"/>
-          <w:left w:val="none" w:color="000000" w:sz="4" w:space="0"/>
-          <w:bottom w:val="none" w:color="000000" w:sz="4" w:space="0"/>
-          <w:right w:val="none" w:color="000000" w:sz="4" w:space="0"/>
-        </w:tcBorders>
-      </w:tcPr>
-    </w:tblStylePr>
-    <w:tblStylePr w:type="firstRow">
-      <w:rPr>
-        <w:b/>
-        <w:color w:val="404040"/>
-      </w:rPr>
-      <w:pPr>
-        <w:pBdr/>
-        <w:spacing/>
-        <w:ind/>
-      </w:pPr>
-      <w:tblPr>
-        <w:tblBorders/>
-      </w:tblPr>
-      <w:tcPr>
         <w:shd w:val="clear" w:color="ffffff"/>
         <w:tcBorders>
           <w:top w:val="none" w:color="000000" w:sz="4" w:space="0"/>
@@ -13595,30 +15050,7 @@
         </w:tcBorders>
       </w:tcPr>
     </w:tblStylePr>
-    <w:tblStylePr w:type="lastCol">
-      <w:rPr>
-        <w:i/>
-        <w:color w:val="404040"/>
-      </w:rPr>
-      <w:pPr>
-        <w:pBdr/>
-        <w:spacing/>
-        <w:ind/>
-      </w:pPr>
-      <w:tblPr>
-        <w:tblBorders/>
-      </w:tblPr>
-      <w:tcPr>
-        <w:shd w:color="ffffff"/>
-        <w:tcBorders>
-          <w:top w:val="none" w:color="000000" w:sz="4" w:space="0"/>
-          <w:left w:val="none" w:color="000000" w:sz="4" w:space="0"/>
-          <w:bottom w:val="none" w:color="000000" w:sz="4" w:space="0"/>
-          <w:right w:val="none" w:color="000000" w:sz="4" w:space="0"/>
-        </w:tcBorders>
-      </w:tcPr>
-    </w:tblStylePr>
-    <w:tblStylePr w:type="lastRow">
+    <w:tblStylePr w:type="firstRow">
       <w:rPr>
         <w:b/>
         <w:color w:val="404040"/>
@@ -13641,6 +15073,52 @@
         </w:tcBorders>
       </w:tcPr>
     </w:tblStylePr>
+    <w:tblStylePr w:type="lastCol">
+      <w:rPr>
+        <w:i/>
+        <w:color w:val="404040"/>
+      </w:rPr>
+      <w:pPr>
+        <w:pBdr/>
+        <w:spacing/>
+        <w:ind/>
+      </w:pPr>
+      <w:tblPr>
+        <w:tblBorders/>
+      </w:tblPr>
+      <w:tcPr>
+        <w:shd w:val="clear" w:color="ffffff"/>
+        <w:tcBorders>
+          <w:top w:val="none" w:color="000000" w:sz="4" w:space="0"/>
+          <w:left w:val="none" w:color="000000" w:sz="4" w:space="0"/>
+          <w:bottom w:val="none" w:color="000000" w:sz="4" w:space="0"/>
+          <w:right w:val="none" w:color="000000" w:sz="4" w:space="0"/>
+        </w:tcBorders>
+      </w:tcPr>
+    </w:tblStylePr>
+    <w:tblStylePr w:type="lastRow">
+      <w:rPr>
+        <w:b/>
+        <w:color w:val="404040"/>
+      </w:rPr>
+      <w:pPr>
+        <w:pBdr/>
+        <w:spacing/>
+        <w:ind/>
+      </w:pPr>
+      <w:tblPr>
+        <w:tblBorders/>
+      </w:tblPr>
+      <w:tcPr>
+        <w:shd w:val="clear" w:color="ffffff"/>
+        <w:tcBorders>
+          <w:top w:val="none" w:color="000000" w:sz="4" w:space="0"/>
+          <w:left w:val="none" w:color="000000" w:sz="4" w:space="0"/>
+          <w:bottom w:val="none" w:color="000000" w:sz="4" w:space="0"/>
+          <w:right w:val="none" w:color="000000" w:sz="4" w:space="0"/>
+        </w:tcBorders>
+      </w:tcPr>
+    </w:tblStylePr>
     <w:tblStylePr w:type="nwCell">
       <w:pPr>
         <w:pBdr/>
@@ -13707,9 +15185,9 @@
       </w:tcPr>
     </w:tblStylePr>
   </w:style>
-  <w:style w:type="table" w:styleId="35">
+  <w:style w:type="table" w:styleId="758">
     <w:name w:val="Grid Table 3 - Accent 2"/>
-    <w:basedOn w:val="733"/>
+    <w:basedOn w:val="920"/>
     <w:uiPriority w:val="99"/>
     <w:pPr>
       <w:pBdr/>
@@ -13808,29 +15286,6 @@
         <w:tblBorders/>
       </w:tblPr>
       <w:tcPr>
-        <w:shd w:color="ffffff"/>
-        <w:tcBorders>
-          <w:top w:val="none" w:color="000000" w:sz="4" w:space="0"/>
-          <w:left w:val="none" w:color="000000" w:sz="4" w:space="0"/>
-          <w:bottom w:val="none" w:color="000000" w:sz="4" w:space="0"/>
-          <w:right w:val="none" w:color="000000" w:sz="4" w:space="0"/>
-        </w:tcBorders>
-      </w:tcPr>
-    </w:tblStylePr>
-    <w:tblStylePr w:type="firstRow">
-      <w:rPr>
-        <w:b/>
-        <w:color w:val="404040"/>
-      </w:rPr>
-      <w:pPr>
-        <w:pBdr/>
-        <w:spacing/>
-        <w:ind/>
-      </w:pPr>
-      <w:tblPr>
-        <w:tblBorders/>
-      </w:tblPr>
-      <w:tcPr>
         <w:shd w:val="clear" w:color="ffffff"/>
         <w:tcBorders>
           <w:top w:val="none" w:color="000000" w:sz="4" w:space="0"/>
@@ -13840,30 +15295,7 @@
         </w:tcBorders>
       </w:tcPr>
     </w:tblStylePr>
-    <w:tblStylePr w:type="lastCol">
-      <w:rPr>
-        <w:i/>
-        <w:color w:val="404040"/>
-      </w:rPr>
-      <w:pPr>
-        <w:pBdr/>
-        <w:spacing/>
-        <w:ind/>
-      </w:pPr>
-      <w:tblPr>
-        <w:tblBorders/>
-      </w:tblPr>
-      <w:tcPr>
-        <w:shd w:color="ffffff"/>
-        <w:tcBorders>
-          <w:top w:val="none" w:color="000000" w:sz="4" w:space="0"/>
-          <w:left w:val="none" w:color="000000" w:sz="4" w:space="0"/>
-          <w:bottom w:val="none" w:color="000000" w:sz="4" w:space="0"/>
-          <w:right w:val="none" w:color="000000" w:sz="4" w:space="0"/>
-        </w:tcBorders>
-      </w:tcPr>
-    </w:tblStylePr>
-    <w:tblStylePr w:type="lastRow">
+    <w:tblStylePr w:type="firstRow">
       <w:rPr>
         <w:b/>
         <w:color w:val="404040"/>
@@ -13886,6 +15318,52 @@
         </w:tcBorders>
       </w:tcPr>
     </w:tblStylePr>
+    <w:tblStylePr w:type="lastCol">
+      <w:rPr>
+        <w:i/>
+        <w:color w:val="404040"/>
+      </w:rPr>
+      <w:pPr>
+        <w:pBdr/>
+        <w:spacing/>
+        <w:ind/>
+      </w:pPr>
+      <w:tblPr>
+        <w:tblBorders/>
+      </w:tblPr>
+      <w:tcPr>
+        <w:shd w:val="clear" w:color="ffffff"/>
+        <w:tcBorders>
+          <w:top w:val="none" w:color="000000" w:sz="4" w:space="0"/>
+          <w:left w:val="none" w:color="000000" w:sz="4" w:space="0"/>
+          <w:bottom w:val="none" w:color="000000" w:sz="4" w:space="0"/>
+          <w:right w:val="none" w:color="000000" w:sz="4" w:space="0"/>
+        </w:tcBorders>
+      </w:tcPr>
+    </w:tblStylePr>
+    <w:tblStylePr w:type="lastRow">
+      <w:rPr>
+        <w:b/>
+        <w:color w:val="404040"/>
+      </w:rPr>
+      <w:pPr>
+        <w:pBdr/>
+        <w:spacing/>
+        <w:ind/>
+      </w:pPr>
+      <w:tblPr>
+        <w:tblBorders/>
+      </w:tblPr>
+      <w:tcPr>
+        <w:shd w:val="clear" w:color="ffffff"/>
+        <w:tcBorders>
+          <w:top w:val="none" w:color="000000" w:sz="4" w:space="0"/>
+          <w:left w:val="none" w:color="000000" w:sz="4" w:space="0"/>
+          <w:bottom w:val="none" w:color="000000" w:sz="4" w:space="0"/>
+          <w:right w:val="none" w:color="000000" w:sz="4" w:space="0"/>
+        </w:tcBorders>
+      </w:tcPr>
+    </w:tblStylePr>
     <w:tblStylePr w:type="nwCell">
       <w:pPr>
         <w:pBdr/>
@@ -13952,9 +15430,9 @@
       </w:tcPr>
     </w:tblStylePr>
   </w:style>
-  <w:style w:type="table" w:styleId="36">
+  <w:style w:type="table" w:styleId="759">
     <w:name w:val="Grid Table 3 - Accent 3"/>
-    <w:basedOn w:val="733"/>
+    <w:basedOn w:val="920"/>
     <w:uiPriority w:val="99"/>
     <w:pPr>
       <w:pBdr/>
@@ -14053,29 +15531,6 @@
         <w:tblBorders/>
       </w:tblPr>
       <w:tcPr>
-        <w:shd w:color="ffffff"/>
-        <w:tcBorders>
-          <w:top w:val="none" w:color="000000" w:sz="4" w:space="0"/>
-          <w:left w:val="none" w:color="000000" w:sz="4" w:space="0"/>
-          <w:bottom w:val="none" w:color="000000" w:sz="4" w:space="0"/>
-          <w:right w:val="none" w:color="000000" w:sz="4" w:space="0"/>
-        </w:tcBorders>
-      </w:tcPr>
-    </w:tblStylePr>
-    <w:tblStylePr w:type="firstRow">
-      <w:rPr>
-        <w:b/>
-        <w:color w:val="404040"/>
-      </w:rPr>
-      <w:pPr>
-        <w:pBdr/>
-        <w:spacing/>
-        <w:ind/>
-      </w:pPr>
-      <w:tblPr>
-        <w:tblBorders/>
-      </w:tblPr>
-      <w:tcPr>
         <w:shd w:val="clear" w:color="ffffff"/>
         <w:tcBorders>
           <w:top w:val="none" w:color="000000" w:sz="4" w:space="0"/>
@@ -14085,30 +15540,7 @@
         </w:tcBorders>
       </w:tcPr>
     </w:tblStylePr>
-    <w:tblStylePr w:type="lastCol">
-      <w:rPr>
-        <w:i/>
-        <w:color w:val="404040"/>
-      </w:rPr>
-      <w:pPr>
-        <w:pBdr/>
-        <w:spacing/>
-        <w:ind/>
-      </w:pPr>
-      <w:tblPr>
-        <w:tblBorders/>
-      </w:tblPr>
-      <w:tcPr>
-        <w:shd w:color="ffffff"/>
-        <w:tcBorders>
-          <w:top w:val="none" w:color="000000" w:sz="4" w:space="0"/>
-          <w:left w:val="none" w:color="000000" w:sz="4" w:space="0"/>
-          <w:bottom w:val="none" w:color="000000" w:sz="4" w:space="0"/>
-          <w:right w:val="none" w:color="000000" w:sz="4" w:space="0"/>
-        </w:tcBorders>
-      </w:tcPr>
-    </w:tblStylePr>
-    <w:tblStylePr w:type="lastRow">
+    <w:tblStylePr w:type="firstRow">
       <w:rPr>
         <w:b/>
         <w:color w:val="404040"/>
@@ -14131,6 +15563,52 @@
         </w:tcBorders>
       </w:tcPr>
     </w:tblStylePr>
+    <w:tblStylePr w:type="lastCol">
+      <w:rPr>
+        <w:i/>
+        <w:color w:val="404040"/>
+      </w:rPr>
+      <w:pPr>
+        <w:pBdr/>
+        <w:spacing/>
+        <w:ind/>
+      </w:pPr>
+      <w:tblPr>
+        <w:tblBorders/>
+      </w:tblPr>
+      <w:tcPr>
+        <w:shd w:val="clear" w:color="ffffff"/>
+        <w:tcBorders>
+          <w:top w:val="none" w:color="000000" w:sz="4" w:space="0"/>
+          <w:left w:val="none" w:color="000000" w:sz="4" w:space="0"/>
+          <w:bottom w:val="none" w:color="000000" w:sz="4" w:space="0"/>
+          <w:right w:val="none" w:color="000000" w:sz="4" w:space="0"/>
+        </w:tcBorders>
+      </w:tcPr>
+    </w:tblStylePr>
+    <w:tblStylePr w:type="lastRow">
+      <w:rPr>
+        <w:b/>
+        <w:color w:val="404040"/>
+      </w:rPr>
+      <w:pPr>
+        <w:pBdr/>
+        <w:spacing/>
+        <w:ind/>
+      </w:pPr>
+      <w:tblPr>
+        <w:tblBorders/>
+      </w:tblPr>
+      <w:tcPr>
+        <w:shd w:val="clear" w:color="ffffff"/>
+        <w:tcBorders>
+          <w:top w:val="none" w:color="000000" w:sz="4" w:space="0"/>
+          <w:left w:val="none" w:color="000000" w:sz="4" w:space="0"/>
+          <w:bottom w:val="none" w:color="000000" w:sz="4" w:space="0"/>
+          <w:right w:val="none" w:color="000000" w:sz="4" w:space="0"/>
+        </w:tcBorders>
+      </w:tcPr>
+    </w:tblStylePr>
     <w:tblStylePr w:type="nwCell">
       <w:pPr>
         <w:pBdr/>
@@ -14197,9 +15675,9 @@
       </w:tcPr>
     </w:tblStylePr>
   </w:style>
-  <w:style w:type="table" w:styleId="37">
+  <w:style w:type="table" w:styleId="760">
     <w:name w:val="Grid Table 3 - Accent 4"/>
-    <w:basedOn w:val="733"/>
+    <w:basedOn w:val="920"/>
     <w:uiPriority w:val="99"/>
     <w:pPr>
       <w:pBdr/>
@@ -14298,29 +15776,6 @@
         <w:tblBorders/>
       </w:tblPr>
       <w:tcPr>
-        <w:shd w:color="ffffff"/>
-        <w:tcBorders>
-          <w:top w:val="none" w:color="000000" w:sz="4" w:space="0"/>
-          <w:left w:val="none" w:color="000000" w:sz="4" w:space="0"/>
-          <w:bottom w:val="none" w:color="000000" w:sz="4" w:space="0"/>
-          <w:right w:val="none" w:color="000000" w:sz="4" w:space="0"/>
-        </w:tcBorders>
-      </w:tcPr>
-    </w:tblStylePr>
-    <w:tblStylePr w:type="firstRow">
-      <w:rPr>
-        <w:b/>
-        <w:color w:val="404040"/>
-      </w:rPr>
-      <w:pPr>
-        <w:pBdr/>
-        <w:spacing/>
-        <w:ind/>
-      </w:pPr>
-      <w:tblPr>
-        <w:tblBorders/>
-      </w:tblPr>
-      <w:tcPr>
         <w:shd w:val="clear" w:color="ffffff"/>
         <w:tcBorders>
           <w:top w:val="none" w:color="000000" w:sz="4" w:space="0"/>
@@ -14330,30 +15785,7 @@
         </w:tcBorders>
       </w:tcPr>
     </w:tblStylePr>
-    <w:tblStylePr w:type="lastCol">
-      <w:rPr>
-        <w:i/>
-        <w:color w:val="404040"/>
-      </w:rPr>
-      <w:pPr>
-        <w:pBdr/>
-        <w:spacing/>
-        <w:ind/>
-      </w:pPr>
-      <w:tblPr>
-        <w:tblBorders/>
-      </w:tblPr>
-      <w:tcPr>
-        <w:shd w:color="ffffff"/>
-        <w:tcBorders>
-          <w:top w:val="none" w:color="000000" w:sz="4" w:space="0"/>
-          <w:left w:val="none" w:color="000000" w:sz="4" w:space="0"/>
-          <w:bottom w:val="none" w:color="000000" w:sz="4" w:space="0"/>
-          <w:right w:val="none" w:color="000000" w:sz="4" w:space="0"/>
-        </w:tcBorders>
-      </w:tcPr>
-    </w:tblStylePr>
-    <w:tblStylePr w:type="lastRow">
+    <w:tblStylePr w:type="firstRow">
       <w:rPr>
         <w:b/>
         <w:color w:val="404040"/>
@@ -14376,6 +15808,52 @@
         </w:tcBorders>
       </w:tcPr>
     </w:tblStylePr>
+    <w:tblStylePr w:type="lastCol">
+      <w:rPr>
+        <w:i/>
+        <w:color w:val="404040"/>
+      </w:rPr>
+      <w:pPr>
+        <w:pBdr/>
+        <w:spacing/>
+        <w:ind/>
+      </w:pPr>
+      <w:tblPr>
+        <w:tblBorders/>
+      </w:tblPr>
+      <w:tcPr>
+        <w:shd w:val="clear" w:color="ffffff"/>
+        <w:tcBorders>
+          <w:top w:val="none" w:color="000000" w:sz="4" w:space="0"/>
+          <w:left w:val="none" w:color="000000" w:sz="4" w:space="0"/>
+          <w:bottom w:val="none" w:color="000000" w:sz="4" w:space="0"/>
+          <w:right w:val="none" w:color="000000" w:sz="4" w:space="0"/>
+        </w:tcBorders>
+      </w:tcPr>
+    </w:tblStylePr>
+    <w:tblStylePr w:type="lastRow">
+      <w:rPr>
+        <w:b/>
+        <w:color w:val="404040"/>
+      </w:rPr>
+      <w:pPr>
+        <w:pBdr/>
+        <w:spacing/>
+        <w:ind/>
+      </w:pPr>
+      <w:tblPr>
+        <w:tblBorders/>
+      </w:tblPr>
+      <w:tcPr>
+        <w:shd w:val="clear" w:color="ffffff"/>
+        <w:tcBorders>
+          <w:top w:val="none" w:color="000000" w:sz="4" w:space="0"/>
+          <w:left w:val="none" w:color="000000" w:sz="4" w:space="0"/>
+          <w:bottom w:val="none" w:color="000000" w:sz="4" w:space="0"/>
+          <w:right w:val="none" w:color="000000" w:sz="4" w:space="0"/>
+        </w:tcBorders>
+      </w:tcPr>
+    </w:tblStylePr>
     <w:tblStylePr w:type="nwCell">
       <w:pPr>
         <w:pBdr/>
@@ -14442,9 +15920,9 @@
       </w:tcPr>
     </w:tblStylePr>
   </w:style>
-  <w:style w:type="table" w:styleId="38">
+  <w:style w:type="table" w:styleId="761">
     <w:name w:val="Grid Table 3 - Accent 5"/>
-    <w:basedOn w:val="733"/>
+    <w:basedOn w:val="920"/>
     <w:uiPriority w:val="99"/>
     <w:pPr>
       <w:pBdr/>
@@ -14543,29 +16021,6 @@
         <w:tblBorders/>
       </w:tblPr>
       <w:tcPr>
-        <w:shd w:color="ffffff"/>
-        <w:tcBorders>
-          <w:top w:val="none" w:color="000000" w:sz="4" w:space="0"/>
-          <w:left w:val="none" w:color="000000" w:sz="4" w:space="0"/>
-          <w:bottom w:val="none" w:color="000000" w:sz="4" w:space="0"/>
-          <w:right w:val="none" w:color="000000" w:sz="4" w:space="0"/>
-        </w:tcBorders>
-      </w:tcPr>
-    </w:tblStylePr>
-    <w:tblStylePr w:type="firstRow">
-      <w:rPr>
-        <w:b/>
-        <w:color w:val="404040"/>
-      </w:rPr>
-      <w:pPr>
-        <w:pBdr/>
-        <w:spacing/>
-        <w:ind/>
-      </w:pPr>
-      <w:tblPr>
-        <w:tblBorders/>
-      </w:tblPr>
-      <w:tcPr>
         <w:shd w:val="clear" w:color="ffffff"/>
         <w:tcBorders>
           <w:top w:val="none" w:color="000000" w:sz="4" w:space="0"/>
@@ -14575,30 +16030,7 @@
         </w:tcBorders>
       </w:tcPr>
     </w:tblStylePr>
-    <w:tblStylePr w:type="lastCol">
-      <w:rPr>
-        <w:i/>
-        <w:color w:val="404040"/>
-      </w:rPr>
-      <w:pPr>
-        <w:pBdr/>
-        <w:spacing/>
-        <w:ind/>
-      </w:pPr>
-      <w:tblPr>
-        <w:tblBorders/>
-      </w:tblPr>
-      <w:tcPr>
-        <w:shd w:color="ffffff"/>
-        <w:tcBorders>
-          <w:top w:val="none" w:color="000000" w:sz="4" w:space="0"/>
-          <w:left w:val="none" w:color="000000" w:sz="4" w:space="0"/>
-          <w:bottom w:val="none" w:color="000000" w:sz="4" w:space="0"/>
-          <w:right w:val="none" w:color="000000" w:sz="4" w:space="0"/>
-        </w:tcBorders>
-      </w:tcPr>
-    </w:tblStylePr>
-    <w:tblStylePr w:type="lastRow">
+    <w:tblStylePr w:type="firstRow">
       <w:rPr>
         <w:b/>
         <w:color w:val="404040"/>
@@ -14621,6 +16053,52 @@
         </w:tcBorders>
       </w:tcPr>
     </w:tblStylePr>
+    <w:tblStylePr w:type="lastCol">
+      <w:rPr>
+        <w:i/>
+        <w:color w:val="404040"/>
+      </w:rPr>
+      <w:pPr>
+        <w:pBdr/>
+        <w:spacing/>
+        <w:ind/>
+      </w:pPr>
+      <w:tblPr>
+        <w:tblBorders/>
+      </w:tblPr>
+      <w:tcPr>
+        <w:shd w:val="clear" w:color="ffffff"/>
+        <w:tcBorders>
+          <w:top w:val="none" w:color="000000" w:sz="4" w:space="0"/>
+          <w:left w:val="none" w:color="000000" w:sz="4" w:space="0"/>
+          <w:bottom w:val="none" w:color="000000" w:sz="4" w:space="0"/>
+          <w:right w:val="none" w:color="000000" w:sz="4" w:space="0"/>
+        </w:tcBorders>
+      </w:tcPr>
+    </w:tblStylePr>
+    <w:tblStylePr w:type="lastRow">
+      <w:rPr>
+        <w:b/>
+        <w:color w:val="404040"/>
+      </w:rPr>
+      <w:pPr>
+        <w:pBdr/>
+        <w:spacing/>
+        <w:ind/>
+      </w:pPr>
+      <w:tblPr>
+        <w:tblBorders/>
+      </w:tblPr>
+      <w:tcPr>
+        <w:shd w:val="clear" w:color="ffffff"/>
+        <w:tcBorders>
+          <w:top w:val="none" w:color="000000" w:sz="4" w:space="0"/>
+          <w:left w:val="none" w:color="000000" w:sz="4" w:space="0"/>
+          <w:bottom w:val="none" w:color="000000" w:sz="4" w:space="0"/>
+          <w:right w:val="none" w:color="000000" w:sz="4" w:space="0"/>
+        </w:tcBorders>
+      </w:tcPr>
+    </w:tblStylePr>
     <w:tblStylePr w:type="nwCell">
       <w:pPr>
         <w:pBdr/>
@@ -14687,9 +16165,9 @@
       </w:tcPr>
     </w:tblStylePr>
   </w:style>
-  <w:style w:type="table" w:styleId="39">
+  <w:style w:type="table" w:styleId="762">
     <w:name w:val="Grid Table 3 - Accent 6"/>
-    <w:basedOn w:val="733"/>
+    <w:basedOn w:val="920"/>
     <w:uiPriority w:val="99"/>
     <w:pPr>
       <w:pBdr/>
@@ -14788,29 +16266,6 @@
         <w:tblBorders/>
       </w:tblPr>
       <w:tcPr>
-        <w:shd w:color="ffffff"/>
-        <w:tcBorders>
-          <w:top w:val="none" w:color="000000" w:sz="4" w:space="0"/>
-          <w:left w:val="none" w:color="000000" w:sz="4" w:space="0"/>
-          <w:bottom w:val="none" w:color="000000" w:sz="4" w:space="0"/>
-          <w:right w:val="none" w:color="000000" w:sz="4" w:space="0"/>
-        </w:tcBorders>
-      </w:tcPr>
-    </w:tblStylePr>
-    <w:tblStylePr w:type="firstRow">
-      <w:rPr>
-        <w:b/>
-        <w:color w:val="404040"/>
-      </w:rPr>
-      <w:pPr>
-        <w:pBdr/>
-        <w:spacing/>
-        <w:ind/>
-      </w:pPr>
-      <w:tblPr>
-        <w:tblBorders/>
-      </w:tblPr>
-      <w:tcPr>
         <w:shd w:val="clear" w:color="ffffff"/>
         <w:tcBorders>
           <w:top w:val="none" w:color="000000" w:sz="4" w:space="0"/>
@@ -14820,30 +16275,7 @@
         </w:tcBorders>
       </w:tcPr>
     </w:tblStylePr>
-    <w:tblStylePr w:type="lastCol">
-      <w:rPr>
-        <w:i/>
-        <w:color w:val="404040"/>
-      </w:rPr>
-      <w:pPr>
-        <w:pBdr/>
-        <w:spacing/>
-        <w:ind/>
-      </w:pPr>
-      <w:tblPr>
-        <w:tblBorders/>
-      </w:tblPr>
-      <w:tcPr>
-        <w:shd w:color="ffffff"/>
-        <w:tcBorders>
-          <w:top w:val="none" w:color="000000" w:sz="4" w:space="0"/>
-          <w:left w:val="none" w:color="000000" w:sz="4" w:space="0"/>
-          <w:bottom w:val="none" w:color="000000" w:sz="4" w:space="0"/>
-          <w:right w:val="none" w:color="000000" w:sz="4" w:space="0"/>
-        </w:tcBorders>
-      </w:tcPr>
-    </w:tblStylePr>
-    <w:tblStylePr w:type="lastRow">
+    <w:tblStylePr w:type="firstRow">
       <w:rPr>
         <w:b/>
         <w:color w:val="404040"/>
@@ -14866,6 +16298,52 @@
         </w:tcBorders>
       </w:tcPr>
     </w:tblStylePr>
+    <w:tblStylePr w:type="lastCol">
+      <w:rPr>
+        <w:i/>
+        <w:color w:val="404040"/>
+      </w:rPr>
+      <w:pPr>
+        <w:pBdr/>
+        <w:spacing/>
+        <w:ind/>
+      </w:pPr>
+      <w:tblPr>
+        <w:tblBorders/>
+      </w:tblPr>
+      <w:tcPr>
+        <w:shd w:val="clear" w:color="ffffff"/>
+        <w:tcBorders>
+          <w:top w:val="none" w:color="000000" w:sz="4" w:space="0"/>
+          <w:left w:val="none" w:color="000000" w:sz="4" w:space="0"/>
+          <w:bottom w:val="none" w:color="000000" w:sz="4" w:space="0"/>
+          <w:right w:val="none" w:color="000000" w:sz="4" w:space="0"/>
+        </w:tcBorders>
+      </w:tcPr>
+    </w:tblStylePr>
+    <w:tblStylePr w:type="lastRow">
+      <w:rPr>
+        <w:b/>
+        <w:color w:val="404040"/>
+      </w:rPr>
+      <w:pPr>
+        <w:pBdr/>
+        <w:spacing/>
+        <w:ind/>
+      </w:pPr>
+      <w:tblPr>
+        <w:tblBorders/>
+      </w:tblPr>
+      <w:tcPr>
+        <w:shd w:val="clear" w:color="ffffff"/>
+        <w:tcBorders>
+          <w:top w:val="none" w:color="000000" w:sz="4" w:space="0"/>
+          <w:left w:val="none" w:color="000000" w:sz="4" w:space="0"/>
+          <w:bottom w:val="none" w:color="000000" w:sz="4" w:space="0"/>
+          <w:right w:val="none" w:color="000000" w:sz="4" w:space="0"/>
+        </w:tcBorders>
+      </w:tcPr>
+    </w:tblStylePr>
     <w:tblStylePr w:type="nwCell">
       <w:pPr>
         <w:pBdr/>
@@ -14932,9 +16410,9 @@
       </w:tcPr>
     </w:tblStylePr>
   </w:style>
-  <w:style w:type="table" w:styleId="40">
+  <w:style w:type="table" w:styleId="763">
     <w:name w:val="Grid Table 4"/>
-    <w:basedOn w:val="733"/>
+    <w:basedOn w:val="920"/>
     <w:uiPriority w:val="59"/>
     <w:pPr>
       <w:pBdr/>
@@ -15165,9 +16643,9 @@
       </w:tcPr>
     </w:tblStylePr>
   </w:style>
-  <w:style w:type="table" w:styleId="41">
+  <w:style w:type="table" w:styleId="764">
     <w:name w:val="Grid Table 4 - Accent 1"/>
-    <w:basedOn w:val="733"/>
+    <w:basedOn w:val="920"/>
     <w:uiPriority w:val="59"/>
     <w:pPr>
       <w:pBdr/>
@@ -15398,9 +16876,9 @@
       </w:tcPr>
     </w:tblStylePr>
   </w:style>
-  <w:style w:type="table" w:styleId="42">
+  <w:style w:type="table" w:styleId="765">
     <w:name w:val="Grid Table 4 - Accent 2"/>
-    <w:basedOn w:val="733"/>
+    <w:basedOn w:val="920"/>
     <w:uiPriority w:val="59"/>
     <w:pPr>
       <w:pBdr/>
@@ -15631,9 +17109,9 @@
       </w:tcPr>
     </w:tblStylePr>
   </w:style>
-  <w:style w:type="table" w:styleId="43">
+  <w:style w:type="table" w:styleId="766">
     <w:name w:val="Grid Table 4 - Accent 3"/>
-    <w:basedOn w:val="733"/>
+    <w:basedOn w:val="920"/>
     <w:uiPriority w:val="59"/>
     <w:pPr>
       <w:pBdr/>
@@ -15864,9 +17342,9 @@
       </w:tcPr>
     </w:tblStylePr>
   </w:style>
-  <w:style w:type="table" w:styleId="44">
+  <w:style w:type="table" w:styleId="767">
     <w:name w:val="Grid Table 4 - Accent 4"/>
-    <w:basedOn w:val="733"/>
+    <w:basedOn w:val="920"/>
     <w:uiPriority w:val="59"/>
     <w:pPr>
       <w:pBdr/>
@@ -16097,9 +17575,9 @@
       </w:tcPr>
     </w:tblStylePr>
   </w:style>
-  <w:style w:type="table" w:styleId="45">
+  <w:style w:type="table" w:styleId="768">
     <w:name w:val="Grid Table 4 - Accent 5"/>
-    <w:basedOn w:val="733"/>
+    <w:basedOn w:val="920"/>
     <w:uiPriority w:val="59"/>
     <w:pPr>
       <w:pBdr/>
@@ -16330,9 +17808,9 @@
       </w:tcPr>
     </w:tblStylePr>
   </w:style>
-  <w:style w:type="table" w:styleId="46">
+  <w:style w:type="table" w:styleId="769">
     <w:name w:val="Grid Table 4 - Accent 6"/>
-    <w:basedOn w:val="733"/>
+    <w:basedOn w:val="920"/>
     <w:uiPriority w:val="59"/>
     <w:pPr>
       <w:pBdr/>
@@ -16563,9 +18041,9 @@
       </w:tcPr>
     </w:tblStylePr>
   </w:style>
-  <w:style w:type="table" w:styleId="47">
+  <w:style w:type="table" w:styleId="770">
     <w:name w:val="Grid Table 5 Dark"/>
-    <w:basedOn w:val="733"/>
+    <w:basedOn w:val="920"/>
     <w:uiPriority w:val="99"/>
     <w:pPr>
       <w:pBdr/>
@@ -16791,9 +18269,9 @@
       </w:tcPr>
     </w:tblStylePr>
   </w:style>
-  <w:style w:type="table" w:styleId="48">
+  <w:style w:type="table" w:styleId="771">
     <w:name w:val="Grid Table 5 Dark- Accent 1"/>
-    <w:basedOn w:val="733"/>
+    <w:basedOn w:val="920"/>
     <w:uiPriority w:val="99"/>
     <w:pPr>
       <w:pBdr/>
@@ -17019,9 +18497,9 @@
       </w:tcPr>
     </w:tblStylePr>
   </w:style>
-  <w:style w:type="table" w:styleId="49">
+  <w:style w:type="table" w:styleId="772">
     <w:name w:val="Grid Table 5 Dark - Accent 2"/>
-    <w:basedOn w:val="733"/>
+    <w:basedOn w:val="920"/>
     <w:uiPriority w:val="99"/>
     <w:pPr>
       <w:pBdr/>
@@ -17247,9 +18725,9 @@
       </w:tcPr>
     </w:tblStylePr>
   </w:style>
-  <w:style w:type="table" w:styleId="50">
+  <w:style w:type="table" w:styleId="773">
     <w:name w:val="Grid Table 5 Dark - Accent 3"/>
-    <w:basedOn w:val="733"/>
+    <w:basedOn w:val="920"/>
     <w:uiPriority w:val="99"/>
     <w:pPr>
       <w:pBdr/>
@@ -17475,9 +18953,9 @@
       </w:tcPr>
     </w:tblStylePr>
   </w:style>
-  <w:style w:type="table" w:styleId="51">
+  <w:style w:type="table" w:styleId="774">
     <w:name w:val="Grid Table 5 Dark- Accent 4"/>
-    <w:basedOn w:val="733"/>
+    <w:basedOn w:val="920"/>
     <w:uiPriority w:val="99"/>
     <w:pPr>
       <w:pBdr/>
@@ -17703,9 +19181,9 @@
       </w:tcPr>
     </w:tblStylePr>
   </w:style>
-  <w:style w:type="table" w:styleId="52">
+  <w:style w:type="table" w:styleId="775">
     <w:name w:val="Grid Table 5 Dark - Accent 5"/>
-    <w:basedOn w:val="733"/>
+    <w:basedOn w:val="920"/>
     <w:uiPriority w:val="99"/>
     <w:pPr>
       <w:pBdr/>
@@ -17931,9 +19409,9 @@
       </w:tcPr>
     </w:tblStylePr>
   </w:style>
-  <w:style w:type="table" w:styleId="53">
+  <w:style w:type="table" w:styleId="776">
     <w:name w:val="Grid Table 5 Dark - Accent 6"/>
-    <w:basedOn w:val="733"/>
+    <w:basedOn w:val="920"/>
     <w:uiPriority w:val="99"/>
     <w:pPr>
       <w:pBdr/>
@@ -18159,9 +19637,9 @@
       </w:tcPr>
     </w:tblStylePr>
   </w:style>
-  <w:style w:type="table" w:styleId="54">
+  <w:style w:type="table" w:styleId="777">
     <w:name w:val="Grid Table 6 Colorful"/>
-    <w:basedOn w:val="733"/>
+    <w:basedOn w:val="920"/>
     <w:uiPriority w:val="99"/>
     <w:pPr>
       <w:pBdr/>
@@ -18389,9 +19867,9 @@
       </w:tcPr>
     </w:tblStylePr>
   </w:style>
-  <w:style w:type="table" w:styleId="55">
+  <w:style w:type="table" w:styleId="778">
     <w:name w:val="Grid Table 6 Colorful - Accent 1"/>
-    <w:basedOn w:val="733"/>
+    <w:basedOn w:val="920"/>
     <w:uiPriority w:val="99"/>
     <w:pPr>
       <w:pBdr/>
@@ -18619,9 +20097,9 @@
       </w:tcPr>
     </w:tblStylePr>
   </w:style>
-  <w:style w:type="table" w:styleId="56">
+  <w:style w:type="table" w:styleId="779">
     <w:name w:val="Grid Table 6 Colorful - Accent 2"/>
-    <w:basedOn w:val="733"/>
+    <w:basedOn w:val="920"/>
     <w:uiPriority w:val="99"/>
     <w:pPr>
       <w:pBdr/>
@@ -18849,9 +20327,9 @@
       </w:tcPr>
     </w:tblStylePr>
   </w:style>
-  <w:style w:type="table" w:styleId="57">
+  <w:style w:type="table" w:styleId="780">
     <w:name w:val="Grid Table 6 Colorful - Accent 3"/>
-    <w:basedOn w:val="733"/>
+    <w:basedOn w:val="920"/>
     <w:uiPriority w:val="99"/>
     <w:pPr>
       <w:pBdr/>
@@ -19079,9 +20557,9 @@
       </w:tcPr>
     </w:tblStylePr>
   </w:style>
-  <w:style w:type="table" w:styleId="58">
+  <w:style w:type="table" w:styleId="781">
     <w:name w:val="Grid Table 6 Colorful - Accent 4"/>
-    <w:basedOn w:val="733"/>
+    <w:basedOn w:val="920"/>
     <w:uiPriority w:val="99"/>
     <w:pPr>
       <w:pBdr/>
@@ -19309,9 +20787,9 @@
       </w:tcPr>
     </w:tblStylePr>
   </w:style>
-  <w:style w:type="table" w:styleId="59">
+  <w:style w:type="table" w:styleId="782">
     <w:name w:val="Grid Table 6 Colorful - Accent 5"/>
-    <w:basedOn w:val="733"/>
+    <w:basedOn w:val="920"/>
     <w:uiPriority w:val="99"/>
     <w:pPr>
       <w:pBdr/>
@@ -19539,9 +21017,9 @@
       </w:tcPr>
     </w:tblStylePr>
   </w:style>
-  <w:style w:type="table" w:styleId="60">
+  <w:style w:type="table" w:styleId="783">
     <w:name w:val="Grid Table 6 Colorful - Accent 6"/>
-    <w:basedOn w:val="733"/>
+    <w:basedOn w:val="920"/>
     <w:uiPriority w:val="99"/>
     <w:pPr>
       <w:pBdr/>
@@ -19769,9 +21247,9 @@
       </w:tcPr>
     </w:tblStylePr>
   </w:style>
-  <w:style w:type="table" w:styleId="61">
+  <w:style w:type="table" w:styleId="784">
     <w:name w:val="Grid Table 7 Colorful"/>
-    <w:basedOn w:val="733"/>
+    <w:basedOn w:val="920"/>
     <w:uiPriority w:val="99"/>
     <w:pPr>
       <w:pBdr/>
@@ -19873,11 +21351,11 @@
         <w:tblBorders/>
       </w:tblPr>
       <w:tcPr>
-        <w:shd w:color="ffffff"/>
+        <w:shd w:val="clear" w:color="ffffff"/>
         <w:tcBorders>
-          <w:top w:val="none"/>
-          <w:left w:val="none"/>
-          <w:bottom w:val="none"/>
+          <w:top w:val="none" w:color="000000" w:sz="4" w:space="0"/>
+          <w:left w:val="none" w:color="000000" w:sz="4" w:space="0"/>
+          <w:bottom w:val="none" w:color="000000" w:sz="4" w:space="0"/>
           <w:right w:val="single" w:color="000000" w:themeColor="text1" w:themeTint="80" w:sz="4" w:space="0"/>
         </w:tcBorders>
       </w:tcPr>
@@ -19900,10 +21378,10 @@
       <w:tcPr>
         <w:shd w:val="clear" w:color="ffffff" w:themeColor="light1" w:fill="ffffff" w:themeFill="light1"/>
         <w:tcBorders>
-          <w:top w:val="none"/>
-          <w:left w:val="none"/>
+          <w:top w:val="none" w:color="000000" w:sz="4" w:space="0"/>
+          <w:left w:val="none" w:color="000000" w:sz="4" w:space="0"/>
           <w:bottom w:val="single" w:color="000000" w:themeColor="text1" w:themeTint="80" w:sz="4" w:space="0"/>
-          <w:right w:val="none"/>
+          <w:right w:val="none" w:color="000000" w:sz="4" w:space="0"/>
         </w:tcBorders>
       </w:tcPr>
     </w:tblStylePr>
@@ -19923,12 +21401,12 @@
         <w:tblBorders/>
       </w:tblPr>
       <w:tcPr>
-        <w:shd w:color="ffffff"/>
+        <w:shd w:val="clear" w:color="ffffff"/>
         <w:tcBorders>
-          <w:top w:val="none"/>
+          <w:top w:val="none" w:color="000000" w:sz="4" w:space="0"/>
           <w:left w:val="single" w:color="000000" w:themeColor="text1" w:themeTint="80" w:sz="4" w:space="0"/>
-          <w:bottom w:val="none"/>
-          <w:right w:val="none"/>
+          <w:bottom w:val="none" w:color="000000" w:sz="4" w:space="0"/>
+          <w:right w:val="none" w:color="000000" w:sz="4" w:space="0"/>
         </w:tcBorders>
       </w:tcPr>
     </w:tblStylePr>
@@ -19951,9 +21429,9 @@
         <w:shd w:val="clear" w:color="ffffff" w:themeColor="light1" w:fill="ffffff" w:themeFill="light1"/>
         <w:tcBorders>
           <w:top w:val="single" w:color="000000" w:themeColor="text1" w:themeTint="80" w:sz="4" w:space="0"/>
-          <w:left w:val="none"/>
-          <w:bottom w:val="none"/>
-          <w:right w:val="none"/>
+          <w:left w:val="none" w:color="000000" w:sz="4" w:space="0"/>
+          <w:bottom w:val="none" w:color="000000" w:sz="4" w:space="0"/>
+          <w:right w:val="none" w:color="000000" w:sz="4" w:space="0"/>
         </w:tcBorders>
       </w:tcPr>
     </w:tblStylePr>
@@ -20023,9 +21501,9 @@
       </w:tcPr>
     </w:tblStylePr>
   </w:style>
-  <w:style w:type="table" w:styleId="62">
+  <w:style w:type="table" w:styleId="785">
     <w:name w:val="Grid Table 7 Colorful - Accent 1"/>
-    <w:basedOn w:val="733"/>
+    <w:basedOn w:val="920"/>
     <w:uiPriority w:val="99"/>
     <w:pPr>
       <w:pBdr/>
@@ -20127,11 +21605,11 @@
         <w:tblBorders/>
       </w:tblPr>
       <w:tcPr>
-        <w:shd w:color="ffffff"/>
+        <w:shd w:val="clear" w:color="ffffff"/>
         <w:tcBorders>
-          <w:top w:val="none"/>
-          <w:left w:val="none"/>
-          <w:bottom w:val="none"/>
+          <w:top w:val="none" w:color="000000" w:sz="4" w:space="0"/>
+          <w:left w:val="none" w:color="000000" w:sz="4" w:space="0"/>
+          <w:bottom w:val="none" w:color="000000" w:sz="4" w:space="0"/>
           <w:right w:val="single" w:color="000000" w:themeColor="accent1" w:themeTint="80" w:sz="4" w:space="0"/>
         </w:tcBorders>
       </w:tcPr>
@@ -20154,10 +21632,10 @@
       <w:tcPr>
         <w:shd w:val="clear" w:color="ffffff" w:themeColor="light1" w:fill="ffffff" w:themeFill="light1"/>
         <w:tcBorders>
-          <w:top w:val="none"/>
-          <w:left w:val="none"/>
+          <w:top w:val="none" w:color="000000" w:sz="4" w:space="0"/>
+          <w:left w:val="none" w:color="000000" w:sz="4" w:space="0"/>
           <w:bottom w:val="single" w:color="000000" w:themeColor="accent1" w:themeTint="80" w:sz="4" w:space="0"/>
-          <w:right w:val="none"/>
+          <w:right w:val="none" w:color="000000" w:sz="4" w:space="0"/>
         </w:tcBorders>
       </w:tcPr>
     </w:tblStylePr>
@@ -20177,12 +21655,12 @@
         <w:tblBorders/>
       </w:tblPr>
       <w:tcPr>
-        <w:shd w:color="ffffff"/>
+        <w:shd w:val="clear" w:color="ffffff"/>
         <w:tcBorders>
-          <w:top w:val="none"/>
+          <w:top w:val="none" w:color="000000" w:sz="4" w:space="0"/>
           <w:left w:val="single" w:color="000000" w:themeColor="accent1" w:themeTint="80" w:sz="4" w:space="0"/>
-          <w:bottom w:val="none"/>
-          <w:right w:val="none"/>
+          <w:bottom w:val="none" w:color="000000" w:sz="4" w:space="0"/>
+          <w:right w:val="none" w:color="000000" w:sz="4" w:space="0"/>
         </w:tcBorders>
       </w:tcPr>
     </w:tblStylePr>
@@ -20205,9 +21683,9 @@
         <w:shd w:val="clear" w:color="ffffff" w:themeColor="light1" w:fill="ffffff" w:themeFill="light1"/>
         <w:tcBorders>
           <w:top w:val="single" w:color="000000" w:themeColor="accent1" w:themeTint="80" w:sz="4" w:space="0"/>
-          <w:left w:val="none"/>
-          <w:bottom w:val="none"/>
-          <w:right w:val="none"/>
+          <w:left w:val="none" w:color="000000" w:sz="4" w:space="0"/>
+          <w:bottom w:val="none" w:color="000000" w:sz="4" w:space="0"/>
+          <w:right w:val="none" w:color="000000" w:sz="4" w:space="0"/>
         </w:tcBorders>
       </w:tcPr>
     </w:tblStylePr>
@@ -20277,9 +21755,9 @@
       </w:tcPr>
     </w:tblStylePr>
   </w:style>
-  <w:style w:type="table" w:styleId="63">
+  <w:style w:type="table" w:styleId="786">
     <w:name w:val="Grid Table 7 Colorful - Accent 2"/>
-    <w:basedOn w:val="733"/>
+    <w:basedOn w:val="920"/>
     <w:uiPriority w:val="99"/>
     <w:pPr>
       <w:pBdr/>
@@ -20381,11 +21859,11 @@
         <w:tblBorders/>
       </w:tblPr>
       <w:tcPr>
-        <w:shd w:color="ffffff"/>
+        <w:shd w:val="clear" w:color="ffffff"/>
         <w:tcBorders>
-          <w:top w:val="none"/>
-          <w:left w:val="none"/>
-          <w:bottom w:val="none"/>
+          <w:top w:val="none" w:color="000000" w:sz="4" w:space="0"/>
+          <w:left w:val="none" w:color="000000" w:sz="4" w:space="0"/>
+          <w:bottom w:val="none" w:color="000000" w:sz="4" w:space="0"/>
           <w:right w:val="single" w:color="000000" w:themeColor="accent2" w:themeTint="97" w:sz="4" w:space="0"/>
         </w:tcBorders>
       </w:tcPr>
@@ -20408,10 +21886,10 @@
       <w:tcPr>
         <w:shd w:val="clear" w:color="ffffff" w:themeColor="light1" w:fill="ffffff" w:themeFill="light1"/>
         <w:tcBorders>
-          <w:top w:val="none"/>
-          <w:left w:val="none"/>
+          <w:top w:val="none" w:color="000000" w:sz="4" w:space="0"/>
+          <w:left w:val="none" w:color="000000" w:sz="4" w:space="0"/>
           <w:bottom w:val="single" w:color="000000" w:themeColor="accent2" w:themeTint="97" w:sz="4" w:space="0"/>
-          <w:right w:val="none"/>
+          <w:right w:val="none" w:color="000000" w:sz="4" w:space="0"/>
         </w:tcBorders>
       </w:tcPr>
     </w:tblStylePr>
@@ -20431,12 +21909,12 @@
         <w:tblBorders/>
       </w:tblPr>
       <w:tcPr>
-        <w:shd w:color="ffffff"/>
+        <w:shd w:val="clear" w:color="ffffff"/>
         <w:tcBorders>
-          <w:top w:val="none"/>
+          <w:top w:val="none" w:color="000000" w:sz="4" w:space="0"/>
           <w:left w:val="single" w:color="000000" w:themeColor="accent2" w:themeTint="97" w:sz="4" w:space="0"/>
-          <w:bottom w:val="none"/>
-          <w:right w:val="none"/>
+          <w:bottom w:val="none" w:color="000000" w:sz="4" w:space="0"/>
+          <w:right w:val="none" w:color="000000" w:sz="4" w:space="0"/>
         </w:tcBorders>
       </w:tcPr>
     </w:tblStylePr>
@@ -20459,9 +21937,9 @@
         <w:shd w:val="clear" w:color="ffffff" w:themeColor="light1" w:fill="ffffff" w:themeFill="light1"/>
         <w:tcBorders>
           <w:top w:val="single" w:color="000000" w:themeColor="accent2" w:themeTint="97" w:sz="4" w:space="0"/>
-          <w:left w:val="none"/>
-          <w:bottom w:val="none"/>
-          <w:right w:val="none"/>
+          <w:left w:val="none" w:color="000000" w:sz="4" w:space="0"/>
+          <w:bottom w:val="none" w:color="000000" w:sz="4" w:space="0"/>
+          <w:right w:val="none" w:color="000000" w:sz="4" w:space="0"/>
         </w:tcBorders>
       </w:tcPr>
     </w:tblStylePr>
@@ -20531,9 +22009,9 @@
       </w:tcPr>
     </w:tblStylePr>
   </w:style>
-  <w:style w:type="table" w:styleId="64">
+  <w:style w:type="table" w:styleId="787">
     <w:name w:val="Grid Table 7 Colorful - Accent 3"/>
-    <w:basedOn w:val="733"/>
+    <w:basedOn w:val="920"/>
     <w:uiPriority w:val="99"/>
     <w:pPr>
       <w:pBdr/>
@@ -20635,11 +22113,11 @@
         <w:tblBorders/>
       </w:tblPr>
       <w:tcPr>
-        <w:shd w:color="ffffff"/>
+        <w:shd w:val="clear" w:color="ffffff"/>
         <w:tcBorders>
-          <w:top w:val="none"/>
-          <w:left w:val="none"/>
-          <w:bottom w:val="none"/>
+          <w:top w:val="none" w:color="000000" w:sz="4" w:space="0"/>
+          <w:left w:val="none" w:color="000000" w:sz="4" w:space="0"/>
+          <w:bottom w:val="none" w:color="000000" w:sz="4" w:space="0"/>
           <w:right w:val="single" w:color="000000" w:themeColor="accent3" w:themeTint="FE" w:sz="4" w:space="0"/>
         </w:tcBorders>
       </w:tcPr>
@@ -20662,10 +22140,10 @@
       <w:tcPr>
         <w:shd w:val="clear" w:color="ffffff" w:themeColor="light1" w:fill="ffffff" w:themeFill="light1"/>
         <w:tcBorders>
-          <w:top w:val="none"/>
-          <w:left w:val="none"/>
+          <w:top w:val="none" w:color="000000" w:sz="4" w:space="0"/>
+          <w:left w:val="none" w:color="000000" w:sz="4" w:space="0"/>
           <w:bottom w:val="single" w:color="000000" w:themeColor="accent3" w:themeTint="FE" w:sz="4" w:space="0"/>
-          <w:right w:val="none"/>
+          <w:right w:val="none" w:color="000000" w:sz="4" w:space="0"/>
         </w:tcBorders>
       </w:tcPr>
     </w:tblStylePr>
@@ -20685,12 +22163,12 @@
         <w:tblBorders/>
       </w:tblPr>
       <w:tcPr>
-        <w:shd w:color="ffffff"/>
+        <w:shd w:val="clear" w:color="ffffff"/>
         <w:tcBorders>
-          <w:top w:val="none"/>
+          <w:top w:val="none" w:color="000000" w:sz="4" w:space="0"/>
           <w:left w:val="single" w:color="000000" w:themeColor="accent3" w:themeTint="FE" w:sz="4" w:space="0"/>
-          <w:bottom w:val="none"/>
-          <w:right w:val="none"/>
+          <w:bottom w:val="none" w:color="000000" w:sz="4" w:space="0"/>
+          <w:right w:val="none" w:color="000000" w:sz="4" w:space="0"/>
         </w:tcBorders>
       </w:tcPr>
     </w:tblStylePr>
@@ -20713,9 +22191,9 @@
         <w:shd w:val="clear" w:color="ffffff" w:themeColor="light1" w:fill="ffffff" w:themeFill="light1"/>
         <w:tcBorders>
           <w:top w:val="single" w:color="000000" w:themeColor="accent3" w:themeTint="FE" w:sz="4" w:space="0"/>
-          <w:left w:val="none"/>
-          <w:bottom w:val="none"/>
-          <w:right w:val="none"/>
+          <w:left w:val="none" w:color="000000" w:sz="4" w:space="0"/>
+          <w:bottom w:val="none" w:color="000000" w:sz="4" w:space="0"/>
+          <w:right w:val="none" w:color="000000" w:sz="4" w:space="0"/>
         </w:tcBorders>
       </w:tcPr>
     </w:tblStylePr>
@@ -20785,9 +22263,9 @@
       </w:tcPr>
     </w:tblStylePr>
   </w:style>
-  <w:style w:type="table" w:styleId="65">
+  <w:style w:type="table" w:styleId="788">
     <w:name w:val="Grid Table 7 Colorful - Accent 4"/>
-    <w:basedOn w:val="733"/>
+    <w:basedOn w:val="920"/>
     <w:uiPriority w:val="99"/>
     <w:pPr>
       <w:pBdr/>
@@ -20889,11 +22367,11 @@
         <w:tblBorders/>
       </w:tblPr>
       <w:tcPr>
-        <w:shd w:color="ffffff"/>
+        <w:shd w:val="clear" w:color="ffffff"/>
         <w:tcBorders>
-          <w:top w:val="none"/>
-          <w:left w:val="none"/>
-          <w:bottom w:val="none"/>
+          <w:top w:val="none" w:color="000000" w:sz="4" w:space="0"/>
+          <w:left w:val="none" w:color="000000" w:sz="4" w:space="0"/>
+          <w:bottom w:val="none" w:color="000000" w:sz="4" w:space="0"/>
           <w:right w:val="single" w:color="000000" w:themeColor="accent4" w:themeTint="9A" w:sz="4" w:space="0"/>
         </w:tcBorders>
       </w:tcPr>
@@ -20916,10 +22394,10 @@
       <w:tcPr>
         <w:shd w:val="clear" w:color="ffffff" w:themeColor="light1" w:fill="ffffff" w:themeFill="light1"/>
         <w:tcBorders>
-          <w:top w:val="none"/>
-          <w:left w:val="none"/>
+          <w:top w:val="none" w:color="000000" w:sz="4" w:space="0"/>
+          <w:left w:val="none" w:color="000000" w:sz="4" w:space="0"/>
           <w:bottom w:val="single" w:color="000000" w:themeColor="accent4" w:themeTint="9A" w:sz="4" w:space="0"/>
-          <w:right w:val="none"/>
+          <w:right w:val="none" w:color="000000" w:sz="4" w:space="0"/>
         </w:tcBorders>
       </w:tcPr>
     </w:tblStylePr>
@@ -20939,12 +22417,12 @@
         <w:tblBorders/>
       </w:tblPr>
       <w:tcPr>
-        <w:shd w:color="ffffff"/>
+        <w:shd w:val="clear" w:color="ffffff"/>
         <w:tcBorders>
-          <w:top w:val="none"/>
+          <w:top w:val="none" w:color="000000" w:sz="4" w:space="0"/>
           <w:left w:val="single" w:color="000000" w:themeColor="accent4" w:themeTint="9A" w:sz="4" w:space="0"/>
-          <w:bottom w:val="none"/>
-          <w:right w:val="none"/>
+          <w:bottom w:val="none" w:color="000000" w:sz="4" w:space="0"/>
+          <w:right w:val="none" w:color="000000" w:sz="4" w:space="0"/>
         </w:tcBorders>
       </w:tcPr>
     </w:tblStylePr>
@@ -20967,9 +22445,9 @@
         <w:shd w:val="clear" w:color="ffffff" w:themeColor="light1" w:fill="ffffff" w:themeFill="light1"/>
         <w:tcBorders>
           <w:top w:val="single" w:color="000000" w:themeColor="accent4" w:themeTint="9A" w:sz="4" w:space="0"/>
-          <w:left w:val="none"/>
-          <w:bottom w:val="none"/>
-          <w:right w:val="none"/>
+          <w:left w:val="none" w:color="000000" w:sz="4" w:space="0"/>
+          <w:bottom w:val="none" w:color="000000" w:sz="4" w:space="0"/>
+          <w:right w:val="none" w:color="000000" w:sz="4" w:space="0"/>
         </w:tcBorders>
       </w:tcPr>
     </w:tblStylePr>
@@ -21039,9 +22517,9 @@
       </w:tcPr>
     </w:tblStylePr>
   </w:style>
-  <w:style w:type="table" w:styleId="66">
+  <w:style w:type="table" w:styleId="789">
     <w:name w:val="Grid Table 7 Colorful - Accent 5"/>
-    <w:basedOn w:val="733"/>
+    <w:basedOn w:val="920"/>
     <w:uiPriority w:val="99"/>
     <w:pPr>
       <w:pBdr/>
@@ -21143,11 +22621,11 @@
         <w:tblBorders/>
       </w:tblPr>
       <w:tcPr>
-        <w:shd w:color="ffffff"/>
+        <w:shd w:val="clear" w:color="ffffff"/>
         <w:tcBorders>
-          <w:top w:val="none"/>
-          <w:left w:val="none"/>
-          <w:bottom w:val="none"/>
+          <w:top w:val="none" w:color="000000" w:sz="4" w:space="0"/>
+          <w:left w:val="none" w:color="000000" w:sz="4" w:space="0"/>
+          <w:bottom w:val="none" w:color="000000" w:sz="4" w:space="0"/>
           <w:right w:val="single" w:color="000000" w:themeColor="accent5" w:themeTint="90" w:sz="4" w:space="0"/>
         </w:tcBorders>
       </w:tcPr>
@@ -21170,10 +22648,10 @@
       <w:tcPr>
         <w:shd w:val="clear" w:color="ffffff" w:themeColor="light1" w:fill="ffffff" w:themeFill="light1"/>
         <w:tcBorders>
-          <w:top w:val="none"/>
-          <w:left w:val="none"/>
+          <w:top w:val="none" w:color="000000" w:sz="4" w:space="0"/>
+          <w:left w:val="none" w:color="000000" w:sz="4" w:space="0"/>
           <w:bottom w:val="single" w:color="000000" w:themeColor="accent5" w:themeTint="90" w:sz="4" w:space="0"/>
-          <w:right w:val="none"/>
+          <w:right w:val="none" w:color="000000" w:sz="4" w:space="0"/>
         </w:tcBorders>
       </w:tcPr>
     </w:tblStylePr>
@@ -21193,12 +22671,12 @@
         <w:tblBorders/>
       </w:tblPr>
       <w:tcPr>
-        <w:shd w:color="ffffff"/>
+        <w:shd w:val="clear" w:color="ffffff"/>
         <w:tcBorders>
-          <w:top w:val="none"/>
+          <w:top w:val="none" w:color="000000" w:sz="4" w:space="0"/>
           <w:left w:val="single" w:color="000000" w:themeColor="accent5" w:themeTint="90" w:sz="4" w:space="0"/>
-          <w:bottom w:val="none"/>
-          <w:right w:val="none"/>
+          <w:bottom w:val="none" w:color="000000" w:sz="4" w:space="0"/>
+          <w:right w:val="none" w:color="000000" w:sz="4" w:space="0"/>
         </w:tcBorders>
       </w:tcPr>
     </w:tblStylePr>
@@ -21221,9 +22699,9 @@
         <w:shd w:val="clear" w:color="ffffff" w:themeColor="light1" w:fill="ffffff" w:themeFill="light1"/>
         <w:tcBorders>
           <w:top w:val="single" w:color="000000" w:themeColor="accent5" w:themeTint="90" w:sz="4" w:space="0"/>
-          <w:left w:val="none"/>
-          <w:bottom w:val="none"/>
-          <w:right w:val="none"/>
+          <w:left w:val="none" w:color="000000" w:sz="4" w:space="0"/>
+          <w:bottom w:val="none" w:color="000000" w:sz="4" w:space="0"/>
+          <w:right w:val="none" w:color="000000" w:sz="4" w:space="0"/>
         </w:tcBorders>
       </w:tcPr>
     </w:tblStylePr>
@@ -21293,9 +22771,9 @@
       </w:tcPr>
     </w:tblStylePr>
   </w:style>
-  <w:style w:type="table" w:styleId="67">
+  <w:style w:type="table" w:styleId="790">
     <w:name w:val="Grid Table 7 Colorful - Accent 6"/>
-    <w:basedOn w:val="733"/>
+    <w:basedOn w:val="920"/>
     <w:uiPriority w:val="99"/>
     <w:pPr>
       <w:pBdr/>
@@ -21397,11 +22875,11 @@
         <w:tblBorders/>
       </w:tblPr>
       <w:tcPr>
-        <w:shd w:color="ffffff"/>
+        <w:shd w:val="clear" w:color="ffffff"/>
         <w:tcBorders>
-          <w:top w:val="none"/>
-          <w:left w:val="none"/>
-          <w:bottom w:val="none"/>
+          <w:top w:val="none" w:color="000000" w:sz="4" w:space="0"/>
+          <w:left w:val="none" w:color="000000" w:sz="4" w:space="0"/>
+          <w:bottom w:val="none" w:color="000000" w:sz="4" w:space="0"/>
           <w:right w:val="single" w:color="000000" w:themeColor="accent6" w:themeTint="90" w:sz="4" w:space="0"/>
         </w:tcBorders>
       </w:tcPr>
@@ -21424,10 +22902,10 @@
       <w:tcPr>
         <w:shd w:val="clear" w:color="ffffff" w:themeColor="light1" w:fill="ffffff" w:themeFill="light1"/>
         <w:tcBorders>
-          <w:top w:val="none"/>
-          <w:left w:val="none"/>
+          <w:top w:val="none" w:color="000000" w:sz="4" w:space="0"/>
+          <w:left w:val="none" w:color="000000" w:sz="4" w:space="0"/>
           <w:bottom w:val="single" w:color="000000" w:themeColor="accent6" w:themeTint="90" w:sz="4" w:space="0"/>
-          <w:right w:val="none"/>
+          <w:right w:val="none" w:color="000000" w:sz="4" w:space="0"/>
         </w:tcBorders>
       </w:tcPr>
     </w:tblStylePr>
@@ -21447,12 +22925,12 @@
         <w:tblBorders/>
       </w:tblPr>
       <w:tcPr>
-        <w:shd w:color="ffffff"/>
+        <w:shd w:val="clear" w:color="ffffff"/>
         <w:tcBorders>
-          <w:top w:val="none"/>
+          <w:top w:val="none" w:color="000000" w:sz="4" w:space="0"/>
           <w:left w:val="single" w:color="000000" w:themeColor="accent6" w:themeTint="90" w:sz="4" w:space="0"/>
-          <w:bottom w:val="none"/>
-          <w:right w:val="none"/>
+          <w:bottom w:val="none" w:color="000000" w:sz="4" w:space="0"/>
+          <w:right w:val="none" w:color="000000" w:sz="4" w:space="0"/>
         </w:tcBorders>
       </w:tcPr>
     </w:tblStylePr>
@@ -21475,9 +22953,9 @@
         <w:shd w:val="clear" w:color="ffffff" w:themeColor="light1" w:fill="ffffff" w:themeFill="light1"/>
         <w:tcBorders>
           <w:top w:val="single" w:color="000000" w:themeColor="accent6" w:themeTint="90" w:sz="4" w:space="0"/>
-          <w:left w:val="none"/>
-          <w:bottom w:val="none"/>
-          <w:right w:val="none"/>
+          <w:left w:val="none" w:color="000000" w:sz="4" w:space="0"/>
+          <w:bottom w:val="none" w:color="000000" w:sz="4" w:space="0"/>
+          <w:right w:val="none" w:color="000000" w:sz="4" w:space="0"/>
         </w:tcBorders>
       </w:tcPr>
     </w:tblStylePr>
@@ -21547,9 +23025,9 @@
       </w:tcPr>
     </w:tblStylePr>
   </w:style>
-  <w:style w:type="table" w:styleId="68">
+  <w:style w:type="table" w:styleId="791">
     <w:name w:val="List Table 1 Light"/>
-    <w:basedOn w:val="733"/>
+    <w:basedOn w:val="920"/>
     <w:uiPriority w:val="99"/>
     <w:pPr>
       <w:pBdr/>
@@ -21763,9 +23241,9 @@
       </w:tcPr>
     </w:tblStylePr>
   </w:style>
-  <w:style w:type="table" w:styleId="69">
+  <w:style w:type="table" w:styleId="792">
     <w:name w:val="List Table 1 Light - Accent 1"/>
-    <w:basedOn w:val="733"/>
+    <w:basedOn w:val="920"/>
     <w:uiPriority w:val="99"/>
     <w:pPr>
       <w:pBdr/>
@@ -21979,9 +23457,9 @@
       </w:tcPr>
     </w:tblStylePr>
   </w:style>
-  <w:style w:type="table" w:styleId="70">
+  <w:style w:type="table" w:styleId="793">
     <w:name w:val="List Table 1 Light - Accent 2"/>
-    <w:basedOn w:val="733"/>
+    <w:basedOn w:val="920"/>
     <w:uiPriority w:val="99"/>
     <w:pPr>
       <w:pBdr/>
@@ -22195,9 +23673,9 @@
       </w:tcPr>
     </w:tblStylePr>
   </w:style>
-  <w:style w:type="table" w:styleId="71">
+  <w:style w:type="table" w:styleId="794">
     <w:name w:val="List Table 1 Light - Accent 3"/>
-    <w:basedOn w:val="733"/>
+    <w:basedOn w:val="920"/>
     <w:uiPriority w:val="99"/>
     <w:pPr>
       <w:pBdr/>
@@ -22411,9 +23889,9 @@
       </w:tcPr>
     </w:tblStylePr>
   </w:style>
-  <w:style w:type="table" w:styleId="72">
+  <w:style w:type="table" w:styleId="795">
     <w:name w:val="List Table 1 Light - Accent 4"/>
-    <w:basedOn w:val="733"/>
+    <w:basedOn w:val="920"/>
     <w:uiPriority w:val="99"/>
     <w:pPr>
       <w:pBdr/>
@@ -22627,9 +24105,9 @@
       </w:tcPr>
     </w:tblStylePr>
   </w:style>
-  <w:style w:type="table" w:styleId="73">
+  <w:style w:type="table" w:styleId="796">
     <w:name w:val="List Table 1 Light - Accent 5"/>
-    <w:basedOn w:val="733"/>
+    <w:basedOn w:val="920"/>
     <w:uiPriority w:val="99"/>
     <w:pPr>
       <w:pBdr/>
@@ -22843,9 +24321,9 @@
       </w:tcPr>
     </w:tblStylePr>
   </w:style>
-  <w:style w:type="table" w:styleId="74">
+  <w:style w:type="table" w:styleId="797">
     <w:name w:val="List Table 1 Light - Accent 6"/>
-    <w:basedOn w:val="733"/>
+    <w:basedOn w:val="920"/>
     <w:uiPriority w:val="99"/>
     <w:pPr>
       <w:pBdr/>
@@ -23059,9 +24537,9 @@
       </w:tcPr>
     </w:tblStylePr>
   </w:style>
-  <w:style w:type="table" w:styleId="75">
+  <w:style w:type="table" w:styleId="798">
     <w:name w:val="List Table 2"/>
-    <w:basedOn w:val="733"/>
+    <w:basedOn w:val="920"/>
     <w:uiPriority w:val="99"/>
     <w:pPr>
       <w:pBdr/>
@@ -23297,9 +24775,9 @@
       </w:tcPr>
     </w:tblStylePr>
   </w:style>
-  <w:style w:type="table" w:styleId="76">
+  <w:style w:type="table" w:styleId="799">
     <w:name w:val="List Table 2 - Accent 1"/>
-    <w:basedOn w:val="733"/>
+    <w:basedOn w:val="920"/>
     <w:uiPriority w:val="99"/>
     <w:pPr>
       <w:pBdr/>
@@ -23535,9 +25013,9 @@
       </w:tcPr>
     </w:tblStylePr>
   </w:style>
-  <w:style w:type="table" w:styleId="77">
+  <w:style w:type="table" w:styleId="800">
     <w:name w:val="List Table 2 - Accent 2"/>
-    <w:basedOn w:val="733"/>
+    <w:basedOn w:val="920"/>
     <w:uiPriority w:val="99"/>
     <w:pPr>
       <w:pBdr/>
@@ -23773,9 +25251,9 @@
       </w:tcPr>
     </w:tblStylePr>
   </w:style>
-  <w:style w:type="table" w:styleId="78">
+  <w:style w:type="table" w:styleId="801">
     <w:name w:val="List Table 2 - Accent 3"/>
-    <w:basedOn w:val="733"/>
+    <w:basedOn w:val="920"/>
     <w:uiPriority w:val="99"/>
     <w:pPr>
       <w:pBdr/>
@@ -24011,9 +25489,9 @@
       </w:tcPr>
     </w:tblStylePr>
   </w:style>
-  <w:style w:type="table" w:styleId="79">
+  <w:style w:type="table" w:styleId="802">
     <w:name w:val="List Table 2 - Accent 4"/>
-    <w:basedOn w:val="733"/>
+    <w:basedOn w:val="920"/>
     <w:uiPriority w:val="99"/>
     <w:pPr>
       <w:pBdr/>
@@ -24249,9 +25727,9 @@
       </w:tcPr>
     </w:tblStylePr>
   </w:style>
-  <w:style w:type="table" w:styleId="80">
+  <w:style w:type="table" w:styleId="803">
     <w:name w:val="List Table 2 - Accent 5"/>
-    <w:basedOn w:val="733"/>
+    <w:basedOn w:val="920"/>
     <w:uiPriority w:val="99"/>
     <w:pPr>
       <w:pBdr/>
@@ -24487,9 +25965,9 @@
       </w:tcPr>
     </w:tblStylePr>
   </w:style>
-  <w:style w:type="table" w:styleId="81">
+  <w:style w:type="table" w:styleId="804">
     <w:name w:val="List Table 2 - Accent 6"/>
-    <w:basedOn w:val="733"/>
+    <w:basedOn w:val="920"/>
     <w:uiPriority w:val="99"/>
     <w:pPr>
       <w:pBdr/>
@@ -24725,9 +26203,9 @@
       </w:tcPr>
     </w:tblStylePr>
   </w:style>
-  <w:style w:type="table" w:styleId="82">
+  <w:style w:type="table" w:styleId="805">
     <w:name w:val="List Table 3"/>
-    <w:basedOn w:val="733"/>
+    <w:basedOn w:val="920"/>
     <w:uiPriority w:val="99"/>
     <w:pPr>
       <w:pBdr/>
@@ -24953,9 +26431,9 @@
       </w:tcPr>
     </w:tblStylePr>
   </w:style>
-  <w:style w:type="table" w:styleId="83">
+  <w:style w:type="table" w:styleId="806">
     <w:name w:val="List Table 3 - Accent 1"/>
-    <w:basedOn w:val="733"/>
+    <w:basedOn w:val="920"/>
     <w:uiPriority w:val="99"/>
     <w:pPr>
       <w:pBdr/>
@@ -25181,9 +26659,9 @@
       </w:tcPr>
     </w:tblStylePr>
   </w:style>
-  <w:style w:type="table" w:styleId="84">
+  <w:style w:type="table" w:styleId="807">
     <w:name w:val="List Table 3 - Accent 2"/>
-    <w:basedOn w:val="733"/>
+    <w:basedOn w:val="920"/>
     <w:uiPriority w:val="99"/>
     <w:pPr>
       <w:pBdr/>
@@ -25409,9 +26887,9 @@
       </w:tcPr>
     </w:tblStylePr>
   </w:style>
-  <w:style w:type="table" w:styleId="85">
+  <w:style w:type="table" w:styleId="808">
     <w:name w:val="List Table 3 - Accent 3"/>
-    <w:basedOn w:val="733"/>
+    <w:basedOn w:val="920"/>
     <w:uiPriority w:val="99"/>
     <w:pPr>
       <w:pBdr/>
@@ -25637,9 +27115,9 @@
       </w:tcPr>
     </w:tblStylePr>
   </w:style>
-  <w:style w:type="table" w:styleId="86">
+  <w:style w:type="table" w:styleId="809">
     <w:name w:val="List Table 3 - Accent 4"/>
-    <w:basedOn w:val="733"/>
+    <w:basedOn w:val="920"/>
     <w:uiPriority w:val="99"/>
     <w:pPr>
       <w:pBdr/>
@@ -25865,9 +27343,9 @@
       </w:tcPr>
     </w:tblStylePr>
   </w:style>
-  <w:style w:type="table" w:styleId="87">
+  <w:style w:type="table" w:styleId="810">
     <w:name w:val="List Table 3 - Accent 5"/>
-    <w:basedOn w:val="733"/>
+    <w:basedOn w:val="920"/>
     <w:uiPriority w:val="99"/>
     <w:pPr>
       <w:pBdr/>
@@ -26093,9 +27571,9 @@
       </w:tcPr>
     </w:tblStylePr>
   </w:style>
-  <w:style w:type="table" w:styleId="88">
+  <w:style w:type="table" w:styleId="811">
     <w:name w:val="List Table 3 - Accent 6"/>
-    <w:basedOn w:val="733"/>
+    <w:basedOn w:val="920"/>
     <w:uiPriority w:val="99"/>
     <w:pPr>
       <w:pBdr/>
@@ -26321,9 +27799,9 @@
       </w:tcPr>
     </w:tblStylePr>
   </w:style>
-  <w:style w:type="table" w:styleId="89">
+  <w:style w:type="table" w:styleId="812">
     <w:name w:val="List Table 4"/>
-    <w:basedOn w:val="733"/>
+    <w:basedOn w:val="920"/>
     <w:uiPriority w:val="99"/>
     <w:pPr>
       <w:pBdr/>
@@ -26546,9 +28024,9 @@
       </w:tcPr>
     </w:tblStylePr>
   </w:style>
-  <w:style w:type="table" w:styleId="90">
+  <w:style w:type="table" w:styleId="813">
     <w:name w:val="List Table 4 - Accent 1"/>
-    <w:basedOn w:val="733"/>
+    <w:basedOn w:val="920"/>
     <w:uiPriority w:val="99"/>
     <w:pPr>
       <w:pBdr/>
@@ -26771,9 +28249,9 @@
       </w:tcPr>
     </w:tblStylePr>
   </w:style>
-  <w:style w:type="table" w:styleId="91">
+  <w:style w:type="table" w:styleId="814">
     <w:name w:val="List Table 4 - Accent 2"/>
-    <w:basedOn w:val="733"/>
+    <w:basedOn w:val="920"/>
     <w:uiPriority w:val="99"/>
     <w:pPr>
       <w:pBdr/>
@@ -26996,9 +28474,9 @@
       </w:tcPr>
     </w:tblStylePr>
   </w:style>
-  <w:style w:type="table" w:styleId="92">
+  <w:style w:type="table" w:styleId="815">
     <w:name w:val="List Table 4 - Accent 3"/>
-    <w:basedOn w:val="733"/>
+    <w:basedOn w:val="920"/>
     <w:uiPriority w:val="99"/>
     <w:pPr>
       <w:pBdr/>
@@ -27221,9 +28699,9 @@
       </w:tcPr>
     </w:tblStylePr>
   </w:style>
-  <w:style w:type="table" w:styleId="93">
+  <w:style w:type="table" w:styleId="816">
     <w:name w:val="List Table 4 - Accent 4"/>
-    <w:basedOn w:val="733"/>
+    <w:basedOn w:val="920"/>
     <w:uiPriority w:val="99"/>
     <w:pPr>
       <w:pBdr/>
@@ -27446,9 +28924,9 @@
       </w:tcPr>
     </w:tblStylePr>
   </w:style>
-  <w:style w:type="table" w:styleId="94">
+  <w:style w:type="table" w:styleId="817">
     <w:name w:val="List Table 4 - Accent 5"/>
-    <w:basedOn w:val="733"/>
+    <w:basedOn w:val="920"/>
     <w:uiPriority w:val="99"/>
     <w:pPr>
       <w:pBdr/>
@@ -27671,9 +29149,9 @@
       </w:tcPr>
     </w:tblStylePr>
   </w:style>
-  <w:style w:type="table" w:styleId="95">
+  <w:style w:type="table" w:styleId="818">
     <w:name w:val="List Table 4 - Accent 6"/>
-    <w:basedOn w:val="733"/>
+    <w:basedOn w:val="920"/>
     <w:uiPriority w:val="99"/>
     <w:pPr>
       <w:pBdr/>
@@ -27896,9 +29374,9 @@
       </w:tcPr>
     </w:tblStylePr>
   </w:style>
-  <w:style w:type="table" w:styleId="96">
+  <w:style w:type="table" w:styleId="819">
     <w:name w:val="List Table 5 Dark"/>
-    <w:basedOn w:val="733"/>
+    <w:basedOn w:val="920"/>
     <w:uiPriority w:val="99"/>
     <w:pPr>
       <w:pBdr/>
@@ -28138,9 +29616,9 @@
       </w:tcPr>
     </w:tblStylePr>
   </w:style>
-  <w:style w:type="table" w:styleId="97">
+  <w:style w:type="table" w:styleId="820">
     <w:name w:val="List Table 5 Dark - Accent 1"/>
-    <w:basedOn w:val="733"/>
+    <w:basedOn w:val="920"/>
     <w:uiPriority w:val="99"/>
     <w:pPr>
       <w:pBdr/>
@@ -28380,9 +29858,9 @@
       </w:tcPr>
     </w:tblStylePr>
   </w:style>
-  <w:style w:type="table" w:styleId="98">
+  <w:style w:type="table" w:styleId="821">
     <w:name w:val="List Table 5 Dark - Accent 2"/>
-    <w:basedOn w:val="733"/>
+    <w:basedOn w:val="920"/>
     <w:uiPriority w:val="99"/>
     <w:pPr>
       <w:pBdr/>
@@ -28622,9 +30100,9 @@
       </w:tcPr>
     </w:tblStylePr>
   </w:style>
-  <w:style w:type="table" w:styleId="99">
+  <w:style w:type="table" w:styleId="822">
     <w:name w:val="List Table 5 Dark - Accent 3"/>
-    <w:basedOn w:val="733"/>
+    <w:basedOn w:val="920"/>
     <w:uiPriority w:val="99"/>
     <w:pPr>
       <w:pBdr/>
@@ -28864,9 +30342,9 @@
       </w:tcPr>
     </w:tblStylePr>
   </w:style>
-  <w:style w:type="table" w:styleId="100">
+  <w:style w:type="table" w:styleId="823">
     <w:name w:val="List Table 5 Dark - Accent 4"/>
-    <w:basedOn w:val="733"/>
+    <w:basedOn w:val="920"/>
     <w:uiPriority w:val="99"/>
     <w:pPr>
       <w:pBdr/>
@@ -29106,9 +30584,9 @@
       </w:tcPr>
     </w:tblStylePr>
   </w:style>
-  <w:style w:type="table" w:styleId="101">
+  <w:style w:type="table" w:styleId="824">
     <w:name w:val="List Table 5 Dark - Accent 5"/>
-    <w:basedOn w:val="733"/>
+    <w:basedOn w:val="920"/>
     <w:uiPriority w:val="99"/>
     <w:pPr>
       <w:pBdr/>
@@ -29348,9 +30826,9 @@
       </w:tcPr>
     </w:tblStylePr>
   </w:style>
-  <w:style w:type="table" w:styleId="102">
+  <w:style w:type="table" w:styleId="825">
     <w:name w:val="List Table 5 Dark - Accent 6"/>
-    <w:basedOn w:val="733"/>
+    <w:basedOn w:val="920"/>
     <w:uiPriority w:val="99"/>
     <w:pPr>
       <w:pBdr/>
@@ -29590,9 +31068,9 @@
       </w:tcPr>
     </w:tblStylePr>
   </w:style>
-  <w:style w:type="table" w:styleId="103">
+  <w:style w:type="table" w:styleId="826">
     <w:name w:val="List Table 6 Colorful"/>
-    <w:basedOn w:val="733"/>
+    <w:basedOn w:val="920"/>
     <w:uiPriority w:val="99"/>
     <w:pPr>
       <w:pBdr/>
@@ -29813,9 +31291,9 @@
       </w:tcPr>
     </w:tblStylePr>
   </w:style>
-  <w:style w:type="table" w:styleId="104">
+  <w:style w:type="table" w:styleId="827">
     <w:name w:val="List Table 6 Colorful - Accent 1"/>
-    <w:basedOn w:val="733"/>
+    <w:basedOn w:val="920"/>
     <w:uiPriority w:val="99"/>
     <w:pPr>
       <w:pBdr/>
@@ -30036,9 +31514,9 @@
       </w:tcPr>
     </w:tblStylePr>
   </w:style>
-  <w:style w:type="table" w:styleId="105">
+  <w:style w:type="table" w:styleId="828">
     <w:name w:val="List Table 6 Colorful - Accent 2"/>
-    <w:basedOn w:val="733"/>
+    <w:basedOn w:val="920"/>
     <w:uiPriority w:val="99"/>
     <w:pPr>
       <w:pBdr/>
@@ -30259,9 +31737,9 @@
       </w:tcPr>
     </w:tblStylePr>
   </w:style>
-  <w:style w:type="table" w:styleId="106">
+  <w:style w:type="table" w:styleId="829">
     <w:name w:val="List Table 6 Colorful - Accent 3"/>
-    <w:basedOn w:val="733"/>
+    <w:basedOn w:val="920"/>
     <w:uiPriority w:val="99"/>
     <w:pPr>
       <w:pBdr/>
@@ -30482,9 +31960,9 @@
       </w:tcPr>
     </w:tblStylePr>
   </w:style>
-  <w:style w:type="table" w:styleId="107">
+  <w:style w:type="table" w:styleId="830">
     <w:name w:val="List Table 6 Colorful - Accent 4"/>
-    <w:basedOn w:val="733"/>
+    <w:basedOn w:val="920"/>
     <w:uiPriority w:val="99"/>
     <w:pPr>
       <w:pBdr/>
@@ -30705,9 +32183,9 @@
       </w:tcPr>
     </w:tblStylePr>
   </w:style>
-  <w:style w:type="table" w:styleId="108">
+  <w:style w:type="table" w:styleId="831">
     <w:name w:val="List Table 6 Colorful - Accent 5"/>
-    <w:basedOn w:val="733"/>
+    <w:basedOn w:val="920"/>
     <w:uiPriority w:val="99"/>
     <w:pPr>
       <w:pBdr/>
@@ -30928,9 +32406,9 @@
       </w:tcPr>
     </w:tblStylePr>
   </w:style>
-  <w:style w:type="table" w:styleId="109">
+  <w:style w:type="table" w:styleId="832">
     <w:name w:val="List Table 6 Colorful - Accent 6"/>
-    <w:basedOn w:val="733"/>
+    <w:basedOn w:val="920"/>
     <w:uiPriority w:val="99"/>
     <w:pPr>
       <w:pBdr/>
@@ -31151,9 +32629,9 @@
       </w:tcPr>
     </w:tblStylePr>
   </w:style>
-  <w:style w:type="table" w:styleId="110">
+  <w:style w:type="table" w:styleId="833">
     <w:name w:val="List Table 7 Colorful"/>
-    <w:basedOn w:val="733"/>
+    <w:basedOn w:val="920"/>
     <w:uiPriority w:val="99"/>
     <w:pPr>
       <w:pBdr/>
@@ -31252,11 +32730,11 @@
         <w:tblBorders/>
       </w:tblPr>
       <w:tcPr>
-        <w:shd w:color="ffffff"/>
+        <w:shd w:val="clear" w:color="ffffff"/>
         <w:tcBorders>
-          <w:top w:val="none"/>
-          <w:left w:val="none"/>
-          <w:bottom w:val="none"/>
+          <w:top w:val="none" w:color="000000" w:sz="4" w:space="0"/>
+          <w:left w:val="none" w:color="000000" w:sz="4" w:space="0"/>
+          <w:bottom w:val="none" w:color="000000" w:sz="4" w:space="0"/>
           <w:right w:val="single" w:color="000000" w:themeColor="text1" w:themeTint="80" w:sz="4" w:space="0"/>
         </w:tcBorders>
       </w:tcPr>
@@ -31279,10 +32757,10 @@
       <w:tcPr>
         <w:shd w:val="clear" w:color="ffffff" w:themeColor="light1" w:fill="ffffff" w:themeFill="light1"/>
         <w:tcBorders>
-          <w:top w:val="none"/>
-          <w:left w:val="none"/>
+          <w:top w:val="none" w:color="000000" w:sz="4" w:space="0"/>
+          <w:left w:val="none" w:color="000000" w:sz="4" w:space="0"/>
           <w:bottom w:val="single" w:color="000000" w:themeColor="text1" w:themeTint="80" w:sz="4" w:space="0"/>
-          <w:right w:val="none"/>
+          <w:right w:val="none" w:color="000000" w:sz="4" w:space="0"/>
         </w:tcBorders>
       </w:tcPr>
     </w:tblStylePr>
@@ -31302,12 +32780,12 @@
         <w:tblBorders/>
       </w:tblPr>
       <w:tcPr>
-        <w:shd w:color="ffffff"/>
+        <w:shd w:val="clear" w:color="ffffff"/>
         <w:tcBorders>
-          <w:top w:val="none"/>
+          <w:top w:val="none" w:color="000000" w:sz="4" w:space="0"/>
           <w:left w:val="single" w:color="000000" w:themeColor="text1" w:themeTint="80" w:sz="4" w:space="0"/>
-          <w:bottom w:val="none"/>
-          <w:right w:val="none"/>
+          <w:bottom w:val="none" w:color="000000" w:sz="4" w:space="0"/>
+          <w:right w:val="none" w:color="000000" w:sz="4" w:space="0"/>
         </w:tcBorders>
       </w:tcPr>
     </w:tblStylePr>
@@ -31330,9 +32808,9 @@
         <w:shd w:val="clear" w:color="ffffff" w:themeColor="light1" w:fill="ffffff" w:themeFill="light1"/>
         <w:tcBorders>
           <w:top w:val="single" w:color="000000" w:themeColor="text1" w:themeTint="80" w:sz="4" w:space="0"/>
-          <w:left w:val="none"/>
-          <w:bottom w:val="none"/>
-          <w:right w:val="none"/>
+          <w:left w:val="none" w:color="000000" w:sz="4" w:space="0"/>
+          <w:bottom w:val="none" w:color="000000" w:sz="4" w:space="0"/>
+          <w:right w:val="none" w:color="000000" w:sz="4" w:space="0"/>
         </w:tcBorders>
       </w:tcPr>
     </w:tblStylePr>
@@ -31407,9 +32885,9 @@
       </w:tcPr>
     </w:tblStylePr>
   </w:style>
-  <w:style w:type="table" w:styleId="111">
+  <w:style w:type="table" w:styleId="834">
     <w:name w:val="List Table 7 Colorful - Accent 1"/>
-    <w:basedOn w:val="733"/>
+    <w:basedOn w:val="920"/>
     <w:uiPriority w:val="99"/>
     <w:pPr>
       <w:pBdr/>
@@ -31508,11 +32986,11 @@
         <w:tblBorders/>
       </w:tblPr>
       <w:tcPr>
-        <w:shd w:color="ffffff"/>
+        <w:shd w:val="clear" w:color="ffffff"/>
         <w:tcBorders>
-          <w:top w:val="none"/>
-          <w:left w:val="none"/>
-          <w:bottom w:val="none"/>
+          <w:top w:val="none" w:color="000000" w:sz="4" w:space="0"/>
+          <w:left w:val="none" w:color="000000" w:sz="4" w:space="0"/>
+          <w:bottom w:val="none" w:color="000000" w:sz="4" w:space="0"/>
           <w:right w:val="single" w:color="000000" w:themeColor="accent1" w:sz="4" w:space="0"/>
         </w:tcBorders>
       </w:tcPr>
@@ -31535,10 +33013,10 @@
       <w:tcPr>
         <w:shd w:val="clear" w:color="ffffff" w:themeColor="light1" w:fill="ffffff" w:themeFill="light1"/>
         <w:tcBorders>
-          <w:top w:val="none"/>
-          <w:left w:val="none"/>
+          <w:top w:val="none" w:color="000000" w:sz="4" w:space="0"/>
+          <w:left w:val="none" w:color="000000" w:sz="4" w:space="0"/>
           <w:bottom w:val="single" w:color="000000" w:themeColor="accent1" w:sz="4" w:space="0"/>
-          <w:right w:val="none"/>
+          <w:right w:val="none" w:color="000000" w:sz="4" w:space="0"/>
         </w:tcBorders>
       </w:tcPr>
     </w:tblStylePr>
@@ -31558,12 +33036,12 @@
         <w:tblBorders/>
       </w:tblPr>
       <w:tcPr>
-        <w:shd w:color="ffffff"/>
+        <w:shd w:val="clear" w:color="ffffff"/>
         <w:tcBorders>
-          <w:top w:val="none"/>
+          <w:top w:val="none" w:color="000000" w:sz="4" w:space="0"/>
           <w:left w:val="single" w:color="000000" w:themeColor="accent1" w:sz="4" w:space="0"/>
-          <w:bottom w:val="none"/>
-          <w:right w:val="none"/>
+          <w:bottom w:val="none" w:color="000000" w:sz="4" w:space="0"/>
+          <w:right w:val="none" w:color="000000" w:sz="4" w:space="0"/>
         </w:tcBorders>
       </w:tcPr>
     </w:tblStylePr>
@@ -31586,9 +33064,9 @@
         <w:shd w:val="clear" w:color="ffffff" w:themeColor="light1" w:fill="ffffff" w:themeFill="light1"/>
         <w:tcBorders>
           <w:top w:val="single" w:color="000000" w:themeColor="accent1" w:sz="4" w:space="0"/>
-          <w:left w:val="none"/>
-          <w:bottom w:val="none"/>
-          <w:right w:val="none"/>
+          <w:left w:val="none" w:color="000000" w:sz="4" w:space="0"/>
+          <w:bottom w:val="none" w:color="000000" w:sz="4" w:space="0"/>
+          <w:right w:val="none" w:color="000000" w:sz="4" w:space="0"/>
         </w:tcBorders>
       </w:tcPr>
     </w:tblStylePr>
@@ -31663,9 +33141,9 @@
       </w:tcPr>
     </w:tblStylePr>
   </w:style>
-  <w:style w:type="table" w:styleId="112">
+  <w:style w:type="table" w:styleId="835">
     <w:name w:val="List Table 7 Colorful - Accent 2"/>
-    <w:basedOn w:val="733"/>
+    <w:basedOn w:val="920"/>
     <w:uiPriority w:val="99"/>
     <w:pPr>
       <w:pBdr/>
@@ -31764,11 +33242,11 @@
         <w:tblBorders/>
       </w:tblPr>
       <w:tcPr>
-        <w:shd w:color="ffffff"/>
+        <w:shd w:val="clear" w:color="ffffff"/>
         <w:tcBorders>
-          <w:top w:val="none"/>
-          <w:left w:val="none"/>
-          <w:bottom w:val="none"/>
+          <w:top w:val="none" w:color="000000" w:sz="4" w:space="0"/>
+          <w:left w:val="none" w:color="000000" w:sz="4" w:space="0"/>
+          <w:bottom w:val="none" w:color="000000" w:sz="4" w:space="0"/>
           <w:right w:val="single" w:color="000000" w:themeColor="accent2" w:themeTint="97" w:sz="4" w:space="0"/>
         </w:tcBorders>
       </w:tcPr>
@@ -31791,10 +33269,10 @@
       <w:tcPr>
         <w:shd w:val="clear" w:color="ffffff" w:themeColor="light1" w:fill="ffffff" w:themeFill="light1"/>
         <w:tcBorders>
-          <w:top w:val="none"/>
-          <w:left w:val="none"/>
+          <w:top w:val="none" w:color="000000" w:sz="4" w:space="0"/>
+          <w:left w:val="none" w:color="000000" w:sz="4" w:space="0"/>
           <w:bottom w:val="single" w:color="000000" w:themeColor="accent2" w:themeTint="97" w:sz="4" w:space="0"/>
-          <w:right w:val="none"/>
+          <w:right w:val="none" w:color="000000" w:sz="4" w:space="0"/>
         </w:tcBorders>
       </w:tcPr>
     </w:tblStylePr>
@@ -31814,12 +33292,12 @@
         <w:tblBorders/>
       </w:tblPr>
       <w:tcPr>
-        <w:shd w:color="ffffff"/>
+        <w:shd w:val="clear" w:color="ffffff"/>
         <w:tcBorders>
-          <w:top w:val="none"/>
+          <w:top w:val="none" w:color="000000" w:sz="4" w:space="0"/>
           <w:left w:val="single" w:color="000000" w:themeColor="accent2" w:themeTint="97" w:sz="4" w:space="0"/>
-          <w:bottom w:val="none"/>
-          <w:right w:val="none"/>
+          <w:bottom w:val="none" w:color="000000" w:sz="4" w:space="0"/>
+          <w:right w:val="none" w:color="000000" w:sz="4" w:space="0"/>
         </w:tcBorders>
       </w:tcPr>
     </w:tblStylePr>
@@ -31842,9 +33320,9 @@
         <w:shd w:val="clear" w:color="ffffff" w:themeColor="light1" w:fill="ffffff" w:themeFill="light1"/>
         <w:tcBorders>
           <w:top w:val="single" w:color="000000" w:themeColor="accent2" w:themeTint="97" w:sz="4" w:space="0"/>
-          <w:left w:val="none"/>
-          <w:bottom w:val="none"/>
-          <w:right w:val="none"/>
+          <w:left w:val="none" w:color="000000" w:sz="4" w:space="0"/>
+          <w:bottom w:val="none" w:color="000000" w:sz="4" w:space="0"/>
+          <w:right w:val="none" w:color="000000" w:sz="4" w:space="0"/>
         </w:tcBorders>
       </w:tcPr>
     </w:tblStylePr>
@@ -31919,9 +33397,9 @@
       </w:tcPr>
     </w:tblStylePr>
   </w:style>
-  <w:style w:type="table" w:styleId="113">
+  <w:style w:type="table" w:styleId="836">
     <w:name w:val="List Table 7 Colorful - Accent 3"/>
-    <w:basedOn w:val="733"/>
+    <w:basedOn w:val="920"/>
     <w:uiPriority w:val="99"/>
     <w:pPr>
       <w:pBdr/>
@@ -32020,11 +33498,11 @@
         <w:tblBorders/>
       </w:tblPr>
       <w:tcPr>
-        <w:shd w:color="ffffff"/>
+        <w:shd w:val="clear" w:color="ffffff"/>
         <w:tcBorders>
-          <w:top w:val="none"/>
-          <w:left w:val="none"/>
-          <w:bottom w:val="none"/>
+          <w:top w:val="none" w:color="000000" w:sz="4" w:space="0"/>
+          <w:left w:val="none" w:color="000000" w:sz="4" w:space="0"/>
+          <w:bottom w:val="none" w:color="000000" w:sz="4" w:space="0"/>
           <w:right w:val="single" w:color="000000" w:themeColor="accent3" w:themeTint="98" w:sz="4" w:space="0"/>
         </w:tcBorders>
       </w:tcPr>
@@ -32047,10 +33525,10 @@
       <w:tcPr>
         <w:shd w:val="clear" w:color="ffffff" w:themeColor="light1" w:fill="ffffff" w:themeFill="light1"/>
         <w:tcBorders>
-          <w:top w:val="none"/>
-          <w:left w:val="none"/>
+          <w:top w:val="none" w:color="000000" w:sz="4" w:space="0"/>
+          <w:left w:val="none" w:color="000000" w:sz="4" w:space="0"/>
           <w:bottom w:val="single" w:color="000000" w:themeColor="accent3" w:themeTint="98" w:sz="4" w:space="0"/>
-          <w:right w:val="none"/>
+          <w:right w:val="none" w:color="000000" w:sz="4" w:space="0"/>
         </w:tcBorders>
       </w:tcPr>
     </w:tblStylePr>
@@ -32070,12 +33548,12 @@
         <w:tblBorders/>
       </w:tblPr>
       <w:tcPr>
-        <w:shd w:color="ffffff"/>
+        <w:shd w:val="clear" w:color="ffffff"/>
         <w:tcBorders>
-          <w:top w:val="none"/>
+          <w:top w:val="none" w:color="000000" w:sz="4" w:space="0"/>
           <w:left w:val="single" w:color="000000" w:themeColor="accent3" w:themeTint="98" w:sz="4" w:space="0"/>
-          <w:bottom w:val="none"/>
-          <w:right w:val="none"/>
+          <w:bottom w:val="none" w:color="000000" w:sz="4" w:space="0"/>
+          <w:right w:val="none" w:color="000000" w:sz="4" w:space="0"/>
         </w:tcBorders>
       </w:tcPr>
     </w:tblStylePr>
@@ -32098,9 +33576,9 @@
         <w:shd w:val="clear" w:color="ffffff" w:themeColor="light1" w:fill="ffffff" w:themeFill="light1"/>
         <w:tcBorders>
           <w:top w:val="single" w:color="000000" w:themeColor="accent3" w:themeTint="98" w:sz="4" w:space="0"/>
-          <w:left w:val="none"/>
-          <w:bottom w:val="none"/>
-          <w:right w:val="none"/>
+          <w:left w:val="none" w:color="000000" w:sz="4" w:space="0"/>
+          <w:bottom w:val="none" w:color="000000" w:sz="4" w:space="0"/>
+          <w:right w:val="none" w:color="000000" w:sz="4" w:space="0"/>
         </w:tcBorders>
       </w:tcPr>
     </w:tblStylePr>
@@ -32175,9 +33653,9 @@
       </w:tcPr>
     </w:tblStylePr>
   </w:style>
-  <w:style w:type="table" w:styleId="114">
+  <w:style w:type="table" w:styleId="837">
     <w:name w:val="List Table 7 Colorful - Accent 4"/>
-    <w:basedOn w:val="733"/>
+    <w:basedOn w:val="920"/>
     <w:uiPriority w:val="99"/>
     <w:pPr>
       <w:pBdr/>
@@ -32276,11 +33754,11 @@
         <w:tblBorders/>
       </w:tblPr>
       <w:tcPr>
-        <w:shd w:color="ffffff"/>
+        <w:shd w:val="clear" w:color="ffffff"/>
         <w:tcBorders>
-          <w:top w:val="none"/>
-          <w:left w:val="none"/>
-          <w:bottom w:val="none"/>
+          <w:top w:val="none" w:color="000000" w:sz="4" w:space="0"/>
+          <w:left w:val="none" w:color="000000" w:sz="4" w:space="0"/>
+          <w:bottom w:val="none" w:color="000000" w:sz="4" w:space="0"/>
           <w:right w:val="single" w:color="000000" w:themeColor="accent4" w:themeTint="9A" w:sz="4" w:space="0"/>
         </w:tcBorders>
       </w:tcPr>
@@ -32303,10 +33781,10 @@
       <w:tcPr>
         <w:shd w:val="clear" w:color="ffffff" w:themeColor="light1" w:fill="ffffff" w:themeFill="light1"/>
         <w:tcBorders>
-          <w:top w:val="none"/>
-          <w:left w:val="none"/>
+          <w:top w:val="none" w:color="000000" w:sz="4" w:space="0"/>
+          <w:left w:val="none" w:color="000000" w:sz="4" w:space="0"/>
           <w:bottom w:val="single" w:color="000000" w:themeColor="accent4" w:themeTint="9A" w:sz="4" w:space="0"/>
-          <w:right w:val="none"/>
+          <w:right w:val="none" w:color="000000" w:sz="4" w:space="0"/>
         </w:tcBorders>
       </w:tcPr>
     </w:tblStylePr>
@@ -32326,12 +33804,12 @@
         <w:tblBorders/>
       </w:tblPr>
       <w:tcPr>
-        <w:shd w:color="ffffff"/>
+        <w:shd w:val="clear" w:color="ffffff"/>
         <w:tcBorders>
-          <w:top w:val="none"/>
+          <w:top w:val="none" w:color="000000" w:sz="4" w:space="0"/>
           <w:left w:val="single" w:color="000000" w:themeColor="accent4" w:themeTint="9A" w:sz="4" w:space="0"/>
-          <w:bottom w:val="none"/>
-          <w:right w:val="none"/>
+          <w:bottom w:val="none" w:color="000000" w:sz="4" w:space="0"/>
+          <w:right w:val="none" w:color="000000" w:sz="4" w:space="0"/>
         </w:tcBorders>
       </w:tcPr>
     </w:tblStylePr>
@@ -32354,9 +33832,9 @@
         <w:shd w:val="clear" w:color="ffffff" w:themeColor="light1" w:fill="ffffff" w:themeFill="light1"/>
         <w:tcBorders>
           <w:top w:val="single" w:color="000000" w:themeColor="accent4" w:themeTint="9A" w:sz="4" w:space="0"/>
-          <w:left w:val="none"/>
-          <w:bottom w:val="none"/>
-          <w:right w:val="none"/>
+          <w:left w:val="none" w:color="000000" w:sz="4" w:space="0"/>
+          <w:bottom w:val="none" w:color="000000" w:sz="4" w:space="0"/>
+          <w:right w:val="none" w:color="000000" w:sz="4" w:space="0"/>
         </w:tcBorders>
       </w:tcPr>
     </w:tblStylePr>
@@ -32431,9 +33909,9 @@
       </w:tcPr>
     </w:tblStylePr>
   </w:style>
-  <w:style w:type="table" w:styleId="115">
+  <w:style w:type="table" w:styleId="838">
     <w:name w:val="List Table 7 Colorful - Accent 5"/>
-    <w:basedOn w:val="733"/>
+    <w:basedOn w:val="920"/>
     <w:uiPriority w:val="99"/>
     <w:pPr>
       <w:pBdr/>
@@ -32532,11 +34010,11 @@
         <w:tblBorders/>
       </w:tblPr>
       <w:tcPr>
-        <w:shd w:color="ffffff"/>
+        <w:shd w:val="clear" w:color="ffffff"/>
         <w:tcBorders>
-          <w:top w:val="none"/>
-          <w:left w:val="none"/>
-          <w:bottom w:val="none"/>
+          <w:top w:val="none" w:color="000000" w:sz="4" w:space="0"/>
+          <w:left w:val="none" w:color="000000" w:sz="4" w:space="0"/>
+          <w:bottom w:val="none" w:color="000000" w:sz="4" w:space="0"/>
           <w:right w:val="single" w:color="000000" w:themeColor="accent5" w:themeTint="9A" w:sz="4" w:space="0"/>
         </w:tcBorders>
       </w:tcPr>
@@ -32559,10 +34037,10 @@
       <w:tcPr>
         <w:shd w:val="clear" w:color="ffffff" w:themeColor="light1" w:fill="ffffff" w:themeFill="light1"/>
         <w:tcBorders>
-          <w:top w:val="none"/>
-          <w:left w:val="none"/>
+          <w:top w:val="none" w:color="000000" w:sz="4" w:space="0"/>
+          <w:left w:val="none" w:color="000000" w:sz="4" w:space="0"/>
           <w:bottom w:val="single" w:color="000000" w:themeColor="accent5" w:themeTint="9A" w:sz="4" w:space="0"/>
-          <w:right w:val="none"/>
+          <w:right w:val="none" w:color="000000" w:sz="4" w:space="0"/>
         </w:tcBorders>
       </w:tcPr>
     </w:tblStylePr>
@@ -32582,12 +34060,12 @@
         <w:tblBorders/>
       </w:tblPr>
       <w:tcPr>
-        <w:shd w:color="ffffff"/>
+        <w:shd w:val="clear" w:color="ffffff"/>
         <w:tcBorders>
-          <w:top w:val="none"/>
+          <w:top w:val="none" w:color="000000" w:sz="4" w:space="0"/>
           <w:left w:val="single" w:color="000000" w:themeColor="accent5" w:themeTint="9A" w:sz="4" w:space="0"/>
-          <w:bottom w:val="none"/>
-          <w:right w:val="none"/>
+          <w:bottom w:val="none" w:color="000000" w:sz="4" w:space="0"/>
+          <w:right w:val="none" w:color="000000" w:sz="4" w:space="0"/>
         </w:tcBorders>
       </w:tcPr>
     </w:tblStylePr>
@@ -32610,9 +34088,9 @@
         <w:shd w:val="clear" w:color="ffffff" w:themeColor="light1" w:fill="ffffff" w:themeFill="light1"/>
         <w:tcBorders>
           <w:top w:val="single" w:color="000000" w:themeColor="accent5" w:themeTint="9A" w:sz="4" w:space="0"/>
-          <w:left w:val="none"/>
-          <w:bottom w:val="none"/>
-          <w:right w:val="none"/>
+          <w:left w:val="none" w:color="000000" w:sz="4" w:space="0"/>
+          <w:bottom w:val="none" w:color="000000" w:sz="4" w:space="0"/>
+          <w:right w:val="none" w:color="000000" w:sz="4" w:space="0"/>
         </w:tcBorders>
       </w:tcPr>
     </w:tblStylePr>
@@ -32687,9 +34165,9 @@
       </w:tcPr>
     </w:tblStylePr>
   </w:style>
-  <w:style w:type="table" w:styleId="116">
+  <w:style w:type="table" w:styleId="839">
     <w:name w:val="List Table 7 Colorful - Accent 6"/>
-    <w:basedOn w:val="733"/>
+    <w:basedOn w:val="920"/>
     <w:uiPriority w:val="99"/>
     <w:pPr>
       <w:pBdr/>
@@ -32788,11 +34266,11 @@
         <w:tblBorders/>
       </w:tblPr>
       <w:tcPr>
-        <w:shd w:color="ffffff"/>
+        <w:shd w:val="clear" w:color="ffffff"/>
         <w:tcBorders>
-          <w:top w:val="none"/>
-          <w:left w:val="none"/>
-          <w:bottom w:val="none"/>
+          <w:top w:val="none" w:color="000000" w:sz="4" w:space="0"/>
+          <w:left w:val="none" w:color="000000" w:sz="4" w:space="0"/>
+          <w:bottom w:val="none" w:color="000000" w:sz="4" w:space="0"/>
           <w:right w:val="single" w:color="000000" w:themeColor="accent6" w:themeTint="98" w:sz="4" w:space="0"/>
         </w:tcBorders>
       </w:tcPr>
@@ -32815,10 +34293,10 @@
       <w:tcPr>
         <w:shd w:val="clear" w:color="ffffff" w:themeColor="light1" w:fill="ffffff" w:themeFill="light1"/>
         <w:tcBorders>
-          <w:top w:val="none"/>
-          <w:left w:val="none"/>
+          <w:top w:val="none" w:color="000000" w:sz="4" w:space="0"/>
+          <w:left w:val="none" w:color="000000" w:sz="4" w:space="0"/>
           <w:bottom w:val="single" w:color="000000" w:themeColor="accent6" w:themeTint="98" w:sz="4" w:space="0"/>
-          <w:right w:val="none"/>
+          <w:right w:val="none" w:color="000000" w:sz="4" w:space="0"/>
         </w:tcBorders>
       </w:tcPr>
     </w:tblStylePr>
@@ -32838,12 +34316,12 @@
         <w:tblBorders/>
       </w:tblPr>
       <w:tcPr>
-        <w:shd w:color="ffffff"/>
+        <w:shd w:val="clear" w:color="ffffff"/>
         <w:tcBorders>
-          <w:top w:val="none"/>
+          <w:top w:val="none" w:color="000000" w:sz="4" w:space="0"/>
           <w:left w:val="single" w:color="000000" w:themeColor="accent6" w:themeTint="98" w:sz="4" w:space="0"/>
-          <w:bottom w:val="none"/>
-          <w:right w:val="none"/>
+          <w:bottom w:val="none" w:color="000000" w:sz="4" w:space="0"/>
+          <w:right w:val="none" w:color="000000" w:sz="4" w:space="0"/>
         </w:tcBorders>
       </w:tcPr>
     </w:tblStylePr>
@@ -32866,9 +34344,9 @@
         <w:shd w:val="clear" w:color="ffffff" w:themeColor="light1" w:fill="ffffff" w:themeFill="light1"/>
         <w:tcBorders>
           <w:top w:val="single" w:color="000000" w:themeColor="accent6" w:themeTint="98" w:sz="4" w:space="0"/>
-          <w:left w:val="none"/>
-          <w:bottom w:val="none"/>
-          <w:right w:val="none"/>
+          <w:left w:val="none" w:color="000000" w:sz="4" w:space="0"/>
+          <w:bottom w:val="none" w:color="000000" w:sz="4" w:space="0"/>
+          <w:right w:val="none" w:color="000000" w:sz="4" w:space="0"/>
         </w:tcBorders>
       </w:tcPr>
     </w:tblStylePr>
@@ -32943,9 +34421,9 @@
       </w:tcPr>
     </w:tblStylePr>
   </w:style>
-  <w:style w:type="table" w:styleId="117">
+  <w:style w:type="table" w:styleId="840">
     <w:name w:val="Lined - Accent"/>
-    <w:basedOn w:val="733"/>
+    <w:basedOn w:val="920"/>
     <w:uiPriority w:val="99"/>
     <w:pPr>
       <w:pBdr/>
@@ -33180,9 +34658,9 @@
       </w:tcPr>
     </w:tblStylePr>
   </w:style>
-  <w:style w:type="table" w:styleId="118">
+  <w:style w:type="table" w:styleId="841">
     <w:name w:val="Lined - Accent 1"/>
-    <w:basedOn w:val="733"/>
+    <w:basedOn w:val="920"/>
     <w:uiPriority w:val="99"/>
     <w:pPr>
       <w:pBdr/>
@@ -33417,9 +34895,9 @@
       </w:tcPr>
     </w:tblStylePr>
   </w:style>
-  <w:style w:type="table" w:styleId="119">
+  <w:style w:type="table" w:styleId="842">
     <w:name w:val="Lined - Accent 2"/>
-    <w:basedOn w:val="733"/>
+    <w:basedOn w:val="920"/>
     <w:uiPriority w:val="99"/>
     <w:pPr>
       <w:pBdr/>
@@ -33654,9 +35132,9 @@
       </w:tcPr>
     </w:tblStylePr>
   </w:style>
-  <w:style w:type="table" w:styleId="120">
+  <w:style w:type="table" w:styleId="843">
     <w:name w:val="Lined - Accent 3"/>
-    <w:basedOn w:val="733"/>
+    <w:basedOn w:val="920"/>
     <w:uiPriority w:val="99"/>
     <w:pPr>
       <w:pBdr/>
@@ -33891,9 +35369,9 @@
       </w:tcPr>
     </w:tblStylePr>
   </w:style>
-  <w:style w:type="table" w:styleId="121">
+  <w:style w:type="table" w:styleId="844">
     <w:name w:val="Lined - Accent 4"/>
-    <w:basedOn w:val="733"/>
+    <w:basedOn w:val="920"/>
     <w:uiPriority w:val="99"/>
     <w:pPr>
       <w:pBdr/>
@@ -34128,9 +35606,9 @@
       </w:tcPr>
     </w:tblStylePr>
   </w:style>
-  <w:style w:type="table" w:styleId="122">
+  <w:style w:type="table" w:styleId="845">
     <w:name w:val="Lined - Accent 5"/>
-    <w:basedOn w:val="733"/>
+    <w:basedOn w:val="920"/>
     <w:uiPriority w:val="99"/>
     <w:pPr>
       <w:pBdr/>
@@ -34365,9 +35843,9 @@
       </w:tcPr>
     </w:tblStylePr>
   </w:style>
-  <w:style w:type="table" w:styleId="123">
+  <w:style w:type="table" w:styleId="846">
     <w:name w:val="Lined - Accent 6"/>
-    <w:basedOn w:val="733"/>
+    <w:basedOn w:val="920"/>
     <w:uiPriority w:val="99"/>
     <w:pPr>
       <w:pBdr/>
@@ -34602,9 +36080,9 @@
       </w:tcPr>
     </w:tblStylePr>
   </w:style>
-  <w:style w:type="table" w:styleId="124">
+  <w:style w:type="table" w:styleId="847">
     <w:name w:val="Bordered &amp; Lined - Accent"/>
-    <w:basedOn w:val="733"/>
+    <w:basedOn w:val="920"/>
     <w:uiPriority w:val="99"/>
     <w:pPr>
       <w:pBdr/>
@@ -34846,9 +36324,9 @@
       </w:tcPr>
     </w:tblStylePr>
   </w:style>
-  <w:style w:type="table" w:styleId="125">
+  <w:style w:type="table" w:styleId="848">
     <w:name w:val="Bordered &amp; Lined - Accent 1"/>
-    <w:basedOn w:val="733"/>
+    <w:basedOn w:val="920"/>
     <w:uiPriority w:val="99"/>
     <w:pPr>
       <w:pBdr/>
@@ -35090,9 +36568,9 @@
       </w:tcPr>
     </w:tblStylePr>
   </w:style>
-  <w:style w:type="table" w:styleId="126">
+  <w:style w:type="table" w:styleId="849">
     <w:name w:val="Bordered &amp; Lined - Accent 2"/>
-    <w:basedOn w:val="733"/>
+    <w:basedOn w:val="920"/>
     <w:uiPriority w:val="99"/>
     <w:pPr>
       <w:pBdr/>
@@ -35334,9 +36812,9 @@
       </w:tcPr>
     </w:tblStylePr>
   </w:style>
-  <w:style w:type="table" w:styleId="127">
+  <w:style w:type="table" w:styleId="850">
     <w:name w:val="Bordered &amp; Lined - Accent 3"/>
-    <w:basedOn w:val="733"/>
+    <w:basedOn w:val="920"/>
     <w:uiPriority w:val="99"/>
     <w:pPr>
       <w:pBdr/>
@@ -35578,9 +37056,9 @@
       </w:tcPr>
     </w:tblStylePr>
   </w:style>
-  <w:style w:type="table" w:styleId="128">
+  <w:style w:type="table" w:styleId="851">
     <w:name w:val="Bordered &amp; Lined - Accent 4"/>
-    <w:basedOn w:val="733"/>
+    <w:basedOn w:val="920"/>
     <w:uiPriority w:val="99"/>
     <w:pPr>
       <w:pBdr/>
@@ -35822,9 +37300,9 @@
       </w:tcPr>
     </w:tblStylePr>
   </w:style>
-  <w:style w:type="table" w:styleId="129">
+  <w:style w:type="table" w:styleId="852">
     <w:name w:val="Bordered &amp; Lined - Accent 5"/>
-    <w:basedOn w:val="733"/>
+    <w:basedOn w:val="920"/>
     <w:uiPriority w:val="99"/>
     <w:pPr>
       <w:pBdr/>
@@ -36066,9 +37544,9 @@
       </w:tcPr>
     </w:tblStylePr>
   </w:style>
-  <w:style w:type="table" w:styleId="130">
+  <w:style w:type="table" w:styleId="853">
     <w:name w:val="Bordered &amp; Lined - Accent 6"/>
-    <w:basedOn w:val="733"/>
+    <w:basedOn w:val="920"/>
     <w:uiPriority w:val="99"/>
     <w:pPr>
       <w:pBdr/>
@@ -36310,9 +37788,9 @@
       </w:tcPr>
     </w:tblStylePr>
   </w:style>
-  <w:style w:type="table" w:styleId="131">
+  <w:style w:type="table" w:styleId="854">
     <w:name w:val="Bordered"/>
-    <w:basedOn w:val="733"/>
+    <w:basedOn w:val="920"/>
     <w:uiPriority w:val="99"/>
     <w:pPr>
       <w:pBdr/>
@@ -36541,9 +38019,9 @@
       </w:tcPr>
     </w:tblStylePr>
   </w:style>
-  <w:style w:type="table" w:styleId="132">
+  <w:style w:type="table" w:styleId="855">
     <w:name w:val="Bordered - Accent 1"/>
-    <w:basedOn w:val="733"/>
+    <w:basedOn w:val="920"/>
     <w:uiPriority w:val="99"/>
     <w:pPr>
       <w:pBdr/>
@@ -36772,9 +38250,9 @@
       </w:tcPr>
     </w:tblStylePr>
   </w:style>
-  <w:style w:type="table" w:styleId="133">
+  <w:style w:type="table" w:styleId="856">
     <w:name w:val="Bordered - Accent 2"/>
-    <w:basedOn w:val="733"/>
+    <w:basedOn w:val="920"/>
     <w:uiPriority w:val="99"/>
     <w:pPr>
       <w:pBdr/>
@@ -37003,9 +38481,9 @@
       </w:tcPr>
     </w:tblStylePr>
   </w:style>
-  <w:style w:type="table" w:styleId="134">
+  <w:style w:type="table" w:styleId="857">
     <w:name w:val="Bordered - Accent 3"/>
-    <w:basedOn w:val="733"/>
+    <w:basedOn w:val="920"/>
     <w:uiPriority w:val="99"/>
     <w:pPr>
       <w:pBdr/>
@@ -37234,9 +38712,9 @@
       </w:tcPr>
     </w:tblStylePr>
   </w:style>
-  <w:style w:type="table" w:styleId="135">
+  <w:style w:type="table" w:styleId="858">
     <w:name w:val="Bordered - Accent 4"/>
-    <w:basedOn w:val="733"/>
+    <w:basedOn w:val="920"/>
     <w:uiPriority w:val="99"/>
     <w:pPr>
       <w:pBdr/>
@@ -37465,9 +38943,9 @@
       </w:tcPr>
     </w:tblStylePr>
   </w:style>
-  <w:style w:type="table" w:styleId="136">
+  <w:style w:type="table" w:styleId="859">
     <w:name w:val="Bordered - Accent 5"/>
-    <w:basedOn w:val="733"/>
+    <w:basedOn w:val="920"/>
     <w:uiPriority w:val="99"/>
     <w:pPr>
       <w:pBdr/>
@@ -37696,9 +39174,9 @@
       </w:tcPr>
     </w:tblStylePr>
   </w:style>
-  <w:style w:type="table" w:styleId="137">
+  <w:style w:type="table" w:styleId="860">
     <w:name w:val="Bordered - Accent 6"/>
-    <w:basedOn w:val="733"/>
+    <w:basedOn w:val="920"/>
     <w:uiPriority w:val="99"/>
     <w:pPr>
       <w:pBdr/>
@@ -37927,11 +39405,11 @@
       </w:tcPr>
     </w:tblStylePr>
   </w:style>
-  <w:style w:type="paragraph" w:styleId="141">
+  <w:style w:type="paragraph" w:styleId="861">
     <w:name w:val="Heading 3"/>
-    <w:basedOn w:val="729"/>
-    <w:next w:val="729"/>
-    <w:link w:val="152"/>
+    <w:basedOn w:val="916"/>
+    <w:next w:val="916"/>
+    <w:link w:val="870"/>
     <w:uiPriority w:val="9"/>
     <w:unhideWhenUsed/>
     <w:qFormat/>
@@ -37950,11 +39428,11 @@
       <w:szCs w:val="28"/>
     </w:rPr>
   </w:style>
-  <w:style w:type="paragraph" w:styleId="142">
+  <w:style w:type="paragraph" w:styleId="862">
     <w:name w:val="Heading 4"/>
-    <w:basedOn w:val="729"/>
-    <w:next w:val="729"/>
-    <w:link w:val="153"/>
+    <w:basedOn w:val="916"/>
+    <w:next w:val="916"/>
+    <w:link w:val="871"/>
     <w:uiPriority w:val="9"/>
     <w:unhideWhenUsed/>
     <w:qFormat/>
@@ -37973,11 +39451,11 @@
       <w:color w:val="0f4761" w:themeColor="accent1" w:themeShade="BF"/>
     </w:rPr>
   </w:style>
-  <w:style w:type="paragraph" w:styleId="143">
+  <w:style w:type="paragraph" w:styleId="863">
     <w:name w:val="Heading 5"/>
-    <w:basedOn w:val="729"/>
-    <w:next w:val="729"/>
-    <w:link w:val="154"/>
+    <w:basedOn w:val="916"/>
+    <w:next w:val="916"/>
+    <w:link w:val="872"/>
     <w:uiPriority w:val="9"/>
     <w:unhideWhenUsed/>
     <w:qFormat/>
@@ -37994,11 +39472,11 @@
       <w:color w:val="0f4761" w:themeColor="accent1" w:themeShade="BF"/>
     </w:rPr>
   </w:style>
-  <w:style w:type="paragraph" w:styleId="144">
+  <w:style w:type="paragraph" w:styleId="864">
     <w:name w:val="Heading 6"/>
-    <w:basedOn w:val="729"/>
-    <w:next w:val="729"/>
-    <w:link w:val="155"/>
+    <w:basedOn w:val="916"/>
+    <w:next w:val="916"/>
+    <w:link w:val="873"/>
     <w:uiPriority w:val="9"/>
     <w:unhideWhenUsed/>
     <w:qFormat/>
@@ -38017,11 +39495,11 @@
       <w:color w:val="595959" w:themeColor="text1" w:themeTint="A6"/>
     </w:rPr>
   </w:style>
-  <w:style w:type="paragraph" w:styleId="145">
+  <w:style w:type="paragraph" w:styleId="865">
     <w:name w:val="Heading 7"/>
-    <w:basedOn w:val="729"/>
-    <w:next w:val="729"/>
-    <w:link w:val="156"/>
+    <w:basedOn w:val="916"/>
+    <w:next w:val="916"/>
+    <w:link w:val="874"/>
     <w:uiPriority w:val="9"/>
     <w:unhideWhenUsed/>
     <w:qFormat/>
@@ -38038,11 +39516,11 @@
       <w:color w:val="595959" w:themeColor="text1" w:themeTint="A6"/>
     </w:rPr>
   </w:style>
-  <w:style w:type="paragraph" w:styleId="146">
+  <w:style w:type="paragraph" w:styleId="866">
     <w:name w:val="Heading 8"/>
-    <w:basedOn w:val="729"/>
-    <w:next w:val="729"/>
-    <w:link w:val="157"/>
+    <w:basedOn w:val="916"/>
+    <w:next w:val="916"/>
+    <w:link w:val="875"/>
     <w:uiPriority w:val="9"/>
     <w:unhideWhenUsed/>
     <w:qFormat/>
@@ -38061,11 +39539,11 @@
       <w:color w:val="272727" w:themeColor="text1" w:themeTint="D8"/>
     </w:rPr>
   </w:style>
-  <w:style w:type="paragraph" w:styleId="147">
+  <w:style w:type="paragraph" w:styleId="867">
     <w:name w:val="Heading 9"/>
-    <w:basedOn w:val="729"/>
-    <w:next w:val="729"/>
-    <w:link w:val="158"/>
+    <w:basedOn w:val="916"/>
+    <w:next w:val="916"/>
+    <w:link w:val="876"/>
     <w:uiPriority w:val="9"/>
     <w:unhideWhenUsed/>
     <w:qFormat/>
@@ -38084,10 +39562,10 @@
       <w:color w:val="272727" w:themeColor="text1" w:themeTint="D8"/>
     </w:rPr>
   </w:style>
-  <w:style w:type="character" w:styleId="150">
+  <w:style w:type="character" w:styleId="868">
     <w:name w:val="Heading 1 Char"/>
-    <w:basedOn w:val="732"/>
-    <w:link w:val="730"/>
+    <w:basedOn w:val="919"/>
+    <w:link w:val="917"/>
     <w:uiPriority w:val="9"/>
     <w:pPr>
       <w:pBdr/>
@@ -38101,10 +39579,10 @@
       <w:szCs w:val="40"/>
     </w:rPr>
   </w:style>
-  <w:style w:type="character" w:styleId="151">
+  <w:style w:type="character" w:styleId="869">
     <w:name w:val="Heading 2 Char"/>
-    <w:basedOn w:val="732"/>
-    <w:link w:val="731"/>
+    <w:basedOn w:val="919"/>
+    <w:link w:val="918"/>
     <w:uiPriority w:val="9"/>
     <w:pPr>
       <w:pBdr/>
@@ -38118,10 +39596,10 @@
       <w:szCs w:val="32"/>
     </w:rPr>
   </w:style>
-  <w:style w:type="character" w:styleId="152">
+  <w:style w:type="character" w:styleId="870">
     <w:name w:val="Heading 3 Char"/>
-    <w:basedOn w:val="732"/>
-    <w:link w:val="141"/>
+    <w:basedOn w:val="919"/>
+    <w:link w:val="861"/>
     <w:uiPriority w:val="9"/>
     <w:pPr>
       <w:pBdr/>
@@ -38135,10 +39613,10 @@
       <w:szCs w:val="28"/>
     </w:rPr>
   </w:style>
-  <w:style w:type="character" w:styleId="153">
+  <w:style w:type="character" w:styleId="871">
     <w:name w:val="Heading 4 Char"/>
-    <w:basedOn w:val="732"/>
-    <w:link w:val="142"/>
+    <w:basedOn w:val="919"/>
+    <w:link w:val="862"/>
     <w:uiPriority w:val="9"/>
     <w:pPr>
       <w:pBdr/>
@@ -38152,10 +39630,10 @@
       <w:color w:val="0f4761" w:themeColor="accent1" w:themeShade="BF"/>
     </w:rPr>
   </w:style>
-  <w:style w:type="character" w:styleId="154">
+  <w:style w:type="character" w:styleId="872">
     <w:name w:val="Heading 5 Char"/>
-    <w:basedOn w:val="732"/>
-    <w:link w:val="143"/>
+    <w:basedOn w:val="919"/>
+    <w:link w:val="863"/>
     <w:uiPriority w:val="9"/>
     <w:pPr>
       <w:pBdr/>
@@ -38167,10 +39645,10 @@
       <w:color w:val="0f4761" w:themeColor="accent1" w:themeShade="BF"/>
     </w:rPr>
   </w:style>
-  <w:style w:type="character" w:styleId="155">
+  <w:style w:type="character" w:styleId="873">
     <w:name w:val="Heading 6 Char"/>
-    <w:basedOn w:val="732"/>
-    <w:link w:val="144"/>
+    <w:basedOn w:val="919"/>
+    <w:link w:val="864"/>
     <w:uiPriority w:val="9"/>
     <w:pPr>
       <w:pBdr/>
@@ -38184,10 +39662,10 @@
       <w:color w:val="595959" w:themeColor="text1" w:themeTint="A6"/>
     </w:rPr>
   </w:style>
-  <w:style w:type="character" w:styleId="156">
+  <w:style w:type="character" w:styleId="874">
     <w:name w:val="Heading 7 Char"/>
-    <w:basedOn w:val="732"/>
-    <w:link w:val="145"/>
+    <w:basedOn w:val="919"/>
+    <w:link w:val="865"/>
     <w:uiPriority w:val="9"/>
     <w:pPr>
       <w:pBdr/>
@@ -38199,10 +39677,10 @@
       <w:color w:val="595959" w:themeColor="text1" w:themeTint="A6"/>
     </w:rPr>
   </w:style>
-  <w:style w:type="character" w:styleId="157">
+  <w:style w:type="character" w:styleId="875">
     <w:name w:val="Heading 8 Char"/>
-    <w:basedOn w:val="732"/>
-    <w:link w:val="146"/>
+    <w:basedOn w:val="919"/>
+    <w:link w:val="866"/>
     <w:uiPriority w:val="9"/>
     <w:pPr>
       <w:pBdr/>
@@ -38216,10 +39694,10 @@
       <w:color w:val="272727" w:themeColor="text1" w:themeTint="D8"/>
     </w:rPr>
   </w:style>
-  <w:style w:type="character" w:styleId="158">
+  <w:style w:type="character" w:styleId="876">
     <w:name w:val="Heading 9 Char"/>
-    <w:basedOn w:val="732"/>
-    <w:link w:val="147"/>
+    <w:basedOn w:val="919"/>
+    <w:link w:val="867"/>
     <w:uiPriority w:val="9"/>
     <w:pPr>
       <w:pBdr/>
@@ -38233,11 +39711,11 @@
       <w:color w:val="272727" w:themeColor="text1" w:themeTint="D8"/>
     </w:rPr>
   </w:style>
-  <w:style w:type="paragraph" w:styleId="159">
+  <w:style w:type="paragraph" w:styleId="877">
     <w:name w:val="Title"/>
-    <w:basedOn w:val="729"/>
-    <w:next w:val="729"/>
-    <w:link w:val="160"/>
+    <w:basedOn w:val="916"/>
+    <w:next w:val="916"/>
+    <w:link w:val="878"/>
     <w:uiPriority w:val="10"/>
     <w:qFormat/>
     <w:pPr>
@@ -38253,10 +39731,10 @@
       <w:szCs w:val="56"/>
     </w:rPr>
   </w:style>
-  <w:style w:type="character" w:styleId="160">
+  <w:style w:type="character" w:styleId="878">
     <w:name w:val="Title Char"/>
-    <w:basedOn w:val="732"/>
-    <w:link w:val="159"/>
+    <w:basedOn w:val="919"/>
+    <w:link w:val="877"/>
     <w:uiPriority w:val="10"/>
     <w:pPr>
       <w:pBdr/>
@@ -38270,11 +39748,11 @@
       <w:szCs w:val="56"/>
     </w:rPr>
   </w:style>
-  <w:style w:type="paragraph" w:styleId="161">
+  <w:style w:type="paragraph" w:styleId="879">
     <w:name w:val="Subtitle"/>
-    <w:basedOn w:val="729"/>
-    <w:next w:val="729"/>
-    <w:link w:val="162"/>
+    <w:basedOn w:val="916"/>
+    <w:next w:val="916"/>
+    <w:link w:val="880"/>
     <w:uiPriority w:val="11"/>
     <w:qFormat/>
     <w:pPr>
@@ -38292,10 +39770,10 @@
       <w:szCs w:val="28"/>
     </w:rPr>
   </w:style>
-  <w:style w:type="character" w:styleId="162">
+  <w:style w:type="character" w:styleId="880">
     <w:name w:val="Subtitle Char"/>
-    <w:basedOn w:val="732"/>
-    <w:link w:val="161"/>
+    <w:basedOn w:val="919"/>
+    <w:link w:val="879"/>
     <w:uiPriority w:val="11"/>
     <w:pPr>
       <w:pBdr/>
@@ -38309,11 +39787,11 @@
       <w:szCs w:val="28"/>
     </w:rPr>
   </w:style>
-  <w:style w:type="paragraph" w:styleId="163">
+  <w:style w:type="paragraph" w:styleId="881">
     <w:name w:val="Quote"/>
-    <w:basedOn w:val="729"/>
-    <w:next w:val="729"/>
-    <w:link w:val="164"/>
+    <w:basedOn w:val="916"/>
+    <w:next w:val="916"/>
+    <w:link w:val="882"/>
     <w:uiPriority w:val="29"/>
     <w:qFormat/>
     <w:pPr>
@@ -38328,10 +39806,10 @@
       <w:color w:val="404040" w:themeColor="text1" w:themeTint="BF"/>
     </w:rPr>
   </w:style>
-  <w:style w:type="character" w:styleId="164">
+  <w:style w:type="character" w:styleId="882">
     <w:name w:val="Quote Char"/>
-    <w:basedOn w:val="732"/>
-    <w:link w:val="163"/>
+    <w:basedOn w:val="919"/>
+    <w:link w:val="881"/>
     <w:uiPriority w:val="29"/>
     <w:pPr>
       <w:pBdr/>
@@ -38344,9 +39822,9 @@
       <w:color w:val="404040" w:themeColor="text1" w:themeTint="BF"/>
     </w:rPr>
   </w:style>
-  <w:style w:type="character" w:styleId="166">
+  <w:style w:type="character" w:styleId="883">
     <w:name w:val="Intense Emphasis"/>
-    <w:basedOn w:val="732"/>
+    <w:basedOn w:val="919"/>
     <w:uiPriority w:val="21"/>
     <w:qFormat/>
     <w:pPr>
@@ -38360,11 +39838,11 @@
       <w:color w:val="0f4761" w:themeColor="accent1" w:themeShade="BF"/>
     </w:rPr>
   </w:style>
-  <w:style w:type="paragraph" w:styleId="167">
+  <w:style w:type="paragraph" w:styleId="884">
     <w:name w:val="Intense Quote"/>
-    <w:basedOn w:val="729"/>
-    <w:next w:val="729"/>
-    <w:link w:val="168"/>
+    <w:basedOn w:val="916"/>
+    <w:next w:val="916"/>
+    <w:link w:val="885"/>
     <w:uiPriority w:val="30"/>
     <w:qFormat/>
     <w:pPr>
@@ -38382,10 +39860,10 @@
       <w:color w:val="0f4761" w:themeColor="accent1" w:themeShade="BF"/>
     </w:rPr>
   </w:style>
-  <w:style w:type="character" w:styleId="168">
+  <w:style w:type="character" w:styleId="885">
     <w:name w:val="Intense Quote Char"/>
-    <w:basedOn w:val="732"/>
-    <w:link w:val="167"/>
+    <w:basedOn w:val="919"/>
+    <w:link w:val="884"/>
     <w:uiPriority w:val="30"/>
     <w:pPr>
       <w:pBdr/>
@@ -38398,9 +39876,9 @@
       <w:color w:val="0f4761" w:themeColor="accent1" w:themeShade="BF"/>
     </w:rPr>
   </w:style>
-  <w:style w:type="character" w:styleId="169">
+  <w:style w:type="character" w:styleId="886">
     <w:name w:val="Intense Reference"/>
-    <w:basedOn w:val="732"/>
+    <w:basedOn w:val="919"/>
     <w:uiPriority w:val="32"/>
     <w:qFormat/>
     <w:pPr>
@@ -38416,9 +39894,9 @@
       <w:spacing w:val="5"/>
     </w:rPr>
   </w:style>
-  <w:style w:type="paragraph" w:styleId="170">
+  <w:style w:type="paragraph" w:styleId="887">
     <w:name w:val="No Spacing"/>
-    <w:basedOn w:val="729"/>
+    <w:basedOn w:val="916"/>
     <w:uiPriority w:val="1"/>
     <w:qFormat/>
     <w:pPr>
@@ -38427,9 +39905,9 @@
       <w:ind/>
     </w:pPr>
   </w:style>
-  <w:style w:type="character" w:styleId="171">
+  <w:style w:type="character" w:styleId="888">
     <w:name w:val="Subtle Emphasis"/>
-    <w:basedOn w:val="732"/>
+    <w:basedOn w:val="919"/>
     <w:uiPriority w:val="19"/>
     <w:qFormat/>
     <w:pPr>
@@ -38443,9 +39921,9 @@
       <w:color w:val="404040" w:themeColor="text1" w:themeTint="BF"/>
     </w:rPr>
   </w:style>
-  <w:style w:type="character" w:styleId="172">
+  <w:style w:type="character" w:styleId="889">
     <w:name w:val="Emphasis"/>
-    <w:basedOn w:val="732"/>
+    <w:basedOn w:val="919"/>
     <w:uiPriority w:val="20"/>
     <w:qFormat/>
     <w:pPr>
@@ -38458,9 +39936,9 @@
       <w:iCs/>
     </w:rPr>
   </w:style>
-  <w:style w:type="character" w:styleId="173">
+  <w:style w:type="character" w:styleId="890">
     <w:name w:val="Strong"/>
-    <w:basedOn w:val="732"/>
+    <w:basedOn w:val="919"/>
     <w:uiPriority w:val="22"/>
     <w:qFormat/>
     <w:pPr>
@@ -38473,9 +39951,9 @@
       <w:bCs/>
     </w:rPr>
   </w:style>
-  <w:style w:type="character" w:styleId="174">
+  <w:style w:type="character" w:styleId="891">
     <w:name w:val="Subtle Reference"/>
-    <w:basedOn w:val="732"/>
+    <w:basedOn w:val="919"/>
     <w:uiPriority w:val="31"/>
     <w:qFormat/>
     <w:pPr>
@@ -38488,9 +39966,9 @@
       <w:color w:val="5a5a5a" w:themeColor="text1" w:themeTint="A5"/>
     </w:rPr>
   </w:style>
-  <w:style w:type="character" w:styleId="175">
+  <w:style w:type="character" w:styleId="892">
     <w:name w:val="Book Title"/>
-    <w:basedOn w:val="732"/>
+    <w:basedOn w:val="919"/>
     <w:uiPriority w:val="33"/>
     <w:qFormat/>
     <w:pPr>
@@ -38506,10 +39984,10 @@
       <w:spacing w:val="5"/>
     </w:rPr>
   </w:style>
-  <w:style w:type="paragraph" w:styleId="176">
+  <w:style w:type="paragraph" w:styleId="893">
     <w:name w:val="Header"/>
-    <w:basedOn w:val="729"/>
-    <w:link w:val="177"/>
+    <w:basedOn w:val="916"/>
+    <w:link w:val="894"/>
     <w:uiPriority w:val="99"/>
     <w:unhideWhenUsed/>
     <w:pPr>
@@ -38522,10 +40000,10 @@
       <w:ind/>
     </w:pPr>
   </w:style>
-  <w:style w:type="character" w:styleId="177">
+  <w:style w:type="character" w:styleId="894">
     <w:name w:val="Header Char"/>
-    <w:basedOn w:val="732"/>
-    <w:link w:val="176"/>
+    <w:basedOn w:val="919"/>
+    <w:link w:val="893"/>
     <w:uiPriority w:val="99"/>
     <w:pPr>
       <w:pBdr/>
@@ -38533,10 +40011,10 @@
       <w:ind/>
     </w:pPr>
   </w:style>
-  <w:style w:type="character" w:styleId="179">
+  <w:style w:type="character" w:styleId="895">
     <w:name w:val="Footer Char"/>
-    <w:basedOn w:val="732"/>
-    <w:link w:val="737"/>
+    <w:basedOn w:val="919"/>
+    <w:link w:val="924"/>
     <w:uiPriority w:val="99"/>
     <w:pPr>
       <w:pBdr/>
@@ -38544,10 +40022,10 @@
       <w:ind/>
     </w:pPr>
   </w:style>
-  <w:style w:type="paragraph" w:styleId="180">
+  <w:style w:type="paragraph" w:styleId="896">
     <w:name w:val="Caption"/>
-    <w:basedOn w:val="729"/>
-    <w:next w:val="729"/>
+    <w:basedOn w:val="916"/>
+    <w:next w:val="916"/>
     <w:uiPriority w:val="35"/>
     <w:unhideWhenUsed/>
     <w:qFormat/>
@@ -38564,10 +40042,10 @@
       <w:szCs w:val="18"/>
     </w:rPr>
   </w:style>
-  <w:style w:type="paragraph" w:styleId="181">
+  <w:style w:type="paragraph" w:styleId="897">
     <w:name w:val="footnote text"/>
-    <w:basedOn w:val="729"/>
-    <w:link w:val="182"/>
+    <w:basedOn w:val="916"/>
+    <w:link w:val="898"/>
     <w:uiPriority w:val="99"/>
     <w:semiHidden/>
     <w:unhideWhenUsed/>
@@ -38581,10 +40059,10 @@
       <w:szCs w:val="20"/>
     </w:rPr>
   </w:style>
-  <w:style w:type="character" w:styleId="182">
+  <w:style w:type="character" w:styleId="898">
     <w:name w:val="Footnote Text Char"/>
-    <w:basedOn w:val="732"/>
-    <w:link w:val="181"/>
+    <w:basedOn w:val="919"/>
+    <w:link w:val="897"/>
     <w:uiPriority w:val="99"/>
     <w:semiHidden/>
     <w:pPr>
@@ -38597,9 +40075,9 @@
       <w:szCs w:val="20"/>
     </w:rPr>
   </w:style>
-  <w:style w:type="character" w:styleId="183">
+  <w:style w:type="character" w:styleId="899">
     <w:name w:val="footnote reference"/>
-    <w:basedOn w:val="732"/>
+    <w:basedOn w:val="919"/>
     <w:uiPriority w:val="99"/>
     <w:semiHidden/>
     <w:unhideWhenUsed/>
@@ -38612,10 +40090,10 @@
       <w:vertAlign w:val="superscript"/>
     </w:rPr>
   </w:style>
-  <w:style w:type="paragraph" w:styleId="184">
+  <w:style w:type="paragraph" w:styleId="900">
     <w:name w:val="endnote text"/>
-    <w:basedOn w:val="729"/>
-    <w:link w:val="185"/>
+    <w:basedOn w:val="916"/>
+    <w:link w:val="901"/>
     <w:uiPriority w:val="99"/>
     <w:semiHidden/>
     <w:unhideWhenUsed/>
@@ -38629,10 +40107,10 @@
       <w:szCs w:val="20"/>
     </w:rPr>
   </w:style>
-  <w:style w:type="character" w:styleId="185">
+  <w:style w:type="character" w:styleId="901">
     <w:name w:val="Endnote Text Char"/>
-    <w:basedOn w:val="732"/>
-    <w:link w:val="184"/>
+    <w:basedOn w:val="919"/>
+    <w:link w:val="900"/>
     <w:uiPriority w:val="99"/>
     <w:semiHidden/>
     <w:pPr>
@@ -38645,9 +40123,9 @@
       <w:szCs w:val="20"/>
     </w:rPr>
   </w:style>
-  <w:style w:type="character" w:styleId="186">
+  <w:style w:type="character" w:styleId="902">
     <w:name w:val="endnote reference"/>
-    <w:basedOn w:val="732"/>
+    <w:basedOn w:val="919"/>
     <w:uiPriority w:val="99"/>
     <w:semiHidden/>
     <w:unhideWhenUsed/>
@@ -38660,9 +40138,9 @@
       <w:vertAlign w:val="superscript"/>
     </w:rPr>
   </w:style>
-  <w:style w:type="character" w:styleId="187">
+  <w:style w:type="character" w:styleId="903">
     <w:name w:val="Hyperlink"/>
-    <w:basedOn w:val="732"/>
+    <w:basedOn w:val="919"/>
     <w:uiPriority w:val="99"/>
     <w:unhideWhenUsed/>
     <w:pPr>
@@ -38675,9 +40153,9 @@
       <w:u w:val="single"/>
     </w:rPr>
   </w:style>
-  <w:style w:type="character" w:styleId="188">
+  <w:style w:type="character" w:styleId="904">
     <w:name w:val="FollowedHyperlink"/>
-    <w:basedOn w:val="732"/>
+    <w:basedOn w:val="919"/>
     <w:uiPriority w:val="99"/>
     <w:semiHidden/>
     <w:unhideWhenUsed/>
@@ -38691,10 +40169,10 @@
       <w:u w:val="single"/>
     </w:rPr>
   </w:style>
-  <w:style w:type="paragraph" w:styleId="189">
+  <w:style w:type="paragraph" w:styleId="905">
     <w:name w:val="toc 1"/>
-    <w:basedOn w:val="729"/>
-    <w:next w:val="729"/>
+    <w:basedOn w:val="916"/>
+    <w:next w:val="916"/>
     <w:uiPriority w:val="39"/>
     <w:unhideWhenUsed/>
     <w:pPr>
@@ -38703,10 +40181,10 @@
       <w:ind/>
     </w:pPr>
   </w:style>
-  <w:style w:type="paragraph" w:styleId="190">
+  <w:style w:type="paragraph" w:styleId="906">
     <w:name w:val="toc 2"/>
-    <w:basedOn w:val="729"/>
-    <w:next w:val="729"/>
+    <w:basedOn w:val="916"/>
+    <w:next w:val="916"/>
     <w:uiPriority w:val="39"/>
     <w:unhideWhenUsed/>
     <w:pPr>
@@ -38715,10 +40193,10 @@
       <w:ind w:left="220"/>
     </w:pPr>
   </w:style>
-  <w:style w:type="paragraph" w:styleId="191">
+  <w:style w:type="paragraph" w:styleId="907">
     <w:name w:val="toc 3"/>
-    <w:basedOn w:val="729"/>
-    <w:next w:val="729"/>
+    <w:basedOn w:val="916"/>
+    <w:next w:val="916"/>
     <w:uiPriority w:val="39"/>
     <w:unhideWhenUsed/>
     <w:pPr>
@@ -38727,10 +40205,10 @@
       <w:ind w:left="440"/>
     </w:pPr>
   </w:style>
-  <w:style w:type="paragraph" w:styleId="192">
+  <w:style w:type="paragraph" w:styleId="908">
     <w:name w:val="toc 4"/>
-    <w:basedOn w:val="729"/>
-    <w:next w:val="729"/>
+    <w:basedOn w:val="916"/>
+    <w:next w:val="916"/>
     <w:uiPriority w:val="39"/>
     <w:unhideWhenUsed/>
     <w:pPr>
@@ -38739,10 +40217,10 @@
       <w:ind w:left="660"/>
     </w:pPr>
   </w:style>
-  <w:style w:type="paragraph" w:styleId="193">
+  <w:style w:type="paragraph" w:styleId="909">
     <w:name w:val="toc 5"/>
-    <w:basedOn w:val="729"/>
-    <w:next w:val="729"/>
+    <w:basedOn w:val="916"/>
+    <w:next w:val="916"/>
     <w:uiPriority w:val="39"/>
     <w:unhideWhenUsed/>
     <w:pPr>
@@ -38751,10 +40229,10 @@
       <w:ind w:left="880"/>
     </w:pPr>
   </w:style>
-  <w:style w:type="paragraph" w:styleId="194">
+  <w:style w:type="paragraph" w:styleId="910">
     <w:name w:val="toc 6"/>
-    <w:basedOn w:val="729"/>
-    <w:next w:val="729"/>
+    <w:basedOn w:val="916"/>
+    <w:next w:val="916"/>
     <w:uiPriority w:val="39"/>
     <w:unhideWhenUsed/>
     <w:pPr>
@@ -38763,10 +40241,10 @@
       <w:ind w:left="1100"/>
     </w:pPr>
   </w:style>
-  <w:style w:type="paragraph" w:styleId="195">
+  <w:style w:type="paragraph" w:styleId="911">
     <w:name w:val="toc 7"/>
-    <w:basedOn w:val="729"/>
-    <w:next w:val="729"/>
+    <w:basedOn w:val="916"/>
+    <w:next w:val="916"/>
     <w:uiPriority w:val="39"/>
     <w:unhideWhenUsed/>
     <w:pPr>
@@ -38775,10 +40253,10 @@
       <w:ind w:left="1320"/>
     </w:pPr>
   </w:style>
-  <w:style w:type="paragraph" w:styleId="196">
+  <w:style w:type="paragraph" w:styleId="912">
     <w:name w:val="toc 8"/>
-    <w:basedOn w:val="729"/>
-    <w:next w:val="729"/>
+    <w:basedOn w:val="916"/>
+    <w:next w:val="916"/>
     <w:uiPriority w:val="39"/>
     <w:unhideWhenUsed/>
     <w:pPr>
@@ -38787,10 +40265,10 @@
       <w:ind w:left="1540"/>
     </w:pPr>
   </w:style>
-  <w:style w:type="paragraph" w:styleId="197">
+  <w:style w:type="paragraph" w:styleId="913">
     <w:name w:val="toc 9"/>
-    <w:basedOn w:val="729"/>
-    <w:next w:val="729"/>
+    <w:basedOn w:val="916"/>
+    <w:next w:val="916"/>
     <w:uiPriority w:val="39"/>
     <w:unhideWhenUsed/>
     <w:pPr>
@@ -38799,7 +40277,7 @@
       <w:ind w:left="1760"/>
     </w:pPr>
   </w:style>
-  <w:style w:type="paragraph" w:styleId="208">
+  <w:style w:type="paragraph" w:styleId="914">
     <w:name w:val="TOC Heading"/>
     <w:uiPriority w:val="39"/>
     <w:unhideWhenUsed/>
@@ -38809,10 +40287,10 @@
       <w:ind/>
     </w:pPr>
   </w:style>
-  <w:style w:type="paragraph" w:styleId="209">
+  <w:style w:type="paragraph" w:styleId="915">
     <w:name w:val="table of figures"/>
-    <w:basedOn w:val="729"/>
-    <w:next w:val="729"/>
+    <w:basedOn w:val="916"/>
+    <w:next w:val="916"/>
     <w:uiPriority w:val="99"/>
     <w:unhideWhenUsed/>
     <w:pPr>
@@ -38821,7 +40299,7 @@
       <w:ind/>
     </w:pPr>
   </w:style>
-  <w:style w:type="paragraph" w:styleId="729" w:default="1">
+  <w:style w:type="paragraph" w:styleId="916" w:default="1">
     <w:name w:val="Normal"/>
     <w:qFormat/>
     <w:pPr>
@@ -38835,11 +40313,11 @@
       <w14:ligatures w14:val="none"/>
     </w:rPr>
   </w:style>
-  <w:style w:type="paragraph" w:styleId="730">
+  <w:style w:type="paragraph" w:styleId="917">
     <w:name w:val="Heading 1"/>
-    <w:basedOn w:val="729"/>
-    <w:next w:val="729"/>
-    <w:link w:val="735"/>
+    <w:basedOn w:val="916"/>
+    <w:next w:val="916"/>
+    <w:link w:val="922"/>
     <w:uiPriority w:val="9"/>
     <w:qFormat/>
     <w:pPr>
@@ -38858,11 +40336,11 @@
       <w:szCs w:val="32"/>
     </w:rPr>
   </w:style>
-  <w:style w:type="paragraph" w:styleId="731">
+  <w:style w:type="paragraph" w:styleId="918">
     <w:name w:val="Heading 2"/>
-    <w:basedOn w:val="729"/>
-    <w:next w:val="729"/>
-    <w:link w:val="736"/>
+    <w:basedOn w:val="916"/>
+    <w:next w:val="916"/>
+    <w:link w:val="923"/>
     <w:uiPriority w:val="9"/>
     <w:semiHidden/>
     <w:unhideWhenUsed/>
@@ -38882,7 +40360,7 @@
       <w:szCs w:val="26"/>
     </w:rPr>
   </w:style>
-  <w:style w:type="character" w:styleId="732" w:default="1">
+  <w:style w:type="character" w:styleId="919" w:default="1">
     <w:name w:val="Default Paragraph Font"/>
     <w:uiPriority w:val="1"/>
     <w:unhideWhenUsed/>
@@ -38892,7 +40370,7 @@
       <w:ind/>
     </w:pPr>
   </w:style>
-  <w:style w:type="table" w:styleId="733" w:default="1">
+  <w:style w:type="table" w:styleId="920" w:default="1">
     <w:name w:val="Normal Table"/>
     <w:uiPriority w:val="99"/>
     <w:semiHidden/>
@@ -39085,7 +40563,7 @@
       </w:tcPr>
     </w:tblStylePr>
   </w:style>
-  <w:style w:type="numbering" w:styleId="734" w:default="1">
+  <w:style w:type="numbering" w:styleId="921" w:default="1">
     <w:name w:val="No List"/>
     <w:uiPriority w:val="99"/>
     <w:semiHidden/>
@@ -39096,10 +40574,10 @@
       <w:ind/>
     </w:pPr>
   </w:style>
-  <w:style w:type="character" w:styleId="735" w:customStyle="1">
+  <w:style w:type="character" w:styleId="922" w:customStyle="1">
     <w:name w:val="Заголовок 1 Знак"/>
-    <w:basedOn w:val="732"/>
-    <w:link w:val="730"/>
+    <w:basedOn w:val="919"/>
+    <w:link w:val="917"/>
     <w:uiPriority w:val="9"/>
     <w:pPr>
       <w:pBdr/>
@@ -39114,10 +40592,10 @@
       <w:szCs w:val="32"/>
     </w:rPr>
   </w:style>
-  <w:style w:type="character" w:styleId="736" w:customStyle="1">
+  <w:style w:type="character" w:styleId="923" w:customStyle="1">
     <w:name w:val="Заголовок 2 Знак"/>
-    <w:basedOn w:val="732"/>
-    <w:link w:val="731"/>
+    <w:basedOn w:val="919"/>
+    <w:link w:val="918"/>
     <w:uiPriority w:val="9"/>
     <w:semiHidden/>
     <w:pPr>
@@ -39132,10 +40610,10 @@
       <w:szCs w:val="26"/>
     </w:rPr>
   </w:style>
-  <w:style w:type="paragraph" w:styleId="737">
+  <w:style w:type="paragraph" w:styleId="924">
     <w:name w:val="Footer"/>
-    <w:basedOn w:val="729"/>
-    <w:link w:val="738"/>
+    <w:basedOn w:val="916"/>
+    <w:link w:val="925"/>
     <w:uiPriority w:val="99"/>
     <w:unhideWhenUsed/>
     <w:pPr>
@@ -39148,10 +40626,10 @@
       <w:ind/>
     </w:pPr>
   </w:style>
-  <w:style w:type="character" w:styleId="738" w:customStyle="1">
+  <w:style w:type="character" w:styleId="925" w:customStyle="1">
     <w:name w:val="Нижний колонтитул Знак"/>
-    <w:basedOn w:val="732"/>
-    <w:link w:val="737"/>
+    <w:basedOn w:val="919"/>
+    <w:link w:val="924"/>
     <w:uiPriority w:val="99"/>
     <w:pPr>
       <w:pBdr/>
@@ -39164,9 +40642,9 @@
       <w14:ligatures w14:val="none"/>
     </w:rPr>
   </w:style>
-  <w:style w:type="paragraph" w:styleId="739">
+  <w:style w:type="paragraph" w:styleId="926">
     <w:name w:val="List Paragraph"/>
-    <w:basedOn w:val="729"/>
+    <w:basedOn w:val="916"/>
     <w:uiPriority w:val="1"/>
     <w:qFormat/>
     <w:pPr>
@@ -39176,10 +40654,10 @@
       <w:contextualSpacing w:val="true"/>
     </w:pPr>
   </w:style>
-  <w:style w:type="paragraph" w:styleId="740">
+  <w:style w:type="paragraph" w:styleId="927">
     <w:name w:val="Body Text"/>
-    <w:basedOn w:val="729"/>
-    <w:link w:val="741"/>
+    <w:basedOn w:val="916"/>
+    <w:link w:val="928"/>
     <w:uiPriority w:val="1"/>
     <w:unhideWhenUsed/>
     <w:qFormat/>
@@ -39195,10 +40673,10 @@
       <w:szCs w:val="28"/>
     </w:rPr>
   </w:style>
-  <w:style w:type="character" w:styleId="741" w:customStyle="1">
+  <w:style w:type="character" w:styleId="928" w:customStyle="1">
     <w:name w:val="Основной текст Знак"/>
-    <w:basedOn w:val="732"/>
-    <w:link w:val="740"/>
+    <w:basedOn w:val="919"/>
+    <w:link w:val="927"/>
     <w:uiPriority w:val="1"/>
     <w:pPr>
       <w:pBdr/>
@@ -39212,9 +40690,9 @@
       <w14:ligatures w14:val="none"/>
     </w:rPr>
   </w:style>
-  <w:style w:type="table" w:styleId="742">
+  <w:style w:type="table" w:styleId="929">
     <w:name w:val="Table Grid"/>
-    <w:basedOn w:val="733"/>
+    <w:basedOn w:val="920"/>
     <w:uiPriority w:val="39"/>
     <w:pPr>
       <w:pBdr/>
@@ -39404,9 +40882,9 @@
       </w:tcPr>
     </w:tblStylePr>
   </w:style>
-  <w:style w:type="character" w:styleId="743">
+  <w:style w:type="character" w:styleId="930">
     <w:name w:val="Placeholder Text"/>
-    <w:basedOn w:val="732"/>
+    <w:basedOn w:val="919"/>
     <w:uiPriority w:val="99"/>
     <w:semiHidden/>
     <w:pPr>
@@ -39418,9 +40896,9 @@
       <w:color w:val="666666"/>
     </w:rPr>
   </w:style>
-  <w:style w:type="paragraph" w:styleId="744" w:customStyle="1">
+  <w:style w:type="paragraph" w:styleId="931" w:customStyle="1">
     <w:name w:val="p1"/>
-    <w:basedOn w:val="729"/>
+    <w:basedOn w:val="916"/>
     <w:pPr>
       <w:pBdr/>
       <w:spacing w:after="0" w:line="240" w:lineRule="auto"/>
@@ -39434,10 +40912,10 @@
       <w:lang w:eastAsia="ru-RU"/>
     </w:rPr>
   </w:style>
-  <w:style w:type="paragraph" w:styleId="745" w:customStyle="1">
+  <w:style w:type="paragraph" w:styleId="932" w:customStyle="1">
     <w:name w:val="123"/>
-    <w:basedOn w:val="740"/>
-    <w:link w:val="746"/>
+    <w:basedOn w:val="927"/>
+    <w:link w:val="933"/>
     <w:qFormat/>
     <w:pPr>
       <w:pBdr/>
@@ -39447,10 +40925,10 @@
       <w:jc w:val="both"/>
     </w:pPr>
   </w:style>
-  <w:style w:type="character" w:styleId="746" w:customStyle="1">
+  <w:style w:type="character" w:styleId="933" w:customStyle="1">
     <w:name w:val="123 Знак"/>
-    <w:basedOn w:val="741"/>
-    <w:link w:val="745"/>
+    <w:basedOn w:val="928"/>
+    <w:link w:val="932"/>
     <w:pPr>
       <w:pBdr/>
       <w:spacing/>
@@ -39463,19 +40941,19 @@
       <w14:ligatures w14:val="none"/>
     </w:rPr>
   </w:style>
-  <w:style w:type="character" w:styleId="1_66" w:customStyle="1">
+  <w:style w:type="character" w:styleId="934" w:customStyle="1">
     <w:name w:val="MAIN_character"/>
-    <w:link w:val="1_65"/>
+    <w:link w:val="935"/>
     <w:pPr>
       <w:pBdr/>
       <w:spacing/>
       <w:ind/>
     </w:pPr>
   </w:style>
-  <w:style w:type="paragraph" w:styleId="1_65" w:customStyle="1">
+  <w:style w:type="paragraph" w:styleId="935" w:customStyle="1">
     <w:name w:val="MAIN"/>
-    <w:basedOn w:val="729"/>
-    <w:link w:val="1_66"/>
+    <w:basedOn w:val="916"/>
+    <w:link w:val="934"/>
     <w:qFormat/>
     <w:pPr>
       <w:suppressLineNumbers w:val="false"/>
@@ -39491,9 +40969,8 @@
       <w:lang w:eastAsia="ru-RU"/>
     </w:rPr>
   </w:style>
-  <w:style w:type="character" w:styleId="1_1227" w:customStyle="1">
+  <w:style w:type="character" w:styleId="936" w:customStyle="1">
     <w:name w:val="сщву_character"/>
-    <w:link w:val="1_1226"/>
     <w:pPr>
       <w:pBdr/>
       <w:spacing/>
@@ -39505,9 +40982,9 @@
       <w:sz w:val="24"/>
     </w:rPr>
   </w:style>
-  <w:style w:type="character" w:styleId="1_1836" w:customStyle="1">
+  <w:style w:type="character" w:styleId="937" w:customStyle="1">
     <w:name w:val="code_character"/>
-    <w:link w:val="1_1835"/>
+    <w:link w:val="938"/>
     <w:pPr>
       <w:pBdr/>
       <w:spacing/>
@@ -39518,10 +40995,10 @@
       <w:szCs w:val="24"/>
     </w:rPr>
   </w:style>
-  <w:style w:type="paragraph" w:styleId="1_1835" w:customStyle="1">
+  <w:style w:type="paragraph" w:styleId="938" w:customStyle="1">
     <w:name w:val="code"/>
-    <w:basedOn w:val="1_65"/>
-    <w:link w:val="1_1836"/>
+    <w:basedOn w:val="935"/>
+    <w:link w:val="937"/>
     <w:qFormat/>
     <w:pPr>
       <w:suppressLineNumbers w:val="false"/>
